--- a/01-电源电路/04-电池充放电管理/锂电池保护电路/锂电池保护电路.docx
+++ b/01-电源电路/04-电池充放电管理/锂电池保护电路/锂电池保护电路.docx
@@ -2202,6 +2202,20 @@
     </w:p>
     <w:bookmarkEnd w:id="26"/>
     <w:bookmarkEnd w:id="27"/>
+    <w:p>
+      <w:pPr>
+        <w:spacing w:before="360"/>
+        <w:jc w:val="center"/>
+      </w:pPr>
+      <w:r>
+        <w:rPr>
+          <w:rFonts w:ascii="Times New Roman" w:hAnsi="Times New Roman"/>
+          <w:color w:val="555555"/>
+          <w:sz w:val="21"/>
+        </w:rPr>
+        <w:t>材料收集者：杜文杰</w:t>
+      </w:r>
+    </w:p>
     <w:sectPr>
       <w:headerReference r:id="rId9" w:type="default"/>
       <w:footerReference r:id="rId10" w:type="default"/>

--- a/01-电源电路/04-电池充放电管理/锂电池保护电路/锂电池保护电路.docx
+++ b/01-电源电路/04-电池充放电管理/锂电池保护电路/锂电池保护电路.docx
@@ -1,6 +1,6 @@
 
 <file path=word/document.xml><?xml version="1.0" encoding="utf-8"?>
-<w:document xmlns:w="http://schemas.openxmlformats.org/wordprocessingml/2006/main" xmlns:m="http://schemas.openxmlformats.org/officeDocument/2006/math" xmlns:r="http://schemas.openxmlformats.org/officeDocument/2006/relationships" xmlns:o="urn:schemas-microsoft-com:office:office" xmlns:v="urn:schemas-microsoft-com:vml" xmlns:w10="urn:schemas-microsoft-com:office:word" xmlns:a="http://schemas.openxmlformats.org/drawingml/2006/main" xmlns:pic="http://schemas.openxmlformats.org/drawingml/2006/picture" xmlns:wp="http://schemas.openxmlformats.org/drawingml/2006/wordprocessingDrawing">
+<w:document xmlns:m="http://schemas.openxmlformats.org/officeDocument/2006/math" xmlns:r="http://schemas.openxmlformats.org/officeDocument/2006/relationships" xmlns:w="http://schemas.openxmlformats.org/wordprocessingml/2006/main" xmlns:o="urn:schemas-microsoft-com:office:office" xmlns:v="urn:schemas-microsoft-com:vml" xmlns:w10="urn:schemas-microsoft-com:office:word" xmlns:a="http://schemas.openxmlformats.org/drawingml/2006/main" xmlns:pic="http://schemas.openxmlformats.org/drawingml/2006/picture" xmlns:wp="http://schemas.openxmlformats.org/drawingml/2006/wordprocessingDrawing">
   <w:body>
     <w:bookmarkStart w:id="27" w:name="锂电池保护电路"/>
     <w:p>
@@ -9,7 +9,7 @@
       </w:pPr>
       <w:r>
         <w:rPr>
-          <w:rFonts w:hint="eastAsia"/>
+          <w:rFonts w:hint="eastAsia" w:eastAsia="黑体"/>
         </w:rPr>
         <w:t xml:space="preserve">锂电池保护电路</w:t>
       </w:r>
@@ -21,7 +21,7 @@
       </w:pPr>
       <w:r>
         <w:rPr>
-          <w:rFonts w:hint="eastAsia"/>
+          <w:rFonts w:hint="eastAsia" w:eastAsia="黑体"/>
         </w:rPr>
         <w:t xml:space="preserve">拓扑描述</w:t>
       </w:r>
@@ -32,65 +32,86 @@
       </w:pPr>
       <w:r>
         <w:rPr>
-          <w:rFonts w:hint="eastAsia"/>
+          <w:rFonts w:hint="eastAsia" w:eastAsia="黑体"/>
         </w:rPr>
         <w:t xml:space="preserve">本电路由锂电池保护控制</w:t>
       </w:r>
       <w:r>
+        <w:rPr>
+          <w:rFonts w:eastAsia="黑体"/>
+        </w:rPr>
         <w:t xml:space="preserve"> </w:t>
       </w:r>
       <w:r>
         <w:rPr>
-          <w:rFonts w:hint="eastAsia"/>
+          <w:rFonts w:hint="eastAsia" w:eastAsia="黑体"/>
         </w:rPr>
         <w:t xml:space="preserve">IC（编号</w:t>
       </w:r>
       <w:r>
+        <w:rPr>
+          <w:rFonts w:eastAsia="黑体"/>
+        </w:rPr>
         <w:t xml:space="preserve"> </w:t>
       </w:r>
       <w:r>
         <w:rPr>
-          <w:rFonts w:hint="eastAsia"/>
+          <w:rFonts w:hint="eastAsia" w:eastAsia="黑体"/>
         </w:rPr>
         <w:t xml:space="preserve">IC1）、两只反向串联的</w:t>
       </w:r>
       <w:r>
+        <w:rPr>
+          <w:rFonts w:eastAsia="黑体"/>
+        </w:rPr>
         <w:t xml:space="preserve"> </w:t>
       </w:r>
       <w:r>
         <w:rPr>
-          <w:rFonts w:hint="eastAsia"/>
+          <w:rFonts w:hint="eastAsia" w:eastAsia="黑体"/>
         </w:rPr>
         <w:t xml:space="preserve">MOSFET（充电开关</w:t>
       </w:r>
       <w:r>
+        <w:rPr>
+          <w:rFonts w:eastAsia="黑体"/>
+        </w:rPr>
         <w:t xml:space="preserve"> </w:t>
       </w:r>
       <w:r>
         <w:rPr>
-          <w:rFonts w:hint="eastAsia"/>
+          <w:rFonts w:hint="eastAsia" w:eastAsia="黑体"/>
         </w:rPr>
         <w:t xml:space="preserve">Q1、放电开关</w:t>
       </w:r>
       <w:r>
+        <w:rPr>
+          <w:rFonts w:eastAsia="黑体"/>
+        </w:rPr>
         <w:t xml:space="preserve"> </w:t>
       </w:r>
       <w:r>
         <w:rPr>
-          <w:rFonts w:hint="eastAsia"/>
+          <w:rFonts w:hint="eastAsia" w:eastAsia="黑体"/>
         </w:rPr>
         <w:t xml:space="preserve">Q2）以及锂电池（编号</w:t>
       </w:r>
       <w:r>
+        <w:rPr>
+          <w:rFonts w:eastAsia="黑体"/>
+        </w:rPr>
         <w:t xml:space="preserve"> </w:t>
       </w:r>
       <w:r>
         <w:rPr>
-          <w:rFonts w:hint="eastAsia"/>
+          <w:rFonts w:hint="eastAsia" w:eastAsia="黑体"/>
         </w:rPr>
         <w:t xml:space="preserve">BAT）组成，通常还含检流电阻</w:t>
       </w:r>
       <w:r>
+        <w:rPr>
+          <w:rFonts w:eastAsia="黑体"/>
+        </w:rPr>
         <w:t xml:space="preserve"> </w:t>
       </w:r>
       <m:oMath>
@@ -121,88 +142,115 @@
       </m:oMath>
       <w:r>
         <w:rPr>
-          <w:rFonts w:hint="eastAsia"/>
+          <w:rFonts w:hint="eastAsia" w:eastAsia="黑体"/>
         </w:rPr>
         <w:t xml:space="preserve">。关键节点有：电池正端节点</w:t>
       </w:r>
       <w:r>
+        <w:rPr>
+          <w:rFonts w:eastAsia="黑体"/>
+        </w:rPr>
         <w:t xml:space="preserve"> B+ </w:t>
       </w:r>
       <w:r>
         <w:rPr>
-          <w:rFonts w:hint="eastAsia"/>
+          <w:rFonts w:hint="eastAsia" w:eastAsia="黑体"/>
         </w:rPr>
         <w:t xml:space="preserve">与外部负载/充电器接口节点</w:t>
       </w:r>
       <w:r>
+        <w:rPr>
+          <w:rFonts w:eastAsia="黑体"/>
+        </w:rPr>
         <w:t xml:space="preserve"> </w:t>
       </w:r>
       <w:r>
         <w:rPr>
-          <w:rFonts w:hint="eastAsia"/>
+          <w:rFonts w:hint="eastAsia" w:eastAsia="黑体"/>
         </w:rPr>
         <w:t xml:space="preserve">P+、电池负端节点</w:t>
       </w:r>
       <w:r>
+        <w:rPr>
+          <w:rFonts w:eastAsia="黑体"/>
+        </w:rPr>
         <w:t xml:space="preserve"> B- </w:t>
       </w:r>
       <w:r>
         <w:rPr>
-          <w:rFonts w:hint="eastAsia"/>
+          <w:rFonts w:hint="eastAsia" w:eastAsia="黑体"/>
         </w:rPr>
         <w:t xml:space="preserve">与外部接口负端节点</w:t>
       </w:r>
       <w:r>
+        <w:rPr>
+          <w:rFonts w:eastAsia="黑体"/>
+        </w:rPr>
         <w:t xml:space="preserve"> </w:t>
       </w:r>
       <w:r>
         <w:rPr>
-          <w:rFonts w:hint="eastAsia"/>
+          <w:rFonts w:hint="eastAsia" w:eastAsia="黑体"/>
         </w:rPr>
         <w:t xml:space="preserve">P-、以及</w:t>
       </w:r>
       <w:r>
+        <w:rPr>
+          <w:rFonts w:eastAsia="黑体"/>
+        </w:rPr>
         <w:t xml:space="preserve"> Q1、Q2 </w:t>
       </w:r>
       <w:r>
         <w:rPr>
-          <w:rFonts w:hint="eastAsia"/>
+          <w:rFonts w:hint="eastAsia" w:eastAsia="黑体"/>
         </w:rPr>
         <w:t xml:space="preserve">公共源极所接的内部公共节点</w:t>
       </w:r>
       <w:r>
+        <w:rPr>
+          <w:rFonts w:eastAsia="黑体"/>
+        </w:rPr>
         <w:t xml:space="preserve"> </w:t>
       </w:r>
       <w:r>
         <w:rPr>
-          <w:rFonts w:hint="eastAsia"/>
+          <w:rFonts w:hint="eastAsia" w:eastAsia="黑体"/>
         </w:rPr>
         <w:t xml:space="preserve">M。两只</w:t>
       </w:r>
       <w:r>
+        <w:rPr>
+          <w:rFonts w:eastAsia="黑体"/>
+        </w:rPr>
         <w:t xml:space="preserve"> MOSFET </w:t>
       </w:r>
       <w:r>
         <w:rPr>
-          <w:rFonts w:hint="eastAsia"/>
+          <w:rFonts w:hint="eastAsia" w:eastAsia="黑体"/>
         </w:rPr>
         <w:t xml:space="preserve">串接在</w:t>
       </w:r>
       <w:r>
+        <w:rPr>
+          <w:rFonts w:eastAsia="黑体"/>
+        </w:rPr>
         <w:t xml:space="preserve"> B- </w:t>
       </w:r>
       <w:r>
         <w:rPr>
-          <w:rFonts w:hint="eastAsia"/>
+          <w:rFonts w:hint="eastAsia" w:eastAsia="黑体"/>
         </w:rPr>
         <w:t xml:space="preserve">与</w:t>
       </w:r>
       <w:r>
+        <w:rPr>
+          <w:rFonts w:eastAsia="黑体"/>
+        </w:rPr>
         <w:t xml:space="preserve"> P- </w:t>
       </w:r>
       <w:r>
         <w:rPr>
-          <w:rFonts w:hint="eastAsia"/>
+          <w:rFonts w:hint="eastAsia" w:eastAsia="黑体"/>
         </w:rPr>
         <w:t xml:space="preserve">之间，构成既控制充电又控制放电的开关通路。</w:t>
       </w:r>
@@ -211,164 +259,218 @@
       <w:pPr/>
       <w:r>
         <w:rPr>
-          <w:rFonts w:hint="eastAsia"/>
+          <w:rFonts w:hint="eastAsia" w:eastAsia="黑体"/>
         </w:rPr>
         <w:t xml:space="preserve">各元件管脚连接：保护</w:t>
       </w:r>
       <w:r>
+        <w:rPr>
+          <w:rFonts w:eastAsia="黑体"/>
+        </w:rPr>
         <w:t xml:space="preserve"> </w:t>
       </w:r>
       <w:r>
         <w:rPr>
-          <w:rFonts w:hint="eastAsia"/>
+          <w:rFonts w:hint="eastAsia" w:eastAsia="黑体"/>
         </w:rPr>
         <w:t xml:space="preserve">IC（IC1）的电源脚接电池正端</w:t>
       </w:r>
       <w:r>
+        <w:rPr>
+          <w:rFonts w:eastAsia="黑体"/>
+        </w:rPr>
         <w:t xml:space="preserve"> </w:t>
       </w:r>
       <w:r>
         <w:rPr>
-          <w:rFonts w:hint="eastAsia"/>
+          <w:rFonts w:hint="eastAsia" w:eastAsia="黑体"/>
         </w:rPr>
         <w:t xml:space="preserve">B+、地脚接电池负端</w:t>
       </w:r>
       <w:r>
+        <w:rPr>
+          <w:rFonts w:eastAsia="黑体"/>
+        </w:rPr>
         <w:t xml:space="preserve"> </w:t>
       </w:r>
       <w:r>
         <w:rPr>
-          <w:rFonts w:hint="eastAsia"/>
+          <w:rFonts w:hint="eastAsia" w:eastAsia="黑体"/>
         </w:rPr>
         <w:t xml:space="preserve">B-；其充电控制脚</w:t>
       </w:r>
       <w:r>
+        <w:rPr>
+          <w:rFonts w:eastAsia="黑体"/>
+        </w:rPr>
         <w:t xml:space="preserve"> CO </w:t>
       </w:r>
       <w:r>
         <w:rPr>
-          <w:rFonts w:hint="eastAsia"/>
+          <w:rFonts w:hint="eastAsia" w:eastAsia="黑体"/>
         </w:rPr>
         <w:t xml:space="preserve">接</w:t>
       </w:r>
       <w:r>
+        <w:rPr>
+          <w:rFonts w:eastAsia="黑体"/>
+        </w:rPr>
         <w:t xml:space="preserve"> Q1 </w:t>
       </w:r>
       <w:r>
         <w:rPr>
-          <w:rFonts w:hint="eastAsia"/>
+          <w:rFonts w:hint="eastAsia" w:eastAsia="黑体"/>
         </w:rPr>
         <w:t xml:space="preserve">的栅极、放电控制脚</w:t>
       </w:r>
       <w:r>
+        <w:rPr>
+          <w:rFonts w:eastAsia="黑体"/>
+        </w:rPr>
         <w:t xml:space="preserve"> DO </w:t>
       </w:r>
       <w:r>
         <w:rPr>
-          <w:rFonts w:hint="eastAsia"/>
+          <w:rFonts w:hint="eastAsia" w:eastAsia="黑体"/>
         </w:rPr>
         <w:t xml:space="preserve">接</w:t>
       </w:r>
       <w:r>
+        <w:rPr>
+          <w:rFonts w:eastAsia="黑体"/>
+        </w:rPr>
         <w:t xml:space="preserve"> Q2 </w:t>
       </w:r>
       <w:r>
         <w:rPr>
-          <w:rFonts w:hint="eastAsia"/>
+          <w:rFonts w:hint="eastAsia" w:eastAsia="黑体"/>
         </w:rPr>
         <w:t xml:space="preserve">的栅极。Q1</w:t>
       </w:r>
       <w:r>
+        <w:rPr>
+          <w:rFonts w:eastAsia="黑体"/>
+        </w:rPr>
         <w:t xml:space="preserve"> </w:t>
       </w:r>
       <w:r>
         <w:rPr>
-          <w:rFonts w:hint="eastAsia"/>
+          <w:rFonts w:hint="eastAsia" w:eastAsia="黑体"/>
         </w:rPr>
         <w:t xml:space="preserve">与</w:t>
       </w:r>
       <w:r>
+        <w:rPr>
+          <w:rFonts w:eastAsia="黑体"/>
+        </w:rPr>
         <w:t xml:space="preserve"> Q2 </w:t>
       </w:r>
       <w:r>
         <w:rPr>
-          <w:rFonts w:hint="eastAsia"/>
+          <w:rFonts w:hint="eastAsia" w:eastAsia="黑体"/>
         </w:rPr>
         <w:t xml:space="preserve">反向串联：Q1</w:t>
       </w:r>
       <w:r>
+        <w:rPr>
+          <w:rFonts w:eastAsia="黑体"/>
+        </w:rPr>
         <w:t xml:space="preserve"> </w:t>
       </w:r>
       <w:r>
         <w:rPr>
-          <w:rFonts w:hint="eastAsia"/>
+          <w:rFonts w:hint="eastAsia" w:eastAsia="黑体"/>
         </w:rPr>
         <w:t xml:space="preserve">的漏极接电池负端</w:t>
       </w:r>
       <w:r>
+        <w:rPr>
+          <w:rFonts w:eastAsia="黑体"/>
+        </w:rPr>
         <w:t xml:space="preserve"> </w:t>
       </w:r>
       <w:r>
         <w:rPr>
-          <w:rFonts w:hint="eastAsia"/>
+          <w:rFonts w:hint="eastAsia" w:eastAsia="黑体"/>
         </w:rPr>
         <w:t xml:space="preserve">B-、源极接公共节点</w:t>
       </w:r>
       <w:r>
+        <w:rPr>
+          <w:rFonts w:eastAsia="黑体"/>
+        </w:rPr>
         <w:t xml:space="preserve"> </w:t>
       </w:r>
       <w:r>
         <w:rPr>
-          <w:rFonts w:hint="eastAsia"/>
+          <w:rFonts w:hint="eastAsia" w:eastAsia="黑体"/>
         </w:rPr>
         <w:t xml:space="preserve">M（与</w:t>
       </w:r>
       <w:r>
+        <w:rPr>
+          <w:rFonts w:eastAsia="黑体"/>
+        </w:rPr>
         <w:t xml:space="preserve"> Q2 </w:t>
       </w:r>
       <w:r>
         <w:rPr>
-          <w:rFonts w:hint="eastAsia"/>
+          <w:rFonts w:hint="eastAsia" w:eastAsia="黑体"/>
         </w:rPr>
         <w:t xml:space="preserve">的源极相连），Q2</w:t>
       </w:r>
       <w:r>
+        <w:rPr>
+          <w:rFonts w:eastAsia="黑体"/>
+        </w:rPr>
         <w:t xml:space="preserve"> </w:t>
       </w:r>
       <w:r>
         <w:rPr>
-          <w:rFonts w:hint="eastAsia"/>
+          <w:rFonts w:hint="eastAsia" w:eastAsia="黑体"/>
         </w:rPr>
         <w:t xml:space="preserve">的漏极接外部接口负端</w:t>
       </w:r>
       <w:r>
+        <w:rPr>
+          <w:rFonts w:eastAsia="黑体"/>
+        </w:rPr>
         <w:t xml:space="preserve"> </w:t>
       </w:r>
       <w:r>
         <w:rPr>
-          <w:rFonts w:hint="eastAsia"/>
+          <w:rFonts w:hint="eastAsia" w:eastAsia="黑体"/>
         </w:rPr>
         <w:t xml:space="preserve">P-（或反之），使两管的体二极管方向相反，从而可分别阻断充电与放电回路。IC1</w:t>
       </w:r>
       <w:r>
+        <w:rPr>
+          <w:rFonts w:eastAsia="黑体"/>
+        </w:rPr>
         <w:t xml:space="preserve"> </w:t>
       </w:r>
       <w:r>
         <w:rPr>
-          <w:rFonts w:hint="eastAsia"/>
+          <w:rFonts w:hint="eastAsia" w:eastAsia="黑体"/>
         </w:rPr>
         <w:t xml:space="preserve">的过流检测脚通过对</w:t>
       </w:r>
       <w:r>
+        <w:rPr>
+          <w:rFonts w:eastAsia="黑体"/>
+        </w:rPr>
         <w:t xml:space="preserve"> Q1、Q2 </w:t>
       </w:r>
       <w:r>
         <w:rPr>
-          <w:rFonts w:hint="eastAsia"/>
+          <w:rFonts w:hint="eastAsia" w:eastAsia="黑体"/>
         </w:rPr>
         <w:t xml:space="preserve">导通压降（或串接的检流电阻</w:t>
       </w:r>
       <w:r>
+        <w:rPr>
+          <w:rFonts w:eastAsia="黑体"/>
+        </w:rPr>
         <w:t xml:space="preserve"> </w:t>
       </w:r>
       <m:oMath>
@@ -398,11 +500,14 @@
         </m:sSub>
       </m:oMath>
       <w:r>
+        <w:rPr>
+          <w:rFonts w:eastAsia="黑体"/>
+        </w:rPr>
         <w:t xml:space="preserve"> </w:t>
       </w:r>
       <w:r>
         <w:rPr>
-          <w:rFonts w:hint="eastAsia"/>
+          <w:rFonts w:hint="eastAsia" w:eastAsia="黑体"/>
         </w:rPr>
         <w:t xml:space="preserve">两端）采样判定过流与短路，</w:t>
       </w:r>
@@ -433,29 +538,38 @@
         </m:sSub>
       </m:oMath>
       <w:r>
+        <w:rPr>
+          <w:rFonts w:eastAsia="黑体"/>
+        </w:rPr>
         <w:t xml:space="preserve"> </w:t>
       </w:r>
       <w:r>
         <w:rPr>
-          <w:rFonts w:hint="eastAsia"/>
+          <w:rFonts w:hint="eastAsia" w:eastAsia="黑体"/>
         </w:rPr>
         <w:t xml:space="preserve">的一端接</w:t>
       </w:r>
       <w:r>
+        <w:rPr>
+          <w:rFonts w:eastAsia="黑体"/>
+        </w:rPr>
         <w:t xml:space="preserve"> </w:t>
       </w:r>
       <w:r>
         <w:rPr>
-          <w:rFonts w:hint="eastAsia"/>
+          <w:rFonts w:hint="eastAsia" w:eastAsia="黑体"/>
         </w:rPr>
         <w:t xml:space="preserve">P-、另一端接外部地，其两端跨接</w:t>
       </w:r>
       <w:r>
+        <w:rPr>
+          <w:rFonts w:eastAsia="黑体"/>
+        </w:rPr>
         <w:t xml:space="preserve"> IC1 </w:t>
       </w:r>
       <w:r>
         <w:rPr>
-          <w:rFonts w:hint="eastAsia"/>
+          <w:rFonts w:hint="eastAsia" w:eastAsia="黑体"/>
         </w:rPr>
         <w:t xml:space="preserve">的检测端。</w:t>
       </w:r>
@@ -464,34 +578,43 @@
       <w:pPr/>
       <w:r>
         <w:rPr>
-          <w:rFonts w:hint="eastAsia"/>
+          <w:rFonts w:hint="eastAsia" w:eastAsia="黑体"/>
         </w:rPr>
         <w:t xml:space="preserve">组态上这是一个”保护</w:t>
       </w:r>
       <w:r>
+        <w:rPr>
+          <w:rFonts w:eastAsia="黑体"/>
+        </w:rPr>
         <w:t xml:space="preserve"> IC + </w:t>
       </w:r>
       <w:r>
         <w:rPr>
-          <w:rFonts w:hint="eastAsia"/>
+          <w:rFonts w:hint="eastAsia" w:eastAsia="黑体"/>
         </w:rPr>
         <w:t xml:space="preserve">双反向</w:t>
       </w:r>
       <w:r>
+        <w:rPr>
+          <w:rFonts w:eastAsia="黑体"/>
+        </w:rPr>
         <w:t xml:space="preserve"> </w:t>
       </w:r>
       <w:r>
         <w:rPr>
-          <w:rFonts w:hint="eastAsia"/>
+          <w:rFonts w:hint="eastAsia" w:eastAsia="黑体"/>
         </w:rPr>
         <w:t xml:space="preserve">MOSFET”的锂电池保护组态，通过监测单体电压与电流并控制两只</w:t>
       </w:r>
       <w:r>
+        <w:rPr>
+          <w:rFonts w:eastAsia="黑体"/>
+        </w:rPr>
         <w:t xml:space="preserve"> MOSFET </w:t>
       </w:r>
       <w:r>
         <w:rPr>
-          <w:rFonts w:hint="eastAsia"/>
+          <w:rFonts w:hint="eastAsia" w:eastAsia="黑体"/>
         </w:rPr>
         <w:t xml:space="preserve">通断，实现过充、过放、过流与短路保护，是锂离子/锂聚合物电池不可或缺的安全环节。</w:t>
       </w:r>
@@ -504,7 +627,7 @@
       </w:pPr>
       <w:r>
         <w:rPr>
-          <w:rFonts w:hint="eastAsia"/>
+          <w:rFonts w:hint="eastAsia" w:eastAsia="黑体"/>
         </w:rPr>
         <w:t xml:space="preserve">工作原理</w:t>
       </w:r>
@@ -515,43 +638,55 @@
       </w:pPr>
       <w:r>
         <w:rPr>
-          <w:rFonts w:hint="eastAsia"/>
+          <w:rFonts w:hint="eastAsia" w:eastAsia="黑体"/>
         </w:rPr>
         <w:t xml:space="preserve">正常时两只</w:t>
       </w:r>
       <w:r>
+        <w:rPr>
+          <w:rFonts w:eastAsia="黑体"/>
+        </w:rPr>
         <w:t xml:space="preserve"> MOSFET </w:t>
       </w:r>
       <w:r>
         <w:rPr>
-          <w:rFonts w:hint="eastAsia"/>
+          <w:rFonts w:hint="eastAsia" w:eastAsia="黑体"/>
         </w:rPr>
         <w:t xml:space="preserve">均导通，电流可自由充放。当出现异常（过充、过放、过流、短路）时，IC</w:t>
       </w:r>
       <w:r>
+        <w:rPr>
+          <w:rFonts w:eastAsia="黑体"/>
+        </w:rPr>
         <w:t xml:space="preserve"> </w:t>
       </w:r>
       <w:r>
         <w:rPr>
-          <w:rFonts w:hint="eastAsia"/>
+          <w:rFonts w:hint="eastAsia" w:eastAsia="黑体"/>
         </w:rPr>
         <w:t xml:space="preserve">依据阈值及时关断对应</w:t>
       </w:r>
       <w:r>
+        <w:rPr>
+          <w:rFonts w:eastAsia="黑体"/>
+        </w:rPr>
         <w:t xml:space="preserve"> </w:t>
       </w:r>
       <w:r>
         <w:rPr>
-          <w:rFonts w:hint="eastAsia"/>
+          <w:rFonts w:hint="eastAsia" w:eastAsia="黑体"/>
         </w:rPr>
         <w:t xml:space="preserve">MOSFET，切断充</w:t>
       </w:r>
       <w:r>
+        <w:rPr>
+          <w:rFonts w:eastAsia="黑体"/>
+        </w:rPr>
         <w:t xml:space="preserve"> / </w:t>
       </w:r>
       <w:r>
         <w:rPr>
-          <w:rFonts w:hint="eastAsia"/>
+          <w:rFonts w:hint="eastAsia" w:eastAsia="黑体"/>
         </w:rPr>
         <w:t xml:space="preserve">放回路，异常解除后再恢复，保护电芯安全。</w:t>
       </w:r>
@@ -564,7 +699,7 @@
       </w:pPr>
       <w:r>
         <w:rPr>
-          <w:rFonts w:hint="eastAsia"/>
+          <w:rFonts w:hint="eastAsia" w:eastAsia="黑体"/>
         </w:rPr>
         <w:t xml:space="preserve">关键计算公式</w:t>
       </w:r>
@@ -578,7 +713,7 @@
       </w:pPr>
       <w:r>
         <w:rPr>
-          <w:rFonts w:hint="eastAsia"/>
+          <w:rFonts w:hint="eastAsia" w:eastAsia="黑体"/>
         </w:rPr>
         <w:t xml:space="preserve">保护板导通压降：</w:t>
       </w:r>
@@ -731,16 +866,19 @@
       </w:pPr>
       <w:r>
         <w:rPr>
-          <w:rFonts w:hint="eastAsia"/>
+          <w:rFonts w:hint="eastAsia" w:eastAsia="黑体"/>
         </w:rPr>
         <w:t xml:space="preserve">放电过流阈值（由检流采样或</w:t>
       </w:r>
       <w:r>
+        <w:rPr>
+          <w:rFonts w:eastAsia="黑体"/>
+        </w:rPr>
         <w:t xml:space="preserve"> MOSFET </w:t>
       </w:r>
       <w:r>
         <w:rPr>
-          <w:rFonts w:hint="eastAsia"/>
+          <w:rFonts w:hint="eastAsia" w:eastAsia="黑体"/>
         </w:rPr>
         <w:t xml:space="preserve">压降决定）：</w:t>
       </w:r>
@@ -848,7 +986,7 @@
       </w:pPr>
       <w:r>
         <w:rPr>
-          <w:rFonts w:hint="eastAsia"/>
+          <w:rFonts w:hint="eastAsia" w:eastAsia="黑体"/>
         </w:rPr>
         <w:t xml:space="preserve">功率耗散：</w:t>
       </w:r>
@@ -951,7 +1089,7 @@
             </w:pPr>
             <w:r>
               <w:rPr>
-                <w:rFonts w:hint="eastAsia"/>
+                <w:rFonts w:hint="eastAsia" w:eastAsia="黑体"/>
               </w:rPr>
               <w:t xml:space="preserve">符号</w:t>
             </w:r>
@@ -965,7 +1103,7 @@
             </w:pPr>
             <w:r>
               <w:rPr>
-                <w:rFonts w:hint="eastAsia"/>
+                <w:rFonts w:hint="eastAsia" w:eastAsia="黑体"/>
               </w:rPr>
               <w:t xml:space="preserve">含义</w:t>
             </w:r>
@@ -979,7 +1117,7 @@
             </w:pPr>
             <w:r>
               <w:rPr>
-                <w:rFonts w:hint="eastAsia"/>
+                <w:rFonts w:hint="eastAsia" w:eastAsia="黑体"/>
               </w:rPr>
               <w:t xml:space="preserve">单位</w:t>
             </w:r>
@@ -999,6 +1137,9 @@
               </m:r>
             </m:oMath>
             <w:r>
+              <w:rPr>
+                <w:rFonts w:eastAsia="黑体"/>
+              </w:rPr>
               <w:t xml:space="preserve">​</w:t>
             </w:r>
           </w:p>
@@ -1011,16 +1152,19 @@
             </w:pPr>
             <w:r>
               <w:rPr>
-                <w:rFonts w:hint="eastAsia"/>
+                <w:rFonts w:hint="eastAsia" w:eastAsia="黑体"/>
               </w:rPr>
               <w:t xml:space="preserve">充</w:t>
             </w:r>
             <w:r>
+              <w:rPr>
+                <w:rFonts w:eastAsia="黑体"/>
+              </w:rPr>
               <w:t xml:space="preserve"> / </w:t>
             </w:r>
             <w:r>
               <w:rPr>
-                <w:rFonts w:hint="eastAsia"/>
+                <w:rFonts w:hint="eastAsia" w:eastAsia="黑体"/>
               </w:rPr>
               <w:t xml:space="preserve">放电电流</w:t>
             </w:r>
@@ -1033,6 +1177,9 @@
               <w:pStyle w:val="Compact"/>
             </w:pPr>
             <w:r>
+              <w:rPr>
+                <w:rFonts w:eastAsia="黑体"/>
+              </w:rPr>
               <w:t xml:space="preserve">A</w:t>
             </w:r>
           </w:p>
@@ -1081,6 +1228,9 @@
               </m:sSub>
             </m:oMath>
             <w:r>
+              <w:rPr>
+                <w:rFonts w:eastAsia="黑体"/>
+              </w:rPr>
               <w:t xml:space="preserve">​</w:t>
             </w:r>
           </w:p>
@@ -1092,11 +1242,14 @@
               <w:pStyle w:val="Compact"/>
             </w:pPr>
             <w:r>
+              <w:rPr>
+                <w:rFonts w:eastAsia="黑体"/>
+              </w:rPr>
               <w:t xml:space="preserve">MOSFET </w:t>
             </w:r>
             <w:r>
               <w:rPr>
-                <w:rFonts w:hint="eastAsia"/>
+                <w:rFonts w:hint="eastAsia" w:eastAsia="黑体"/>
               </w:rPr>
               <w:t xml:space="preserve">导通电阻</w:t>
             </w:r>
@@ -1109,6 +1262,9 @@
               <w:pStyle w:val="Compact"/>
             </w:pPr>
             <w:r>
+              <w:rPr>
+                <w:rFonts w:eastAsia="黑体"/>
+              </w:rPr>
               <w:t xml:space="preserve">Ω</w:t>
             </w:r>
           </w:p>
@@ -1145,6 +1301,9 @@
               </m:sSub>
             </m:oMath>
             <w:r>
+              <w:rPr>
+                <w:rFonts w:eastAsia="黑体"/>
+              </w:rPr>
               <w:t xml:space="preserve">​</w:t>
             </w:r>
           </w:p>
@@ -1157,7 +1316,7 @@
             </w:pPr>
             <w:r>
               <w:rPr>
-                <w:rFonts w:hint="eastAsia"/>
+                <w:rFonts w:hint="eastAsia" w:eastAsia="黑体"/>
               </w:rPr>
               <w:t xml:space="preserve">保护板压降</w:t>
             </w:r>
@@ -1170,6 +1329,9 @@
               <w:pStyle w:val="Compact"/>
             </w:pPr>
             <w:r>
+              <w:rPr>
+                <w:rFonts w:eastAsia="黑体"/>
+              </w:rPr>
               <w:t xml:space="preserve">V</w:t>
             </w:r>
           </w:p>
@@ -1212,6 +1374,9 @@
               </m:sSub>
             </m:oMath>
             <w:r>
+              <w:rPr>
+                <w:rFonts w:eastAsia="黑体"/>
+              </w:rPr>
               <w:t xml:space="preserve">​</w:t>
             </w:r>
           </w:p>
@@ -1224,7 +1389,7 @@
             </w:pPr>
             <w:r>
               <w:rPr>
-                <w:rFonts w:hint="eastAsia"/>
+                <w:rFonts w:hint="eastAsia" w:eastAsia="黑体"/>
               </w:rPr>
               <w:t xml:space="preserve">过流判定阈值电压</w:t>
             </w:r>
@@ -1237,6 +1402,9 @@
               <w:pStyle w:val="Compact"/>
             </w:pPr>
             <w:r>
+              <w:rPr>
+                <w:rFonts w:eastAsia="黑体"/>
+              </w:rPr>
               <w:t xml:space="preserve">V</w:t>
             </w:r>
           </w:p>
@@ -1276,6 +1444,9 @@
               </m:sSub>
             </m:oMath>
             <w:r>
+              <w:rPr>
+                <w:rFonts w:eastAsia="黑体"/>
+              </w:rPr>
               <w:t xml:space="preserve">​</w:t>
             </w:r>
           </w:p>
@@ -1288,7 +1459,7 @@
             </w:pPr>
             <w:r>
               <w:rPr>
-                <w:rFonts w:hint="eastAsia"/>
+                <w:rFonts w:hint="eastAsia" w:eastAsia="黑体"/>
               </w:rPr>
               <w:t xml:space="preserve">检流电阻</w:t>
             </w:r>
@@ -1301,6 +1472,9 @@
               <w:pStyle w:val="Compact"/>
             </w:pPr>
             <w:r>
+              <w:rPr>
+                <w:rFonts w:eastAsia="黑体"/>
+              </w:rPr>
               <w:t xml:space="preserve">Ω</w:t>
             </w:r>
           </w:p>
@@ -1319,6 +1493,9 @@
               </m:r>
             </m:oMath>
             <w:r>
+              <w:rPr>
+                <w:rFonts w:eastAsia="黑体"/>
+              </w:rPr>
               <w:t xml:space="preserve">​</w:t>
             </w:r>
           </w:p>
@@ -1331,7 +1508,7 @@
             </w:pPr>
             <w:r>
               <w:rPr>
-                <w:rFonts w:hint="eastAsia"/>
+                <w:rFonts w:hint="eastAsia" w:eastAsia="黑体"/>
               </w:rPr>
               <w:t xml:space="preserve">耗散功率</w:t>
             </w:r>
@@ -1344,6 +1521,9 @@
               <w:pStyle w:val="Compact"/>
             </w:pPr>
             <w:r>
+              <w:rPr>
+                <w:rFonts w:eastAsia="黑体"/>
+              </w:rPr>
               <w:t xml:space="preserve">W</w:t>
             </w:r>
           </w:p>
@@ -1358,7 +1538,7 @@
       </w:pPr>
       <w:r>
         <w:rPr>
-          <w:rFonts w:hint="eastAsia"/>
+          <w:rFonts w:hint="eastAsia" w:eastAsia="黑体"/>
         </w:rPr>
         <w:t xml:space="preserve">元件调整影响</w:t>
       </w:r>
@@ -1372,9 +1552,15 @@
         </w:numPr>
       </w:pPr>
       <w:r>
+        <w:rPr>
+          <w:rFonts w:eastAsia="黑体"/>
+        </w:rPr>
         <w:t xml:space="preserve">MOSFET</w:t>
       </w:r>
       <w:r>
+        <w:rPr>
+          <w:rFonts w:eastAsia="黑体"/>
+        </w:rPr>
         <w:t xml:space="preserve"> </w:t>
       </w:r>
       <m:oMath>
@@ -1413,20 +1599,26 @@
         </m:sSub>
       </m:oMath>
       <w:r>
+        <w:rPr>
+          <w:rFonts w:eastAsia="黑体"/>
+        </w:rPr>
         <w:t xml:space="preserve"> </w:t>
       </w:r>
       <w:r>
         <w:rPr>
-          <w:rFonts w:hint="eastAsia"/>
+          <w:rFonts w:hint="eastAsia" w:eastAsia="黑体"/>
         </w:rPr>
         <w:t xml:space="preserve">越小</w:t>
       </w:r>
       <w:r>
+        <w:rPr>
+          <w:rFonts w:eastAsia="黑体"/>
+        </w:rPr>
         <w:t xml:space="preserve"> → </w:t>
       </w:r>
       <w:r>
         <w:rPr>
-          <w:rFonts w:hint="eastAsia"/>
+          <w:rFonts w:hint="eastAsia" w:eastAsia="黑体"/>
         </w:rPr>
         <w:t xml:space="preserve">压降与发热越小，大电流能力越强。</w:t>
       </w:r>
@@ -1441,25 +1633,31 @@
       </w:pPr>
       <w:r>
         <w:rPr>
-          <w:rFonts w:hint="eastAsia"/>
+          <w:rFonts w:hint="eastAsia" w:eastAsia="黑体"/>
         </w:rPr>
         <w:t xml:space="preserve">两只</w:t>
       </w:r>
       <w:r>
+        <w:rPr>
+          <w:rFonts w:eastAsia="黑体"/>
+        </w:rPr>
         <w:t xml:space="preserve"> MOSFET </w:t>
       </w:r>
       <w:r>
         <w:rPr>
-          <w:rFonts w:hint="eastAsia"/>
+          <w:rFonts w:hint="eastAsia" w:eastAsia="黑体"/>
         </w:rPr>
         <w:t xml:space="preserve">反向串联</w:t>
       </w:r>
       <w:r>
+        <w:rPr>
+          <w:rFonts w:eastAsia="黑体"/>
+        </w:rPr>
         <w:t xml:space="preserve"> → </w:t>
       </w:r>
       <w:r>
         <w:rPr>
-          <w:rFonts w:hint="eastAsia"/>
+          <w:rFonts w:hint="eastAsia" w:eastAsia="黑体"/>
         </w:rPr>
         <w:t xml:space="preserve">可分别切断充电与放电路径。</w:t>
       </w:r>
@@ -1474,16 +1672,19 @@
       </w:pPr>
       <w:r>
         <w:rPr>
-          <w:rFonts w:hint="eastAsia"/>
+          <w:rFonts w:hint="eastAsia" w:eastAsia="黑体"/>
         </w:rPr>
         <w:t xml:space="preserve">过流阈值设定越高</w:t>
       </w:r>
       <w:r>
+        <w:rPr>
+          <w:rFonts w:eastAsia="黑体"/>
+        </w:rPr>
         <w:t xml:space="preserve"> → </w:t>
       </w:r>
       <w:r>
         <w:rPr>
-          <w:rFonts w:hint="eastAsia"/>
+          <w:rFonts w:hint="eastAsia" w:eastAsia="黑体"/>
         </w:rPr>
         <w:t xml:space="preserve">保护越迟，反之越灵敏，需匹配电池放电能力。</w:t>
       </w:r>
@@ -1498,7 +1699,7 @@
       </w:pPr>
       <w:r>
         <w:rPr>
-          <w:rFonts w:hint="eastAsia"/>
+          <w:rFonts w:hint="eastAsia" w:eastAsia="黑体"/>
         </w:rPr>
         <w:t xml:space="preserve">采用检流电阻方案时电阻越大保护越灵敏，但主回路损耗增加。</w:t>
       </w:r>
@@ -1511,7 +1712,7 @@
       </w:pPr>
       <w:r>
         <w:rPr>
-          <w:rFonts w:hint="eastAsia"/>
+          <w:rFonts w:hint="eastAsia" w:eastAsia="黑体"/>
         </w:rPr>
         <w:t xml:space="preserve">典型参数示例</w:t>
       </w:r>
@@ -1526,14 +1727,20 @@
       </w:pPr>
       <w:r>
         <w:rPr>
-          <w:rFonts w:hint="eastAsia"/>
+          <w:rFonts w:hint="eastAsia" w:eastAsia="黑体"/>
         </w:rPr>
         <w:t xml:space="preserve">两只</w:t>
       </w:r>
       <w:r>
+        <w:rPr>
+          <w:rFonts w:eastAsia="黑体"/>
+        </w:rPr>
         <w:t xml:space="preserve"> MOSFET</w:t>
       </w:r>
       <w:r>
+        <w:rPr>
+          <w:rFonts w:eastAsia="黑体"/>
+        </w:rPr>
         <w:t xml:space="preserve"> </w:t>
       </w:r>
       <m:oMath>
@@ -1591,15 +1798,21 @@
         </m:r>
       </m:oMath>
       <w:r>
+        <w:rPr>
+          <w:rFonts w:eastAsia="黑体"/>
+        </w:rPr>
         <w:t xml:space="preserve"> </w:t>
       </w:r>
       <w:r>
         <w:rPr>
-          <w:rFonts w:hint="eastAsia"/>
+          <w:rFonts w:hint="eastAsia" w:eastAsia="黑体"/>
         </w:rPr>
         <w:t xml:space="preserve">各一，电流</w:t>
       </w:r>
       <w:r>
+        <w:rPr>
+          <w:rFonts w:eastAsia="黑体"/>
+        </w:rPr>
         <w:t xml:space="preserve"> </w:t>
       </w:r>
       <m:oMath>
@@ -1628,7 +1841,7 @@
       </m:oMath>
       <w:r>
         <w:rPr>
-          <w:rFonts w:hint="eastAsia"/>
+          <w:rFonts w:hint="eastAsia" w:eastAsia="黑体"/>
         </w:rPr>
         <w:t xml:space="preserve">：</w:t>
       </w:r>
@@ -1715,7 +1928,7 @@
       </m:oMath>
       <w:r>
         <w:rPr>
-          <w:rFonts w:hint="eastAsia"/>
+          <w:rFonts w:hint="eastAsia" w:eastAsia="黑体"/>
         </w:rPr>
         <w:t xml:space="preserve">，</w:t>
       </w:r>
@@ -1771,6 +1984,9 @@
         </m:r>
       </m:oMath>
       <w:r>
+        <w:rPr>
+          <w:rFonts w:eastAsia="黑体"/>
+        </w:rPr>
         <w:t xml:space="preserve">。</w:t>
       </w:r>
     </w:p>
@@ -1784,11 +2000,14 @@
       </w:pPr>
       <w:r>
         <w:rPr>
-          <w:rFonts w:hint="eastAsia"/>
+          <w:rFonts w:hint="eastAsia" w:eastAsia="黑体"/>
         </w:rPr>
         <w:t xml:space="preserve">过流阈值</w:t>
       </w:r>
       <w:r>
+        <w:rPr>
+          <w:rFonts w:eastAsia="黑体"/>
+        </w:rPr>
         <w:t xml:space="preserve"> </w:t>
       </w:r>
       <m:oMath>
@@ -1840,6 +2059,9 @@
         </m:r>
       </m:oMath>
       <w:r>
+        <w:rPr>
+          <w:rFonts w:eastAsia="黑体"/>
+        </w:rPr>
         <w:t xml:space="preserve">、</w:t>
       </w:r>
       <m:oMath>
@@ -1889,7 +2111,7 @@
       </m:oMath>
       <w:r>
         <w:rPr>
-          <w:rFonts w:hint="eastAsia"/>
+          <w:rFonts w:hint="eastAsia" w:eastAsia="黑体"/>
         </w:rPr>
         <w:t xml:space="preserve">：</w:t>
       </w:r>
@@ -1951,6 +2173,9 @@
         </m:r>
       </m:oMath>
       <w:r>
+        <w:rPr>
+          <w:rFonts w:eastAsia="黑体"/>
+        </w:rPr>
         <w:t xml:space="preserve">。</w:t>
       </w:r>
     </w:p>
@@ -1962,7 +2187,7 @@
       </w:pPr>
       <w:r>
         <w:rPr>
-          <w:rFonts w:hint="eastAsia"/>
+          <w:rFonts w:hint="eastAsia" w:eastAsia="黑体"/>
         </w:rPr>
         <w:t xml:space="preserve">常见器件型号</w:t>
       </w:r>
@@ -1977,16 +2202,19 @@
       </w:pPr>
       <w:r>
         <w:rPr>
-          <w:rFonts w:hint="eastAsia"/>
+          <w:rFonts w:hint="eastAsia" w:eastAsia="黑体"/>
         </w:rPr>
         <w:t xml:space="preserve">保护</w:t>
       </w:r>
       <w:r>
+        <w:rPr>
+          <w:rFonts w:eastAsia="黑体"/>
+        </w:rPr>
         <w:t xml:space="preserve"> </w:t>
       </w:r>
       <w:r>
         <w:rPr>
-          <w:rFonts w:hint="eastAsia"/>
+          <w:rFonts w:hint="eastAsia" w:eastAsia="黑体"/>
         </w:rPr>
         <w:t xml:space="preserve">IC：DW01、S-8261、BQ29700。</w:t>
       </w:r>
@@ -2001,16 +2229,19 @@
       </w:pPr>
       <w:r>
         <w:rPr>
-          <w:rFonts w:hint="eastAsia"/>
+          <w:rFonts w:hint="eastAsia" w:eastAsia="黑体"/>
         </w:rPr>
         <w:t xml:space="preserve">MOSFET：8205A（双</w:t>
       </w:r>
       <w:r>
+        <w:rPr>
+          <w:rFonts w:eastAsia="黑体"/>
+        </w:rPr>
         <w:t xml:space="preserve"> N </w:t>
       </w:r>
       <w:r>
         <w:rPr>
-          <w:rFonts w:hint="eastAsia"/>
+          <w:rFonts w:hint="eastAsia" w:eastAsia="黑体"/>
         </w:rPr>
         <w:t xml:space="preserve">沟道）、AO8810。</w:t>
       </w:r>
@@ -2025,7 +2256,7 @@
       </w:pPr>
       <w:r>
         <w:rPr>
-          <w:rFonts w:hint="eastAsia"/>
+          <w:rFonts w:hint="eastAsia" w:eastAsia="黑体"/>
         </w:rPr>
         <w:t xml:space="preserve">检流电阻：合金采样电阻。</w:t>
       </w:r>
@@ -2038,7 +2269,7 @@
       </w:pPr>
       <w:r>
         <w:rPr>
-          <w:rFonts w:hint="eastAsia"/>
+          <w:rFonts w:hint="eastAsia" w:eastAsia="黑体"/>
         </w:rPr>
         <w:t xml:space="preserve">注意事项</w:t>
       </w:r>
@@ -2053,16 +2284,19 @@
       </w:pPr>
       <w:r>
         <w:rPr>
-          <w:rFonts w:hint="eastAsia"/>
+          <w:rFonts w:hint="eastAsia" w:eastAsia="黑体"/>
         </w:rPr>
         <w:t xml:space="preserve">充放电</w:t>
       </w:r>
       <w:r>
+        <w:rPr>
+          <w:rFonts w:eastAsia="黑体"/>
+        </w:rPr>
         <w:t xml:space="preserve"> MOSFET </w:t>
       </w:r>
       <w:r>
         <w:rPr>
-          <w:rFonts w:hint="eastAsia"/>
+          <w:rFonts w:hint="eastAsia" w:eastAsia="黑体"/>
         </w:rPr>
         <w:t xml:space="preserve">极性必须正确布置，否则某一回路无法关断。</w:t>
       </w:r>
@@ -2077,16 +2311,19 @@
       </w:pPr>
       <w:r>
         <w:rPr>
-          <w:rFonts w:hint="eastAsia"/>
+          <w:rFonts w:hint="eastAsia" w:eastAsia="黑体"/>
         </w:rPr>
         <w:t xml:space="preserve">过流</w:t>
       </w:r>
       <w:r>
+        <w:rPr>
+          <w:rFonts w:eastAsia="黑体"/>
+        </w:rPr>
         <w:t xml:space="preserve"> / </w:t>
       </w:r>
       <w:r>
         <w:rPr>
-          <w:rFonts w:hint="eastAsia"/>
+          <w:rFonts w:hint="eastAsia" w:eastAsia="黑体"/>
         </w:rPr>
         <w:t xml:space="preserve">短路保护后需解除触发（去掉负载或充电），并确认自恢复时序。</w:t>
       </w:r>
@@ -2101,7 +2338,7 @@
       </w:pPr>
       <w:r>
         <w:rPr>
-          <w:rFonts w:hint="eastAsia"/>
+          <w:rFonts w:hint="eastAsia" w:eastAsia="黑体"/>
         </w:rPr>
         <w:t xml:space="preserve">保护阈值务必与电芯规格（标称电压、最大充放电流）匹配。</w:t>
       </w:r>
@@ -2116,25 +2353,31 @@
       </w:pPr>
       <w:r>
         <w:rPr>
-          <w:rFonts w:hint="eastAsia"/>
+          <w:rFonts w:hint="eastAsia" w:eastAsia="黑体"/>
         </w:rPr>
         <w:t xml:space="preserve">两串及以上需配套</w:t>
       </w:r>
       <w:r>
+        <w:rPr>
+          <w:rFonts w:eastAsia="黑体"/>
+        </w:rPr>
         <w:t xml:space="preserve"> AFE </w:t>
       </w:r>
       <w:r>
         <w:rPr>
-          <w:rFonts w:hint="eastAsia"/>
+          <w:rFonts w:hint="eastAsia" w:eastAsia="黑体"/>
         </w:rPr>
         <w:t xml:space="preserve">与均衡，单体保护</w:t>
       </w:r>
       <w:r>
+        <w:rPr>
+          <w:rFonts w:eastAsia="黑体"/>
+        </w:rPr>
         <w:t xml:space="preserve"> IC </w:t>
       </w:r>
       <w:r>
         <w:rPr>
-          <w:rFonts w:hint="eastAsia"/>
+          <w:rFonts w:hint="eastAsia" w:eastAsia="黑体"/>
         </w:rPr>
         <w:t xml:space="preserve">仅适合单节或多节级联应用。</w:t>
       </w:r>
@@ -2147,7 +2390,7 @@
       </w:pPr>
       <w:r>
         <w:rPr>
-          <w:rFonts w:hint="eastAsia"/>
+          <w:rFonts w:hint="eastAsia" w:eastAsia="黑体"/>
         </w:rPr>
         <w:t xml:space="preserve">参考资料</w:t>
       </w:r>
@@ -2161,6 +2404,9 @@
         </w:numPr>
       </w:pPr>
       <w:r>
+        <w:rPr>
+          <w:rFonts w:eastAsia="黑体"/>
+        </w:rPr>
         <w:t xml:space="preserve">Wikipedia: Battery management system。</w:t>
       </w:r>
     </w:p>
@@ -2173,15 +2419,21 @@
         </w:numPr>
       </w:pPr>
       <w:r>
+        <w:rPr>
+          <w:rFonts w:eastAsia="黑体"/>
+        </w:rPr>
         <w:t xml:space="preserve">TI </w:t>
       </w:r>
       <w:r>
         <w:rPr>
-          <w:rFonts w:hint="eastAsia"/>
+          <w:rFonts w:hint="eastAsia" w:eastAsia="黑体"/>
         </w:rPr>
         <w:t xml:space="preserve">产品页</w:t>
       </w:r>
       <w:r>
+        <w:rPr>
+          <w:rFonts w:eastAsia="黑体"/>
+        </w:rPr>
         <w:t xml:space="preserve"> BQ29700。</w:t>
       </w:r>
     </w:p>
@@ -2195,7 +2447,7 @@
       </w:pPr>
       <w:r>
         <w:rPr>
-          <w:rFonts w:hint="eastAsia"/>
+          <w:rFonts w:hint="eastAsia" w:eastAsia="黑体"/>
         </w:rPr>
         <w:t xml:space="preserve">《锂离子电池保护电路设计》（中文参考书）。</w:t>
       </w:r>
@@ -2209,11 +2461,11 @@
       </w:pPr>
       <w:r>
         <w:rPr>
-          <w:rFonts w:ascii="Times New Roman" w:hAnsi="Times New Roman"/>
+          <w:rFonts w:ascii="Times New Roman" w:hAnsi="Times New Roman" w:eastAsia="黑体"/>
           <w:color w:val="555555"/>
           <w:sz w:val="21"/>
         </w:rPr>
-        <w:t>材料收集者：杜文杰</w:t>
+        <w:t>材料收集者：杜文杰，WX手机：19519196569，QQ:3478827729</w:t>
       </w:r>
     </w:p>
     <w:sectPr>
@@ -2233,7 +2485,7 @@
 </file>
 
 <file path=word/footer1.xml><?xml version="1.0" encoding="utf-8"?>
-<w:ftr xmlns:m="http://schemas.openxmlformats.org/officeDocument/2006/math" xmlns:mc="http://schemas.openxmlformats.org/markup-compatibility/2006" xmlns:mo="http://schemas.microsoft.com/office/mac/office/2008/main" xmlns:mv="urn:schemas-microsoft-com:mac:vml" xmlns:o="urn:schemas-microsoft-com:office:office" xmlns:r="http://schemas.openxmlformats.org/officeDocument/2006/relationships" xmlns:v="urn:schemas-microsoft-com:vml" xmlns:w10="urn:schemas-microsoft-com:office:word" xmlns:w14="http://schemas.microsoft.com/office/word/2010/wordml" xmlns:w="http://schemas.openxmlformats.org/wordprocessingml/2006/main" xmlns:wne="http://schemas.microsoft.com/office/word/2006/wordml" xmlns:wp14="http://schemas.microsoft.com/office/word/2010/wordprocessingDrawing" xmlns:wp="http://schemas.openxmlformats.org/drawingml/2006/wordprocessingDrawing" xmlns:wpc="http://schemas.microsoft.com/office/word/2010/wordprocessingCanvas" xmlns:wpg="http://schemas.microsoft.com/office/word/2010/wordprocessingGroup" xmlns:wpi="http://schemas.microsoft.com/office/word/2010/wordprocessingInk" xmlns:wps="http://schemas.microsoft.com/office/word/2010/wordprocessingShape" mc:Ignorable="w14 wp14">
+<w:ftr xmlns:mc="http://schemas.openxmlformats.org/markup-compatibility/2006" xmlns:w="http://schemas.openxmlformats.org/wordprocessingml/2006/main" xmlns:m="http://schemas.openxmlformats.org/officeDocument/2006/math" xmlns:mo="http://schemas.microsoft.com/office/mac/office/2008/main" xmlns:mv="urn:schemas-microsoft-com:mac:vml" xmlns:o="urn:schemas-microsoft-com:office:office" xmlns:r="http://schemas.openxmlformats.org/officeDocument/2006/relationships" xmlns:v="urn:schemas-microsoft-com:vml" xmlns:w10="urn:schemas-microsoft-com:office:word" xmlns:w14="http://schemas.microsoft.com/office/word/2010/wordml" xmlns:wne="http://schemas.microsoft.com/office/word/2006/wordml" xmlns:wp14="http://schemas.microsoft.com/office/word/2010/wordprocessingDrawing" xmlns:wp="http://schemas.openxmlformats.org/drawingml/2006/wordprocessingDrawing" xmlns:wpc="http://schemas.microsoft.com/office/word/2010/wordprocessingCanvas" xmlns:wpg="http://schemas.microsoft.com/office/word/2010/wordprocessingGroup" xmlns:wpi="http://schemas.microsoft.com/office/word/2010/wordprocessingInk" xmlns:wps="http://schemas.microsoft.com/office/word/2010/wordprocessingShape" mc:Ignorable="w14 wp14">
   <w:p>
     <w:pPr>
       <w:pStyle w:val="Footer"/>
@@ -2241,12 +2493,14 @@
     </w:pPr>
     <w:r>
       <w:rPr>
+        <w:rFonts w:eastAsia="黑体"/>
         <w:sz w:val="18"/>
       </w:rPr>
       <w:t xml:space="preserve">第 </w:t>
     </w:r>
     <w:r>
       <w:rPr>
+        <w:rFonts w:eastAsia="黑体"/>
         <w:sz w:val="18"/>
       </w:rPr>
       <w:fldChar w:fldCharType="begin"/>
@@ -2255,6 +2509,7 @@
     </w:r>
     <w:r>
       <w:rPr>
+        <w:rFonts w:eastAsia="黑体"/>
         <w:sz w:val="18"/>
       </w:rPr>
       <w:t xml:space="preserve"> 页</w:t>
@@ -2268,6 +2523,9 @@
   <w:footnote w:type="continuationSeparator" w:id="0">
     <w:p>
       <w:r>
+        <w:rPr>
+          <w:rFonts w:eastAsia="黑体"/>
+        </w:rPr>
         <w:continuationSeparator/>
       </w:r>
     </w:p>
@@ -2275,6 +2533,9 @@
   <w:footnote w:type="separator" w:id="-1">
     <w:p>
       <w:r>
+        <w:rPr>
+          <w:rFonts w:eastAsia="黑体"/>
+        </w:rPr>
         <w:separator/>
       </w:r>
     </w:p>
@@ -2283,7 +2544,7 @@
 </file>
 
 <file path=word/header1.xml><?xml version="1.0" encoding="utf-8"?>
-<w:hdr xmlns:m="http://schemas.openxmlformats.org/officeDocument/2006/math" xmlns:mc="http://schemas.openxmlformats.org/markup-compatibility/2006" xmlns:mo="http://schemas.microsoft.com/office/mac/office/2008/main" xmlns:mv="urn:schemas-microsoft-com:mac:vml" xmlns:o="urn:schemas-microsoft-com:office:office" xmlns:r="http://schemas.openxmlformats.org/officeDocument/2006/relationships" xmlns:v="urn:schemas-microsoft-com:vml" xmlns:w10="urn:schemas-microsoft-com:office:word" xmlns:w14="http://schemas.microsoft.com/office/word/2010/wordml" xmlns:w="http://schemas.openxmlformats.org/wordprocessingml/2006/main" xmlns:wne="http://schemas.microsoft.com/office/word/2006/wordml" xmlns:wp14="http://schemas.microsoft.com/office/word/2010/wordprocessingDrawing" xmlns:wp="http://schemas.openxmlformats.org/drawingml/2006/wordprocessingDrawing" xmlns:wpc="http://schemas.microsoft.com/office/word/2010/wordprocessingCanvas" xmlns:wpg="http://schemas.microsoft.com/office/word/2010/wordprocessingGroup" xmlns:wpi="http://schemas.microsoft.com/office/word/2010/wordprocessingInk" xmlns:wps="http://schemas.microsoft.com/office/word/2010/wordprocessingShape" mc:Ignorable="w14 wp14">
+<w:hdr xmlns:mc="http://schemas.openxmlformats.org/markup-compatibility/2006" xmlns:w="http://schemas.openxmlformats.org/wordprocessingml/2006/main" xmlns:m="http://schemas.openxmlformats.org/officeDocument/2006/math" xmlns:mo="http://schemas.microsoft.com/office/mac/office/2008/main" xmlns:mv="urn:schemas-microsoft-com:mac:vml" xmlns:o="urn:schemas-microsoft-com:office:office" xmlns:r="http://schemas.openxmlformats.org/officeDocument/2006/relationships" xmlns:v="urn:schemas-microsoft-com:vml" xmlns:w10="urn:schemas-microsoft-com:office:word" xmlns:w14="http://schemas.microsoft.com/office/word/2010/wordml" xmlns:wne="http://schemas.microsoft.com/office/word/2006/wordml" xmlns:wp14="http://schemas.microsoft.com/office/word/2010/wordprocessingDrawing" xmlns:wp="http://schemas.openxmlformats.org/drawingml/2006/wordprocessingDrawing" xmlns:wpc="http://schemas.microsoft.com/office/word/2010/wordprocessingCanvas" xmlns:wpg="http://schemas.microsoft.com/office/word/2010/wordprocessingGroup" xmlns:wpi="http://schemas.microsoft.com/office/word/2010/wordprocessingInk" xmlns:wps="http://schemas.microsoft.com/office/word/2010/wordprocessingShape" mc:Ignorable="w14 wp14">
   <w:p>
     <w:pPr>
       <w:pStyle w:val="Header"/>
@@ -2291,7 +2552,7 @@
     </w:pPr>
     <w:r>
       <w:rPr>
-        <w:rFonts w:ascii="Times New Roman" w:hAnsi="Times New Roman"/>
+        <w:rFonts w:ascii="Times New Roman" w:hAnsi="Times New Roman" w:eastAsia="黑体"/>
         <w:sz w:val="18"/>
         <w:rFonts w:eastAsia="黑体"/>
         <w:rFonts w:eastAsia="黑体"/>
@@ -2303,7 +2564,7 @@
 </file>
 
 <file path=word/numbering.xml><?xml version="1.0" encoding="utf-8"?>
-<w:numbering xmlns:m="http://schemas.openxmlformats.org/officeDocument/2006/math" xmlns:mc="http://schemas.openxmlformats.org/markup-compatibility/2006" xmlns:mo="http://schemas.microsoft.com/office/mac/office/2008/main" xmlns:mv="urn:schemas-microsoft-com:mac:vml" xmlns:o="urn:schemas-microsoft-com:office:office" xmlns:r="http://schemas.openxmlformats.org/officeDocument/2006/relationships" xmlns:v="urn:schemas-microsoft-com:vml" xmlns:w="http://schemas.openxmlformats.org/wordprocessingml/2006/main" xmlns:w10="urn:schemas-microsoft-com:office:word" xmlns:w14="http://schemas.microsoft.com/office/word/2010/wordml" xmlns:wne="http://schemas.microsoft.com/office/word/2006/wordml" xmlns:wp="http://schemas.openxmlformats.org/drawingml/2006/wordprocessingDrawing" xmlns:wp14="http://schemas.microsoft.com/office/word/2010/wordprocessingDrawing" xmlns:wpc="http://schemas.microsoft.com/office/word/2010/wordprocessingCanvas" xmlns:wpg="http://schemas.microsoft.com/office/word/2010/wordprocessingGroup" xmlns:wpi="http://schemas.microsoft.com/office/word/2010/wordprocessingInk" xmlns:wps="http://schemas.microsoft.com/office/word/2010/wordprocessingShape" mc:Ignorable="w14 wp14">
+<w:numbering xmlns:mc="http://schemas.openxmlformats.org/markup-compatibility/2006" xmlns:w="http://schemas.openxmlformats.org/wordprocessingml/2006/main" xmlns:m="http://schemas.openxmlformats.org/officeDocument/2006/math" xmlns:mo="http://schemas.microsoft.com/office/mac/office/2008/main" xmlns:mv="urn:schemas-microsoft-com:mac:vml" xmlns:o="urn:schemas-microsoft-com:office:office" xmlns:r="http://schemas.openxmlformats.org/officeDocument/2006/relationships" xmlns:v="urn:schemas-microsoft-com:vml" xmlns:w10="urn:schemas-microsoft-com:office:word" xmlns:w14="http://schemas.microsoft.com/office/word/2010/wordml" xmlns:wne="http://schemas.microsoft.com/office/word/2006/wordml" xmlns:wp="http://schemas.openxmlformats.org/drawingml/2006/wordprocessingDrawing" xmlns:wp14="http://schemas.microsoft.com/office/word/2010/wordprocessingDrawing" xmlns:wpc="http://schemas.microsoft.com/office/word/2010/wordprocessingCanvas" xmlns:wpg="http://schemas.microsoft.com/office/word/2010/wordprocessingGroup" xmlns:wpi="http://schemas.microsoft.com/office/word/2010/wordprocessingInk" xmlns:wps="http://schemas.microsoft.com/office/word/2010/wordprocessingShape" mc:Ignorable="w14 wp14">
   <w:abstractNum w:abstractNumId="0">
     <w:nsid w:val="FFFFFF7C"/>
     <w:multiLevelType w:val="singleLevel"/>
@@ -2390,7 +2651,7 @@
         <w:ind w:hanging="360" w:left="1440"/>
       </w:pPr>
       <w:rPr>
-        <w:rFonts w:ascii="Symbol" w:hAnsi="Symbol" w:hint="default"/>
+        <w:rFonts w:ascii="Symbol" w:hAnsi="Symbol" w:hint="default" w:eastAsia="黑体"/>
       </w:rPr>
     </w:lvl>
   </w:abstractNum>
@@ -2411,7 +2672,7 @@
         <w:ind w:hanging="360" w:left="1080"/>
       </w:pPr>
       <w:rPr>
-        <w:rFonts w:ascii="Symbol" w:hAnsi="Symbol" w:hint="default"/>
+        <w:rFonts w:ascii="Symbol" w:hAnsi="Symbol" w:hint="default" w:eastAsia="黑体"/>
       </w:rPr>
     </w:lvl>
   </w:abstractNum>
@@ -2432,7 +2693,7 @@
         <w:ind w:hanging="360" w:left="720"/>
       </w:pPr>
       <w:rPr>
-        <w:rFonts w:ascii="Symbol" w:hAnsi="Symbol" w:hint="default"/>
+        <w:rFonts w:ascii="Symbol" w:hAnsi="Symbol" w:hint="default" w:eastAsia="黑体"/>
       </w:rPr>
     </w:lvl>
   </w:abstractNum>
@@ -2471,7 +2732,7 @@
         <w:ind w:hanging="360" w:left="360"/>
       </w:pPr>
       <w:rPr>
-        <w:rFonts w:ascii="Symbol" w:hAnsi="Symbol" w:hint="default"/>
+        <w:rFonts w:ascii="Symbol" w:hAnsi="Symbol" w:hint="default" w:eastAsia="黑体"/>
       </w:rPr>
     </w:lvl>
   </w:abstractNum>
@@ -2562,7 +2823,7 @@
         <w:ind w:left="720" w:hanging="360"/>
       </w:pPr>
       <w:rPr>
-        <w:rFonts w:ascii="Symbol" w:hAnsi="Symbol" w:cs="Symbol" w:hint="default"/>
+        <w:rFonts w:ascii="Symbol" w:hAnsi="Symbol" w:cs="Symbol" w:hint="default" w:eastAsia="黑体"/>
       </w:rPr>
     </w:lvl>
     <w:lvl w:ilvl="1">
@@ -2573,7 +2834,7 @@
         <w:ind w:left="1440" w:hanging="360"/>
       </w:pPr>
       <w:rPr>
-        <w:rFonts w:ascii="Courier New" w:hAnsi="Courier New" w:cs="Courier New" w:hint="default"/>
+        <w:rFonts w:ascii="Courier New" w:hAnsi="Courier New" w:cs="Courier New" w:hint="default" w:eastAsia="黑体"/>
       </w:rPr>
     </w:lvl>
     <w:lvl w:ilvl="2">
@@ -2584,7 +2845,7 @@
         <w:ind w:left="2160" w:hanging="360"/>
       </w:pPr>
       <w:rPr>
-        <w:rFonts w:ascii="Wingdings" w:hAnsi="Wingdings" w:cs="Wingdings" w:hint="default"/>
+        <w:rFonts w:ascii="Wingdings" w:hAnsi="Wingdings" w:cs="Wingdings" w:hint="default" w:eastAsia="黑体"/>
       </w:rPr>
     </w:lvl>
     <w:lvl w:ilvl="3">
@@ -2595,7 +2856,7 @@
         <w:ind w:left="2880" w:hanging="360"/>
       </w:pPr>
       <w:rPr>
-        <w:rFonts w:ascii="Symbol" w:hAnsi="Symbol" w:cs="Symbol" w:hint="default"/>
+        <w:rFonts w:ascii="Symbol" w:hAnsi="Symbol" w:cs="Symbol" w:hint="default" w:eastAsia="黑体"/>
       </w:rPr>
     </w:lvl>
     <w:lvl w:ilvl="4">
@@ -2606,7 +2867,7 @@
         <w:ind w:left="3600" w:hanging="360"/>
       </w:pPr>
       <w:rPr>
-        <w:rFonts w:ascii="Courier New" w:hAnsi="Courier New" w:cs="Courier New" w:hint="default"/>
+        <w:rFonts w:ascii="Courier New" w:hAnsi="Courier New" w:cs="Courier New" w:hint="default" w:eastAsia="黑体"/>
       </w:rPr>
     </w:lvl>
     <w:lvl w:ilvl="5">
@@ -2617,7 +2878,7 @@
         <w:ind w:left="4320" w:hanging="360"/>
       </w:pPr>
       <w:rPr>
-        <w:rFonts w:ascii="Wingdings" w:hAnsi="Wingdings" w:cs="Wingdings" w:hint="default"/>
+        <w:rFonts w:ascii="Wingdings" w:hAnsi="Wingdings" w:cs="Wingdings" w:hint="default" w:eastAsia="黑体"/>
       </w:rPr>
     </w:lvl>
     <w:lvl w:ilvl="6">
@@ -2628,7 +2889,7 @@
         <w:ind w:left="5040" w:hanging="360"/>
       </w:pPr>
       <w:rPr>
-        <w:rFonts w:ascii="Symbol" w:hAnsi="Symbol" w:cs="Symbol" w:hint="default"/>
+        <w:rFonts w:ascii="Symbol" w:hAnsi="Symbol" w:cs="Symbol" w:hint="default" w:eastAsia="黑体"/>
       </w:rPr>
     </w:lvl>
     <w:lvl w:ilvl="7">
@@ -2639,7 +2900,7 @@
         <w:ind w:left="5760" w:hanging="360"/>
       </w:pPr>
       <w:rPr>
-        <w:rFonts w:ascii="Courier New" w:hAnsi="Courier New" w:cs="Courier New" w:hint="default"/>
+        <w:rFonts w:ascii="Courier New" w:hAnsi="Courier New" w:cs="Courier New" w:hint="default" w:eastAsia="黑体"/>
       </w:rPr>
     </w:lvl>
     <w:lvl w:ilvl="8">
@@ -2650,7 +2911,7 @@
         <w:ind w:left="6480" w:hanging="360"/>
       </w:pPr>
       <w:rPr>
-        <w:rFonts w:ascii="Wingdings" w:hAnsi="Wingdings" w:cs="Wingdings" w:hint="default"/>
+        <w:rFonts w:ascii="Wingdings" w:hAnsi="Wingdings" w:cs="Wingdings" w:hint="default" w:eastAsia="黑体"/>
       </w:rPr>
     </w:lvl>
   </w:abstractNum>
@@ -2706,11 +2967,11 @@
 </file>
 
 <file path=word/styles.xml><?xml version="1.0" encoding="utf-8"?>
-<w:styles xmlns:mc="http://schemas.openxmlformats.org/markup-compatibility/2006" xmlns:r="http://schemas.openxmlformats.org/officeDocument/2006/relationships" xmlns:w="http://schemas.openxmlformats.org/wordprocessingml/2006/main" xmlns:w14="http://schemas.microsoft.com/office/word/2010/wordml" mc:Ignorable="w14">
+<w:styles xmlns:mc="http://schemas.openxmlformats.org/markup-compatibility/2006" xmlns:w="http://schemas.openxmlformats.org/wordprocessingml/2006/main" xmlns:r="http://schemas.openxmlformats.org/officeDocument/2006/relationships" xmlns:w14="http://schemas.microsoft.com/office/word/2010/wordml" mc:Ignorable="w14">
   <w:docDefaults>
     <w:rPrDefault>
       <w:rPr>
-        <w:rFonts w:asciiTheme="minorHAnsi" w:cstheme="minorBidi" w:eastAsiaTheme="minorEastAsia" w:hAnsiTheme="minorHAnsi"/>
+        <w:rFonts w:asciiTheme="minorHAnsi" w:cstheme="minorBidi" w:hAnsiTheme="minorHAnsi" w:eastAsia="黑体"/>
         <w:sz w:val="22"/>
         <w:szCs w:val="22"/>
         <w:lang w:bidi="ar-SA" w:eastAsia="en-US" w:val="en-US"/>
@@ -2932,7 +3193,7 @@
       <w:outlineLvl w:val="0"/>
     </w:pPr>
     <w:rPr>
-      <w:rFonts w:ascii="Times New Roman" w:asciiTheme="majorHAnsi" w:cstheme="majorBidi" w:eastAsia="黑体" w:eastAsiaTheme="majorEastAsia" w:hAnsi="Times New Roman" w:hAnsiTheme="majorHAnsi"/>
+      <w:rFonts w:ascii="Times New Roman" w:asciiTheme="majorHAnsi" w:cstheme="majorBidi" w:eastAsia="黑体" w:hAnsi="Times New Roman" w:hAnsiTheme="majorHAnsi"/>
       <w:b/>
       <w:bCs/>
       <w:color w:val="1F3864"/>
@@ -2956,7 +3217,7 @@
       <w:outlineLvl w:val="1"/>
     </w:pPr>
     <w:rPr>
-      <w:rFonts w:ascii="Times New Roman" w:asciiTheme="majorHAnsi" w:cstheme="majorBidi" w:eastAsia="黑体" w:eastAsiaTheme="majorEastAsia" w:hAnsi="Times New Roman" w:hAnsiTheme="majorHAnsi"/>
+      <w:rFonts w:ascii="Times New Roman" w:asciiTheme="majorHAnsi" w:cstheme="majorBidi" w:eastAsia="黑体" w:hAnsi="Times New Roman" w:hAnsiTheme="majorHAnsi"/>
       <w:b/>
       <w:bCs/>
       <w:color w:val="2E4E7E"/>
@@ -2980,7 +3241,7 @@
       <w:outlineLvl w:val="2"/>
     </w:pPr>
     <w:rPr>
-      <w:rFonts w:ascii="Times New Roman" w:asciiTheme="majorHAnsi" w:cstheme="majorBidi" w:eastAsia="黑体" w:eastAsiaTheme="majorEastAsia" w:hAnsi="Times New Roman" w:hAnsiTheme="majorHAnsi"/>
+      <w:rFonts w:ascii="Times New Roman" w:asciiTheme="majorHAnsi" w:cstheme="majorBidi" w:eastAsia="黑体" w:hAnsi="Times New Roman" w:hAnsiTheme="majorHAnsi"/>
       <w:b/>
       <w:bCs/>
       <w:color w:val="2E4E7E"/>
@@ -3004,7 +3265,7 @@
       <w:outlineLvl w:val="3"/>
     </w:pPr>
     <w:rPr>
-      <w:rFonts w:ascii="Times New Roman" w:asciiTheme="majorHAnsi" w:cstheme="majorBidi" w:eastAsia="黑体" w:eastAsiaTheme="majorEastAsia" w:hAnsi="Times New Roman" w:hAnsiTheme="majorHAnsi"/>
+      <w:rFonts w:ascii="Times New Roman" w:asciiTheme="majorHAnsi" w:cstheme="majorBidi" w:eastAsia="黑体" w:hAnsi="Times New Roman" w:hAnsiTheme="majorHAnsi"/>
       <w:b/>
       <w:bCs/>
       <w:i/>
@@ -3030,7 +3291,7 @@
       <w:outlineLvl w:val="4"/>
     </w:pPr>
     <w:rPr>
-      <w:rFonts w:ascii="Times New Roman" w:asciiTheme="majorHAnsi" w:cstheme="majorBidi" w:eastAsia="黑体" w:eastAsiaTheme="majorEastAsia" w:hAnsi="Times New Roman" w:hAnsiTheme="majorHAnsi"/>
+      <w:rFonts w:ascii="Times New Roman" w:asciiTheme="majorHAnsi" w:cstheme="majorBidi" w:eastAsia="黑体" w:hAnsi="Times New Roman" w:hAnsiTheme="majorHAnsi"/>
       <w:b/>
       <w:color w:val="333333"/>
       <w:sz w:val="22"/>
@@ -3053,7 +3314,7 @@
       <w:outlineLvl w:val="5"/>
     </w:pPr>
     <w:rPr>
-      <w:rFonts w:asciiTheme="majorHAnsi" w:cstheme="majorBidi" w:eastAsiaTheme="majorEastAsia" w:hAnsiTheme="majorHAnsi"/>
+      <w:rFonts w:asciiTheme="majorHAnsi" w:cstheme="majorBidi" w:hAnsiTheme="majorHAnsi" w:eastAsia="黑体"/>
       <w:i/>
       <w:iCs/>
       <w:color w:themeColor="accent1" w:themeShade="7F" w:val="243F60"/>
@@ -3076,7 +3337,7 @@
       <w:outlineLvl w:val="6"/>
     </w:pPr>
     <w:rPr>
-      <w:rFonts w:asciiTheme="majorHAnsi" w:cstheme="majorBidi" w:eastAsiaTheme="majorEastAsia" w:hAnsiTheme="majorHAnsi"/>
+      <w:rFonts w:asciiTheme="majorHAnsi" w:cstheme="majorBidi" w:hAnsiTheme="majorHAnsi" w:eastAsia="黑体"/>
       <w:i/>
       <w:iCs/>
       <w:color w:themeColor="text1" w:themeTint="BF" w:val="404040"/>
@@ -3099,7 +3360,7 @@
       <w:outlineLvl w:val="7"/>
     </w:pPr>
     <w:rPr>
-      <w:rFonts w:asciiTheme="majorHAnsi" w:cstheme="majorBidi" w:eastAsiaTheme="majorEastAsia" w:hAnsiTheme="majorHAnsi"/>
+      <w:rFonts w:asciiTheme="majorHAnsi" w:cstheme="majorBidi" w:hAnsiTheme="majorHAnsi" w:eastAsia="黑体"/>
       <w:color w:themeColor="accent1" w:val="4F81BD"/>
       <w:sz w:val="20"/>
       <w:szCs w:val="20"/>
@@ -3122,7 +3383,7 @@
       <w:outlineLvl w:val="8"/>
     </w:pPr>
     <w:rPr>
-      <w:rFonts w:asciiTheme="majorHAnsi" w:cstheme="majorBidi" w:eastAsiaTheme="majorEastAsia" w:hAnsiTheme="majorHAnsi"/>
+      <w:rFonts w:asciiTheme="majorHAnsi" w:cstheme="majorBidi" w:hAnsiTheme="majorHAnsi" w:eastAsia="黑体"/>
       <w:i/>
       <w:iCs/>
       <w:color w:themeColor="text1" w:themeTint="BF" w:val="404040"/>
@@ -3173,7 +3434,7 @@
     <w:uiPriority w:val="9"/>
     <w:rsid w:val="00FC693F"/>
     <w:rPr>
-      <w:rFonts w:asciiTheme="majorHAnsi" w:cstheme="majorBidi" w:eastAsiaTheme="majorEastAsia" w:hAnsiTheme="majorHAnsi"/>
+      <w:rFonts w:asciiTheme="majorHAnsi" w:cstheme="majorBidi" w:hAnsiTheme="majorHAnsi" w:eastAsia="黑体"/>
       <w:b/>
       <w:bCs/>
       <w:color w:themeColor="accent1" w:themeShade="BF" w:val="365F91"/>
@@ -3188,7 +3449,7 @@
     <w:uiPriority w:val="9"/>
     <w:rsid w:val="00FC693F"/>
     <w:rPr>
-      <w:rFonts w:asciiTheme="majorHAnsi" w:cstheme="majorBidi" w:eastAsiaTheme="majorEastAsia" w:hAnsiTheme="majorHAnsi"/>
+      <w:rFonts w:asciiTheme="majorHAnsi" w:cstheme="majorBidi" w:hAnsiTheme="majorHAnsi" w:eastAsia="黑体"/>
       <w:b/>
       <w:bCs/>
       <w:color w:themeColor="accent1" w:val="4F81BD"/>
@@ -3203,7 +3464,7 @@
     <w:uiPriority w:val="9"/>
     <w:rsid w:val="00FC693F"/>
     <w:rPr>
-      <w:rFonts w:asciiTheme="majorHAnsi" w:cstheme="majorBidi" w:eastAsiaTheme="majorEastAsia" w:hAnsiTheme="majorHAnsi"/>
+      <w:rFonts w:asciiTheme="majorHAnsi" w:cstheme="majorBidi" w:hAnsiTheme="majorHAnsi" w:eastAsia="黑体"/>
       <w:b/>
       <w:bCs/>
       <w:color w:themeColor="accent1" w:val="4F81BD"/>
@@ -3226,7 +3487,7 @@
       <w:contextualSpacing/>
     </w:pPr>
     <w:rPr>
-      <w:rFonts w:ascii="Times New Roman" w:asciiTheme="majorHAnsi" w:cstheme="majorBidi" w:eastAsia="黑体" w:eastAsiaTheme="majorEastAsia" w:hAnsi="Times New Roman" w:hAnsiTheme="majorHAnsi"/>
+      <w:rFonts w:ascii="Times New Roman" w:asciiTheme="majorHAnsi" w:cstheme="majorBidi" w:eastAsia="黑体" w:hAnsi="Times New Roman" w:hAnsiTheme="majorHAnsi"/>
       <w:b/>
       <w:color w:val="1F3864"/>
       <w:spacing w:val="5"/>
@@ -3242,7 +3503,7 @@
     <w:uiPriority w:val="10"/>
     <w:rsid w:val="00FC693F"/>
     <w:rPr>
-      <w:rFonts w:asciiTheme="majorHAnsi" w:cstheme="majorBidi" w:eastAsiaTheme="majorEastAsia" w:hAnsiTheme="majorHAnsi"/>
+      <w:rFonts w:asciiTheme="majorHAnsi" w:cstheme="majorBidi" w:hAnsiTheme="majorHAnsi" w:eastAsia="黑体"/>
       <w:color w:themeColor="text2" w:themeShade="BF" w:val="17365D"/>
       <w:spacing w:val="5"/>
       <w:kern w:val="28"/>
@@ -3264,7 +3525,7 @@
       </w:numPr>
     </w:pPr>
     <w:rPr>
-      <w:rFonts w:asciiTheme="majorHAnsi" w:cstheme="majorBidi" w:eastAsiaTheme="majorEastAsia" w:hAnsiTheme="majorHAnsi"/>
+      <w:rFonts w:asciiTheme="majorHAnsi" w:cstheme="majorBidi" w:hAnsiTheme="majorHAnsi" w:eastAsia="黑体"/>
       <w:i/>
       <w:iCs/>
       <w:color w:themeColor="accent1" w:val="4F81BD"/>
@@ -3280,7 +3541,7 @@
     <w:uiPriority w:val="11"/>
     <w:rsid w:val="00FC693F"/>
     <w:rPr>
-      <w:rFonts w:asciiTheme="majorHAnsi" w:cstheme="majorBidi" w:eastAsiaTheme="majorEastAsia" w:hAnsiTheme="majorHAnsi"/>
+      <w:rFonts w:asciiTheme="majorHAnsi" w:cstheme="majorBidi" w:hAnsiTheme="majorHAnsi" w:eastAsia="黑体"/>
       <w:i/>
       <w:iCs/>
       <w:color w:themeColor="accent1" w:val="4F81BD"/>
@@ -3347,6 +3608,7 @@
       <w:spacing w:after="120"/>
     </w:pPr>
     <w:rPr>
+      <w:rFonts w:eastAsia="黑体"/>
       <w:sz w:val="16"/>
       <w:szCs w:val="16"/>
     </w:rPr>
@@ -3358,6 +3620,7 @@
     <w:uiPriority w:val="99"/>
     <w:rsid w:val="00AA1D8D"/>
     <w:rPr>
+      <w:rFonts w:eastAsia="黑体"/>
       <w:sz w:val="16"/>
       <w:szCs w:val="16"/>
     </w:rPr>
@@ -3527,7 +3790,7 @@
       </w:tabs>
     </w:pPr>
     <w:rPr>
-      <w:rFonts w:ascii="Courier" w:hAnsi="Courier"/>
+      <w:rFonts w:ascii="Courier" w:hAnsi="Courier" w:eastAsia="黑体"/>
       <w:sz w:val="20"/>
       <w:szCs w:val="20"/>
     </w:rPr>
@@ -3539,7 +3802,7 @@
     <w:uiPriority w:val="99"/>
     <w:rsid w:val="0029639D"/>
     <w:rPr>
-      <w:rFonts w:ascii="Courier" w:hAnsi="Courier"/>
+      <w:rFonts w:ascii="Courier" w:hAnsi="Courier" w:eastAsia="黑体"/>
       <w:sz w:val="20"/>
       <w:szCs w:val="20"/>
     </w:rPr>
@@ -3575,6 +3838,7 @@
     <w:uiPriority w:val="29"/>
     <w:rsid w:val="00FC693F"/>
     <w:rPr>
+      <w:rFonts w:eastAsia="黑体"/>
       <w:i/>
       <w:iCs/>
       <w:color w:themeColor="text1" w:val="000000"/>
@@ -3588,7 +3852,7 @@
     <w:semiHidden/>
     <w:rsid w:val="00FC693F"/>
     <w:rPr>
-      <w:rFonts w:asciiTheme="majorHAnsi" w:cstheme="majorBidi" w:eastAsiaTheme="majorEastAsia" w:hAnsiTheme="majorHAnsi"/>
+      <w:rFonts w:asciiTheme="majorHAnsi" w:cstheme="majorBidi" w:hAnsiTheme="majorHAnsi" w:eastAsia="黑体"/>
       <w:b/>
       <w:bCs/>
       <w:i/>
@@ -3604,7 +3868,7 @@
     <w:semiHidden/>
     <w:rsid w:val="00FC693F"/>
     <w:rPr>
-      <w:rFonts w:asciiTheme="majorHAnsi" w:cstheme="majorBidi" w:eastAsiaTheme="majorEastAsia" w:hAnsiTheme="majorHAnsi"/>
+      <w:rFonts w:asciiTheme="majorHAnsi" w:cstheme="majorBidi" w:hAnsiTheme="majorHAnsi" w:eastAsia="黑体"/>
       <w:color w:themeColor="accent1" w:themeShade="7F" w:val="243F60"/>
     </w:rPr>
   </w:style>
@@ -3616,7 +3880,7 @@
     <w:semiHidden/>
     <w:rsid w:val="00FC693F"/>
     <w:rPr>
-      <w:rFonts w:asciiTheme="majorHAnsi" w:cstheme="majorBidi" w:eastAsiaTheme="majorEastAsia" w:hAnsiTheme="majorHAnsi"/>
+      <w:rFonts w:asciiTheme="majorHAnsi" w:cstheme="majorBidi" w:hAnsiTheme="majorHAnsi" w:eastAsia="黑体"/>
       <w:i/>
       <w:iCs/>
       <w:color w:themeColor="accent1" w:themeShade="7F" w:val="243F60"/>
@@ -3630,7 +3894,7 @@
     <w:semiHidden/>
     <w:rsid w:val="00FC693F"/>
     <w:rPr>
-      <w:rFonts w:asciiTheme="majorHAnsi" w:cstheme="majorBidi" w:eastAsiaTheme="majorEastAsia" w:hAnsiTheme="majorHAnsi"/>
+      <w:rFonts w:asciiTheme="majorHAnsi" w:cstheme="majorBidi" w:hAnsiTheme="majorHAnsi" w:eastAsia="黑体"/>
       <w:i/>
       <w:iCs/>
       <w:color w:themeColor="text1" w:themeTint="BF" w:val="404040"/>
@@ -3644,7 +3908,7 @@
     <w:semiHidden/>
     <w:rsid w:val="00FC693F"/>
     <w:rPr>
-      <w:rFonts w:asciiTheme="majorHAnsi" w:cstheme="majorBidi" w:eastAsiaTheme="majorEastAsia" w:hAnsiTheme="majorHAnsi"/>
+      <w:rFonts w:asciiTheme="majorHAnsi" w:cstheme="majorBidi" w:hAnsiTheme="majorHAnsi" w:eastAsia="黑体"/>
       <w:color w:themeColor="accent1" w:val="4F81BD"/>
       <w:sz w:val="20"/>
       <w:szCs w:val="20"/>
@@ -3658,7 +3922,7 @@
     <w:semiHidden/>
     <w:rsid w:val="00FC693F"/>
     <w:rPr>
-      <w:rFonts w:asciiTheme="majorHAnsi" w:cstheme="majorBidi" w:eastAsiaTheme="majorEastAsia" w:hAnsiTheme="majorHAnsi"/>
+      <w:rFonts w:asciiTheme="majorHAnsi" w:cstheme="majorBidi" w:hAnsiTheme="majorHAnsi" w:eastAsia="黑体"/>
       <w:i/>
       <w:iCs/>
       <w:color w:themeColor="text1" w:themeTint="BF" w:val="404040"/>
@@ -3679,6 +3943,7 @@
       <w:spacing w:line="240" w:lineRule="auto"/>
     </w:pPr>
     <w:rPr>
+      <w:rFonts w:eastAsia="黑体"/>
       <w:b/>
       <w:bCs/>
       <w:color w:themeColor="accent1" w:val="4F81BD"/>
@@ -3693,6 +3958,7 @@
     <w:qFormat/>
     <w:rsid w:val="00FC693F"/>
     <w:rPr>
+      <w:rFonts w:eastAsia="黑体"/>
       <w:b/>
       <w:bCs/>
     </w:rPr>
@@ -3704,6 +3970,7 @@
     <w:qFormat/>
     <w:rsid w:val="00FC693F"/>
     <w:rPr>
+      <w:rFonts w:eastAsia="黑体"/>
       <w:i/>
       <w:iCs/>
     </w:rPr>
@@ -3724,6 +3991,7 @@
       <w:ind w:left="936" w:right="936"/>
     </w:pPr>
     <w:rPr>
+      <w:rFonts w:eastAsia="黑体"/>
       <w:b/>
       <w:bCs/>
       <w:i/>
@@ -3738,6 +4006,7 @@
     <w:uiPriority w:val="30"/>
     <w:rsid w:val="00FC693F"/>
     <w:rPr>
+      <w:rFonts w:eastAsia="黑体"/>
       <w:b/>
       <w:bCs/>
       <w:i/>
@@ -3752,6 +4021,7 @@
     <w:qFormat/>
     <w:rsid w:val="00FC693F"/>
     <w:rPr>
+      <w:rFonts w:eastAsia="黑体"/>
       <w:i/>
       <w:iCs/>
       <w:color w:themeColor="text1" w:themeTint="7F" w:val="808080"/>
@@ -3764,6 +4034,7 @@
     <w:qFormat/>
     <w:rsid w:val="00FC693F"/>
     <w:rPr>
+      <w:rFonts w:eastAsia="黑体"/>
       <w:b/>
       <w:bCs/>
       <w:i/>
@@ -3778,6 +4049,7 @@
     <w:qFormat/>
     <w:rsid w:val="00FC693F"/>
     <w:rPr>
+      <w:rFonts w:eastAsia="黑体"/>
       <w:smallCaps/>
       <w:color w:themeColor="accent2" w:val="C0504D"/>
       <w:u w:val="single"/>
@@ -3790,6 +4062,7 @@
     <w:qFormat/>
     <w:rsid w:val="00FC693F"/>
     <w:rPr>
+      <w:rFonts w:eastAsia="黑体"/>
       <w:b/>
       <w:bCs/>
       <w:smallCaps/>
@@ -3805,6 +4078,7 @@
     <w:qFormat/>
     <w:rsid w:val="00FC693F"/>
     <w:rPr>
+      <w:rFonts w:eastAsia="黑体"/>
       <w:b/>
       <w:bCs/>
       <w:smallCaps/>
@@ -3859,6 +4133,7 @@
       <w:spacing w:after="0" w:line="240" w:lineRule="auto"/>
     </w:pPr>
     <w:rPr>
+      <w:rFonts w:eastAsia="黑体"/>
       <w:color w:themeColor="text1" w:themeShade="BF" w:val="000000"/>
     </w:rPr>
     <w:tblPr>
@@ -3881,6 +4156,7 @@
         <w:spacing w:after="0" w:before="0" w:line="240" w:lineRule="auto"/>
       </w:pPr>
       <w:rPr>
+        <w:rFonts w:eastAsia="黑体"/>
         <w:b/>
         <w:bCs/>
       </w:rPr>
@@ -3901,6 +4177,7 @@
         <w:spacing w:after="0" w:before="0" w:line="240" w:lineRule="auto"/>
       </w:pPr>
       <w:rPr>
+        <w:rFonts w:eastAsia="黑体"/>
         <w:b/>
         <w:bCs/>
       </w:rPr>
@@ -3918,12 +4195,14 @@
     </w:tblStylePr>
     <w:tblStylePr w:type="firstCol">
       <w:rPr>
+        <w:rFonts w:eastAsia="黑体"/>
         <w:b/>
         <w:bCs/>
       </w:rPr>
     </w:tblStylePr>
     <w:tblStylePr w:type="lastCol">
       <w:rPr>
+        <w:rFonts w:eastAsia="黑体"/>
         <w:b/>
         <w:bCs/>
       </w:rPr>
@@ -3962,6 +4241,7 @@
       <w:spacing w:after="0" w:line="240" w:lineRule="auto"/>
     </w:pPr>
     <w:rPr>
+      <w:rFonts w:eastAsia="黑体"/>
       <w:color w:themeColor="accent1" w:themeShade="BF" w:val="365F91"/>
     </w:rPr>
     <w:tblPr>
@@ -3984,6 +4264,7 @@
         <w:spacing w:after="0" w:before="0" w:line="240" w:lineRule="auto"/>
       </w:pPr>
       <w:rPr>
+        <w:rFonts w:eastAsia="黑体"/>
         <w:b/>
         <w:bCs/>
       </w:rPr>
@@ -4004,6 +4285,7 @@
         <w:spacing w:after="0" w:before="0" w:line="240" w:lineRule="auto"/>
       </w:pPr>
       <w:rPr>
+        <w:rFonts w:eastAsia="黑体"/>
         <w:b/>
         <w:bCs/>
       </w:rPr>
@@ -4021,12 +4303,14 @@
     </w:tblStylePr>
     <w:tblStylePr w:type="firstCol">
       <w:rPr>
+        <w:rFonts w:eastAsia="黑体"/>
         <w:b/>
         <w:bCs/>
       </w:rPr>
     </w:tblStylePr>
     <w:tblStylePr w:type="lastCol">
       <w:rPr>
+        <w:rFonts w:eastAsia="黑体"/>
         <w:b/>
         <w:bCs/>
       </w:rPr>
@@ -4065,6 +4349,7 @@
       <w:spacing w:after="0" w:line="240" w:lineRule="auto"/>
     </w:pPr>
     <w:rPr>
+      <w:rFonts w:eastAsia="黑体"/>
       <w:color w:themeColor="accent2" w:themeShade="BF" w:val="943634"/>
     </w:rPr>
     <w:tblPr>
@@ -4087,6 +4372,7 @@
         <w:spacing w:after="0" w:before="0" w:line="240" w:lineRule="auto"/>
       </w:pPr>
       <w:rPr>
+        <w:rFonts w:eastAsia="黑体"/>
         <w:b/>
         <w:bCs/>
       </w:rPr>
@@ -4107,6 +4393,7 @@
         <w:spacing w:after="0" w:before="0" w:line="240" w:lineRule="auto"/>
       </w:pPr>
       <w:rPr>
+        <w:rFonts w:eastAsia="黑体"/>
         <w:b/>
         <w:bCs/>
       </w:rPr>
@@ -4124,12 +4411,14 @@
     </w:tblStylePr>
     <w:tblStylePr w:type="firstCol">
       <w:rPr>
+        <w:rFonts w:eastAsia="黑体"/>
         <w:b/>
         <w:bCs/>
       </w:rPr>
     </w:tblStylePr>
     <w:tblStylePr w:type="lastCol">
       <w:rPr>
+        <w:rFonts w:eastAsia="黑体"/>
         <w:b/>
         <w:bCs/>
       </w:rPr>
@@ -4168,6 +4457,7 @@
       <w:spacing w:after="0" w:line="240" w:lineRule="auto"/>
     </w:pPr>
     <w:rPr>
+      <w:rFonts w:eastAsia="黑体"/>
       <w:color w:themeColor="accent3" w:themeShade="BF" w:val="76923C"/>
     </w:rPr>
     <w:tblPr>
@@ -4190,6 +4480,7 @@
         <w:spacing w:after="0" w:before="0" w:line="240" w:lineRule="auto"/>
       </w:pPr>
       <w:rPr>
+        <w:rFonts w:eastAsia="黑体"/>
         <w:b/>
         <w:bCs/>
       </w:rPr>
@@ -4210,6 +4501,7 @@
         <w:spacing w:after="0" w:before="0" w:line="240" w:lineRule="auto"/>
       </w:pPr>
       <w:rPr>
+        <w:rFonts w:eastAsia="黑体"/>
         <w:b/>
         <w:bCs/>
       </w:rPr>
@@ -4227,12 +4519,14 @@
     </w:tblStylePr>
     <w:tblStylePr w:type="firstCol">
       <w:rPr>
+        <w:rFonts w:eastAsia="黑体"/>
         <w:b/>
         <w:bCs/>
       </w:rPr>
     </w:tblStylePr>
     <w:tblStylePr w:type="lastCol">
       <w:rPr>
+        <w:rFonts w:eastAsia="黑体"/>
         <w:b/>
         <w:bCs/>
       </w:rPr>
@@ -4271,6 +4565,7 @@
       <w:spacing w:after="0" w:line="240" w:lineRule="auto"/>
     </w:pPr>
     <w:rPr>
+      <w:rFonts w:eastAsia="黑体"/>
       <w:color w:themeColor="accent4" w:themeShade="BF" w:val="5F497A"/>
     </w:rPr>
     <w:tblPr>
@@ -4293,6 +4588,7 @@
         <w:spacing w:after="0" w:before="0" w:line="240" w:lineRule="auto"/>
       </w:pPr>
       <w:rPr>
+        <w:rFonts w:eastAsia="黑体"/>
         <w:b/>
         <w:bCs/>
       </w:rPr>
@@ -4313,6 +4609,7 @@
         <w:spacing w:after="0" w:before="0" w:line="240" w:lineRule="auto"/>
       </w:pPr>
       <w:rPr>
+        <w:rFonts w:eastAsia="黑体"/>
         <w:b/>
         <w:bCs/>
       </w:rPr>
@@ -4330,12 +4627,14 @@
     </w:tblStylePr>
     <w:tblStylePr w:type="firstCol">
       <w:rPr>
+        <w:rFonts w:eastAsia="黑体"/>
         <w:b/>
         <w:bCs/>
       </w:rPr>
     </w:tblStylePr>
     <w:tblStylePr w:type="lastCol">
       <w:rPr>
+        <w:rFonts w:eastAsia="黑体"/>
         <w:b/>
         <w:bCs/>
       </w:rPr>
@@ -4374,6 +4673,7 @@
       <w:spacing w:after="0" w:line="240" w:lineRule="auto"/>
     </w:pPr>
     <w:rPr>
+      <w:rFonts w:eastAsia="黑体"/>
       <w:color w:themeColor="accent5" w:themeShade="BF" w:val="31849B"/>
     </w:rPr>
     <w:tblPr>
@@ -4396,6 +4696,7 @@
         <w:spacing w:after="0" w:before="0" w:line="240" w:lineRule="auto"/>
       </w:pPr>
       <w:rPr>
+        <w:rFonts w:eastAsia="黑体"/>
         <w:b/>
         <w:bCs/>
       </w:rPr>
@@ -4416,6 +4717,7 @@
         <w:spacing w:after="0" w:before="0" w:line="240" w:lineRule="auto"/>
       </w:pPr>
       <w:rPr>
+        <w:rFonts w:eastAsia="黑体"/>
         <w:b/>
         <w:bCs/>
       </w:rPr>
@@ -4433,12 +4735,14 @@
     </w:tblStylePr>
     <w:tblStylePr w:type="firstCol">
       <w:rPr>
+        <w:rFonts w:eastAsia="黑体"/>
         <w:b/>
         <w:bCs/>
       </w:rPr>
     </w:tblStylePr>
     <w:tblStylePr w:type="lastCol">
       <w:rPr>
+        <w:rFonts w:eastAsia="黑体"/>
         <w:b/>
         <w:bCs/>
       </w:rPr>
@@ -4477,6 +4781,7 @@
       <w:spacing w:after="0" w:line="240" w:lineRule="auto"/>
     </w:pPr>
     <w:rPr>
+      <w:rFonts w:eastAsia="黑体"/>
       <w:color w:themeColor="accent6" w:themeShade="BF" w:val="E36C0A"/>
     </w:rPr>
     <w:tblPr>
@@ -4499,6 +4804,7 @@
         <w:spacing w:after="0" w:before="0" w:line="240" w:lineRule="auto"/>
       </w:pPr>
       <w:rPr>
+        <w:rFonts w:eastAsia="黑体"/>
         <w:b/>
         <w:bCs/>
       </w:rPr>
@@ -4519,6 +4825,7 @@
         <w:spacing w:after="0" w:before="0" w:line="240" w:lineRule="auto"/>
       </w:pPr>
       <w:rPr>
+        <w:rFonts w:eastAsia="黑体"/>
         <w:b/>
         <w:bCs/>
       </w:rPr>
@@ -4536,12 +4843,14 @@
     </w:tblStylePr>
     <w:tblStylePr w:type="firstCol">
       <w:rPr>
+        <w:rFonts w:eastAsia="黑体"/>
         <w:b/>
         <w:bCs/>
       </w:rPr>
     </w:tblStylePr>
     <w:tblStylePr w:type="lastCol">
       <w:rPr>
+        <w:rFonts w:eastAsia="黑体"/>
         <w:b/>
         <w:bCs/>
       </w:rPr>
@@ -4601,6 +4910,7 @@
         <w:spacing w:after="0" w:before="0" w:line="240" w:lineRule="auto"/>
       </w:pPr>
       <w:rPr>
+        <w:rFonts w:eastAsia="黑体"/>
         <w:b/>
         <w:bCs/>
         <w:color w:themeColor="background1" w:val="FFFFFF"/>
@@ -4615,6 +4925,7 @@
         <w:spacing w:after="0" w:before="0" w:line="240" w:lineRule="auto"/>
       </w:pPr>
       <w:rPr>
+        <w:rFonts w:eastAsia="黑体"/>
         <w:b/>
         <w:bCs/>
       </w:rPr>
@@ -4630,12 +4941,14 @@
     </w:tblStylePr>
     <w:tblStylePr w:type="firstCol">
       <w:rPr>
+        <w:rFonts w:eastAsia="黑体"/>
         <w:b/>
         <w:bCs/>
       </w:rPr>
     </w:tblStylePr>
     <w:tblStylePr w:type="lastCol">
       <w:rPr>
+        <w:rFonts w:eastAsia="黑体"/>
         <w:b/>
         <w:bCs/>
       </w:rPr>
@@ -4693,6 +5006,7 @@
         <w:spacing w:after="0" w:before="0" w:line="240" w:lineRule="auto"/>
       </w:pPr>
       <w:rPr>
+        <w:rFonts w:eastAsia="黑体"/>
         <w:b/>
         <w:bCs/>
         <w:color w:themeColor="background1" w:val="FFFFFF"/>
@@ -4707,6 +5021,7 @@
         <w:spacing w:after="0" w:before="0" w:line="240" w:lineRule="auto"/>
       </w:pPr>
       <w:rPr>
+        <w:rFonts w:eastAsia="黑体"/>
         <w:b/>
         <w:bCs/>
       </w:rPr>
@@ -4722,12 +5037,14 @@
     </w:tblStylePr>
     <w:tblStylePr w:type="firstCol">
       <w:rPr>
+        <w:rFonts w:eastAsia="黑体"/>
         <w:b/>
         <w:bCs/>
       </w:rPr>
     </w:tblStylePr>
     <w:tblStylePr w:type="lastCol">
       <w:rPr>
+        <w:rFonts w:eastAsia="黑体"/>
         <w:b/>
         <w:bCs/>
       </w:rPr>
@@ -4785,6 +5102,7 @@
         <w:spacing w:after="0" w:before="0" w:line="240" w:lineRule="auto"/>
       </w:pPr>
       <w:rPr>
+        <w:rFonts w:eastAsia="黑体"/>
         <w:b/>
         <w:bCs/>
         <w:color w:themeColor="background1" w:val="FFFFFF"/>
@@ -4799,6 +5117,7 @@
         <w:spacing w:after="0" w:before="0" w:line="240" w:lineRule="auto"/>
       </w:pPr>
       <w:rPr>
+        <w:rFonts w:eastAsia="黑体"/>
         <w:b/>
         <w:bCs/>
       </w:rPr>
@@ -4814,12 +5133,14 @@
     </w:tblStylePr>
     <w:tblStylePr w:type="firstCol">
       <w:rPr>
+        <w:rFonts w:eastAsia="黑体"/>
         <w:b/>
         <w:bCs/>
       </w:rPr>
     </w:tblStylePr>
     <w:tblStylePr w:type="lastCol">
       <w:rPr>
+        <w:rFonts w:eastAsia="黑体"/>
         <w:b/>
         <w:bCs/>
       </w:rPr>
@@ -4877,6 +5198,7 @@
         <w:spacing w:after="0" w:before="0" w:line="240" w:lineRule="auto"/>
       </w:pPr>
       <w:rPr>
+        <w:rFonts w:eastAsia="黑体"/>
         <w:b/>
         <w:bCs/>
         <w:color w:themeColor="background1" w:val="FFFFFF"/>
@@ -4891,6 +5213,7 @@
         <w:spacing w:after="0" w:before="0" w:line="240" w:lineRule="auto"/>
       </w:pPr>
       <w:rPr>
+        <w:rFonts w:eastAsia="黑体"/>
         <w:b/>
         <w:bCs/>
       </w:rPr>
@@ -4906,12 +5229,14 @@
     </w:tblStylePr>
     <w:tblStylePr w:type="firstCol">
       <w:rPr>
+        <w:rFonts w:eastAsia="黑体"/>
         <w:b/>
         <w:bCs/>
       </w:rPr>
     </w:tblStylePr>
     <w:tblStylePr w:type="lastCol">
       <w:rPr>
+        <w:rFonts w:eastAsia="黑体"/>
         <w:b/>
         <w:bCs/>
       </w:rPr>
@@ -4969,6 +5294,7 @@
         <w:spacing w:after="0" w:before="0" w:line="240" w:lineRule="auto"/>
       </w:pPr>
       <w:rPr>
+        <w:rFonts w:eastAsia="黑体"/>
         <w:b/>
         <w:bCs/>
         <w:color w:themeColor="background1" w:val="FFFFFF"/>
@@ -4983,6 +5309,7 @@
         <w:spacing w:after="0" w:before="0" w:line="240" w:lineRule="auto"/>
       </w:pPr>
       <w:rPr>
+        <w:rFonts w:eastAsia="黑体"/>
         <w:b/>
         <w:bCs/>
       </w:rPr>
@@ -4998,12 +5325,14 @@
     </w:tblStylePr>
     <w:tblStylePr w:type="firstCol">
       <w:rPr>
+        <w:rFonts w:eastAsia="黑体"/>
         <w:b/>
         <w:bCs/>
       </w:rPr>
     </w:tblStylePr>
     <w:tblStylePr w:type="lastCol">
       <w:rPr>
+        <w:rFonts w:eastAsia="黑体"/>
         <w:b/>
         <w:bCs/>
       </w:rPr>
@@ -5061,6 +5390,7 @@
         <w:spacing w:after="0" w:before="0" w:line="240" w:lineRule="auto"/>
       </w:pPr>
       <w:rPr>
+        <w:rFonts w:eastAsia="黑体"/>
         <w:b/>
         <w:bCs/>
         <w:color w:themeColor="background1" w:val="FFFFFF"/>
@@ -5075,6 +5405,7 @@
         <w:spacing w:after="0" w:before="0" w:line="240" w:lineRule="auto"/>
       </w:pPr>
       <w:rPr>
+        <w:rFonts w:eastAsia="黑体"/>
         <w:b/>
         <w:bCs/>
       </w:rPr>
@@ -5090,12 +5421,14 @@
     </w:tblStylePr>
     <w:tblStylePr w:type="firstCol">
       <w:rPr>
+        <w:rFonts w:eastAsia="黑体"/>
         <w:b/>
         <w:bCs/>
       </w:rPr>
     </w:tblStylePr>
     <w:tblStylePr w:type="lastCol">
       <w:rPr>
+        <w:rFonts w:eastAsia="黑体"/>
         <w:b/>
         <w:bCs/>
       </w:rPr>
@@ -5153,6 +5486,7 @@
         <w:spacing w:after="0" w:before="0" w:line="240" w:lineRule="auto"/>
       </w:pPr>
       <w:rPr>
+        <w:rFonts w:eastAsia="黑体"/>
         <w:b/>
         <w:bCs/>
         <w:color w:themeColor="background1" w:val="FFFFFF"/>
@@ -5167,6 +5501,7 @@
         <w:spacing w:after="0" w:before="0" w:line="240" w:lineRule="auto"/>
       </w:pPr>
       <w:rPr>
+        <w:rFonts w:eastAsia="黑体"/>
         <w:b/>
         <w:bCs/>
       </w:rPr>
@@ -5182,12 +5517,14 @@
     </w:tblStylePr>
     <w:tblStylePr w:type="firstCol">
       <w:rPr>
+        <w:rFonts w:eastAsia="黑体"/>
         <w:b/>
         <w:bCs/>
       </w:rPr>
     </w:tblStylePr>
     <w:tblStylePr w:type="lastCol">
       <w:rPr>
+        <w:rFonts w:eastAsia="黑体"/>
         <w:b/>
         <w:bCs/>
       </w:rPr>
@@ -5247,7 +5584,7 @@
         <w:spacing w:after="0" w:before="0" w:line="240" w:lineRule="auto"/>
       </w:pPr>
       <w:rPr>
-        <w:rFonts w:asciiTheme="majorHAnsi" w:cstheme="majorBidi" w:eastAsiaTheme="majorEastAsia" w:hAnsiTheme="majorHAnsi"/>
+        <w:rFonts w:asciiTheme="majorHAnsi" w:cstheme="majorBidi" w:hAnsiTheme="majorHAnsi" w:eastAsia="黑体"/>
         <w:b/>
         <w:bCs/>
       </w:rPr>
@@ -5268,7 +5605,7 @@
         <w:spacing w:after="0" w:before="0" w:line="240" w:lineRule="auto"/>
       </w:pPr>
       <w:rPr>
-        <w:rFonts w:asciiTheme="majorHAnsi" w:cstheme="majorBidi" w:eastAsiaTheme="majorEastAsia" w:hAnsiTheme="majorHAnsi"/>
+        <w:rFonts w:asciiTheme="majorHAnsi" w:cstheme="majorBidi" w:hAnsiTheme="majorHAnsi" w:eastAsia="黑体"/>
         <w:b/>
         <w:bCs/>
       </w:rPr>
@@ -5286,14 +5623,14 @@
     </w:tblStylePr>
     <w:tblStylePr w:type="firstCol">
       <w:rPr>
-        <w:rFonts w:asciiTheme="majorHAnsi" w:cstheme="majorBidi" w:eastAsiaTheme="majorEastAsia" w:hAnsiTheme="majorHAnsi"/>
+        <w:rFonts w:asciiTheme="majorHAnsi" w:cstheme="majorBidi" w:hAnsiTheme="majorHAnsi" w:eastAsia="黑体"/>
         <w:b/>
         <w:bCs/>
       </w:rPr>
     </w:tblStylePr>
     <w:tblStylePr w:type="lastCol">
       <w:rPr>
-        <w:rFonts w:asciiTheme="majorHAnsi" w:cstheme="majorBidi" w:eastAsiaTheme="majorEastAsia" w:hAnsiTheme="majorHAnsi"/>
+        <w:rFonts w:asciiTheme="majorHAnsi" w:cstheme="majorBidi" w:hAnsiTheme="majorHAnsi" w:eastAsia="黑体"/>
         <w:b/>
         <w:bCs/>
       </w:rPr>
@@ -5377,7 +5714,7 @@
         <w:spacing w:after="0" w:before="0" w:line="240" w:lineRule="auto"/>
       </w:pPr>
       <w:rPr>
-        <w:rFonts w:asciiTheme="majorHAnsi" w:cstheme="majorBidi" w:eastAsiaTheme="majorEastAsia" w:hAnsiTheme="majorHAnsi"/>
+        <w:rFonts w:asciiTheme="majorHAnsi" w:cstheme="majorBidi" w:hAnsiTheme="majorHAnsi" w:eastAsia="黑体"/>
         <w:b/>
         <w:bCs/>
       </w:rPr>
@@ -5398,7 +5735,7 @@
         <w:spacing w:after="0" w:before="0" w:line="240" w:lineRule="auto"/>
       </w:pPr>
       <w:rPr>
-        <w:rFonts w:asciiTheme="majorHAnsi" w:cstheme="majorBidi" w:eastAsiaTheme="majorEastAsia" w:hAnsiTheme="majorHAnsi"/>
+        <w:rFonts w:asciiTheme="majorHAnsi" w:cstheme="majorBidi" w:hAnsiTheme="majorHAnsi" w:eastAsia="黑体"/>
         <w:b/>
         <w:bCs/>
       </w:rPr>
@@ -5416,14 +5753,14 @@
     </w:tblStylePr>
     <w:tblStylePr w:type="firstCol">
       <w:rPr>
-        <w:rFonts w:asciiTheme="majorHAnsi" w:cstheme="majorBidi" w:eastAsiaTheme="majorEastAsia" w:hAnsiTheme="majorHAnsi"/>
+        <w:rFonts w:asciiTheme="majorHAnsi" w:cstheme="majorBidi" w:hAnsiTheme="majorHAnsi" w:eastAsia="黑体"/>
         <w:b/>
         <w:bCs/>
       </w:rPr>
     </w:tblStylePr>
     <w:tblStylePr w:type="lastCol">
       <w:rPr>
-        <w:rFonts w:asciiTheme="majorHAnsi" w:cstheme="majorBidi" w:eastAsiaTheme="majorEastAsia" w:hAnsiTheme="majorHAnsi"/>
+        <w:rFonts w:asciiTheme="majorHAnsi" w:cstheme="majorBidi" w:hAnsiTheme="majorHAnsi" w:eastAsia="黑体"/>
         <w:b/>
         <w:bCs/>
       </w:rPr>
@@ -5507,7 +5844,7 @@
         <w:spacing w:after="0" w:before="0" w:line="240" w:lineRule="auto"/>
       </w:pPr>
       <w:rPr>
-        <w:rFonts w:asciiTheme="majorHAnsi" w:cstheme="majorBidi" w:eastAsiaTheme="majorEastAsia" w:hAnsiTheme="majorHAnsi"/>
+        <w:rFonts w:asciiTheme="majorHAnsi" w:cstheme="majorBidi" w:hAnsiTheme="majorHAnsi" w:eastAsia="黑体"/>
         <w:b/>
         <w:bCs/>
       </w:rPr>
@@ -5528,7 +5865,7 @@
         <w:spacing w:after="0" w:before="0" w:line="240" w:lineRule="auto"/>
       </w:pPr>
       <w:rPr>
-        <w:rFonts w:asciiTheme="majorHAnsi" w:cstheme="majorBidi" w:eastAsiaTheme="majorEastAsia" w:hAnsiTheme="majorHAnsi"/>
+        <w:rFonts w:asciiTheme="majorHAnsi" w:cstheme="majorBidi" w:hAnsiTheme="majorHAnsi" w:eastAsia="黑体"/>
         <w:b/>
         <w:bCs/>
       </w:rPr>
@@ -5546,14 +5883,14 @@
     </w:tblStylePr>
     <w:tblStylePr w:type="firstCol">
       <w:rPr>
-        <w:rFonts w:asciiTheme="majorHAnsi" w:cstheme="majorBidi" w:eastAsiaTheme="majorEastAsia" w:hAnsiTheme="majorHAnsi"/>
+        <w:rFonts w:asciiTheme="majorHAnsi" w:cstheme="majorBidi" w:hAnsiTheme="majorHAnsi" w:eastAsia="黑体"/>
         <w:b/>
         <w:bCs/>
       </w:rPr>
     </w:tblStylePr>
     <w:tblStylePr w:type="lastCol">
       <w:rPr>
-        <w:rFonts w:asciiTheme="majorHAnsi" w:cstheme="majorBidi" w:eastAsiaTheme="majorEastAsia" w:hAnsiTheme="majorHAnsi"/>
+        <w:rFonts w:asciiTheme="majorHAnsi" w:cstheme="majorBidi" w:hAnsiTheme="majorHAnsi" w:eastAsia="黑体"/>
         <w:b/>
         <w:bCs/>
       </w:rPr>
@@ -5637,7 +5974,7 @@
         <w:spacing w:after="0" w:before="0" w:line="240" w:lineRule="auto"/>
       </w:pPr>
       <w:rPr>
-        <w:rFonts w:asciiTheme="majorHAnsi" w:cstheme="majorBidi" w:eastAsiaTheme="majorEastAsia" w:hAnsiTheme="majorHAnsi"/>
+        <w:rFonts w:asciiTheme="majorHAnsi" w:cstheme="majorBidi" w:hAnsiTheme="majorHAnsi" w:eastAsia="黑体"/>
         <w:b/>
         <w:bCs/>
       </w:rPr>
@@ -5658,7 +5995,7 @@
         <w:spacing w:after="0" w:before="0" w:line="240" w:lineRule="auto"/>
       </w:pPr>
       <w:rPr>
-        <w:rFonts w:asciiTheme="majorHAnsi" w:cstheme="majorBidi" w:eastAsiaTheme="majorEastAsia" w:hAnsiTheme="majorHAnsi"/>
+        <w:rFonts w:asciiTheme="majorHAnsi" w:cstheme="majorBidi" w:hAnsiTheme="majorHAnsi" w:eastAsia="黑体"/>
         <w:b/>
         <w:bCs/>
       </w:rPr>
@@ -5676,14 +6013,14 @@
     </w:tblStylePr>
     <w:tblStylePr w:type="firstCol">
       <w:rPr>
-        <w:rFonts w:asciiTheme="majorHAnsi" w:cstheme="majorBidi" w:eastAsiaTheme="majorEastAsia" w:hAnsiTheme="majorHAnsi"/>
+        <w:rFonts w:asciiTheme="majorHAnsi" w:cstheme="majorBidi" w:hAnsiTheme="majorHAnsi" w:eastAsia="黑体"/>
         <w:b/>
         <w:bCs/>
       </w:rPr>
     </w:tblStylePr>
     <w:tblStylePr w:type="lastCol">
       <w:rPr>
-        <w:rFonts w:asciiTheme="majorHAnsi" w:cstheme="majorBidi" w:eastAsiaTheme="majorEastAsia" w:hAnsiTheme="majorHAnsi"/>
+        <w:rFonts w:asciiTheme="majorHAnsi" w:cstheme="majorBidi" w:hAnsiTheme="majorHAnsi" w:eastAsia="黑体"/>
         <w:b/>
         <w:bCs/>
       </w:rPr>
@@ -5767,7 +6104,7 @@
         <w:spacing w:after="0" w:before="0" w:line="240" w:lineRule="auto"/>
       </w:pPr>
       <w:rPr>
-        <w:rFonts w:asciiTheme="majorHAnsi" w:cstheme="majorBidi" w:eastAsiaTheme="majorEastAsia" w:hAnsiTheme="majorHAnsi"/>
+        <w:rFonts w:asciiTheme="majorHAnsi" w:cstheme="majorBidi" w:hAnsiTheme="majorHAnsi" w:eastAsia="黑体"/>
         <w:b/>
         <w:bCs/>
       </w:rPr>
@@ -5788,7 +6125,7 @@
         <w:spacing w:after="0" w:before="0" w:line="240" w:lineRule="auto"/>
       </w:pPr>
       <w:rPr>
-        <w:rFonts w:asciiTheme="majorHAnsi" w:cstheme="majorBidi" w:eastAsiaTheme="majorEastAsia" w:hAnsiTheme="majorHAnsi"/>
+        <w:rFonts w:asciiTheme="majorHAnsi" w:cstheme="majorBidi" w:hAnsiTheme="majorHAnsi" w:eastAsia="黑体"/>
         <w:b/>
         <w:bCs/>
       </w:rPr>
@@ -5806,14 +6143,14 @@
     </w:tblStylePr>
     <w:tblStylePr w:type="firstCol">
       <w:rPr>
-        <w:rFonts w:asciiTheme="majorHAnsi" w:cstheme="majorBidi" w:eastAsiaTheme="majorEastAsia" w:hAnsiTheme="majorHAnsi"/>
+        <w:rFonts w:asciiTheme="majorHAnsi" w:cstheme="majorBidi" w:hAnsiTheme="majorHAnsi" w:eastAsia="黑体"/>
         <w:b/>
         <w:bCs/>
       </w:rPr>
     </w:tblStylePr>
     <w:tblStylePr w:type="lastCol">
       <w:rPr>
-        <w:rFonts w:asciiTheme="majorHAnsi" w:cstheme="majorBidi" w:eastAsiaTheme="majorEastAsia" w:hAnsiTheme="majorHAnsi"/>
+        <w:rFonts w:asciiTheme="majorHAnsi" w:cstheme="majorBidi" w:hAnsiTheme="majorHAnsi" w:eastAsia="黑体"/>
         <w:b/>
         <w:bCs/>
       </w:rPr>
@@ -5897,7 +6234,7 @@
         <w:spacing w:after="0" w:before="0" w:line="240" w:lineRule="auto"/>
       </w:pPr>
       <w:rPr>
-        <w:rFonts w:asciiTheme="majorHAnsi" w:cstheme="majorBidi" w:eastAsiaTheme="majorEastAsia" w:hAnsiTheme="majorHAnsi"/>
+        <w:rFonts w:asciiTheme="majorHAnsi" w:cstheme="majorBidi" w:hAnsiTheme="majorHAnsi" w:eastAsia="黑体"/>
         <w:b/>
         <w:bCs/>
       </w:rPr>
@@ -5918,7 +6255,7 @@
         <w:spacing w:after="0" w:before="0" w:line="240" w:lineRule="auto"/>
       </w:pPr>
       <w:rPr>
-        <w:rFonts w:asciiTheme="majorHAnsi" w:cstheme="majorBidi" w:eastAsiaTheme="majorEastAsia" w:hAnsiTheme="majorHAnsi"/>
+        <w:rFonts w:asciiTheme="majorHAnsi" w:cstheme="majorBidi" w:hAnsiTheme="majorHAnsi" w:eastAsia="黑体"/>
         <w:b/>
         <w:bCs/>
       </w:rPr>
@@ -5936,14 +6273,14 @@
     </w:tblStylePr>
     <w:tblStylePr w:type="firstCol">
       <w:rPr>
-        <w:rFonts w:asciiTheme="majorHAnsi" w:cstheme="majorBidi" w:eastAsiaTheme="majorEastAsia" w:hAnsiTheme="majorHAnsi"/>
+        <w:rFonts w:asciiTheme="majorHAnsi" w:cstheme="majorBidi" w:hAnsiTheme="majorHAnsi" w:eastAsia="黑体"/>
         <w:b/>
         <w:bCs/>
       </w:rPr>
     </w:tblStylePr>
     <w:tblStylePr w:type="lastCol">
       <w:rPr>
-        <w:rFonts w:asciiTheme="majorHAnsi" w:cstheme="majorBidi" w:eastAsiaTheme="majorEastAsia" w:hAnsiTheme="majorHAnsi"/>
+        <w:rFonts w:asciiTheme="majorHAnsi" w:cstheme="majorBidi" w:hAnsiTheme="majorHAnsi" w:eastAsia="黑体"/>
         <w:b/>
         <w:bCs/>
       </w:rPr>
@@ -6027,7 +6364,7 @@
         <w:spacing w:after="0" w:before="0" w:line="240" w:lineRule="auto"/>
       </w:pPr>
       <w:rPr>
-        <w:rFonts w:asciiTheme="majorHAnsi" w:cstheme="majorBidi" w:eastAsiaTheme="majorEastAsia" w:hAnsiTheme="majorHAnsi"/>
+        <w:rFonts w:asciiTheme="majorHAnsi" w:cstheme="majorBidi" w:hAnsiTheme="majorHAnsi" w:eastAsia="黑体"/>
         <w:b/>
         <w:bCs/>
       </w:rPr>
@@ -6048,7 +6385,7 @@
         <w:spacing w:after="0" w:before="0" w:line="240" w:lineRule="auto"/>
       </w:pPr>
       <w:rPr>
-        <w:rFonts w:asciiTheme="majorHAnsi" w:cstheme="majorBidi" w:eastAsiaTheme="majorEastAsia" w:hAnsiTheme="majorHAnsi"/>
+        <w:rFonts w:asciiTheme="majorHAnsi" w:cstheme="majorBidi" w:hAnsiTheme="majorHAnsi" w:eastAsia="黑体"/>
         <w:b/>
         <w:bCs/>
       </w:rPr>
@@ -6066,14 +6403,14 @@
     </w:tblStylePr>
     <w:tblStylePr w:type="firstCol">
       <w:rPr>
-        <w:rFonts w:asciiTheme="majorHAnsi" w:cstheme="majorBidi" w:eastAsiaTheme="majorEastAsia" w:hAnsiTheme="majorHAnsi"/>
+        <w:rFonts w:asciiTheme="majorHAnsi" w:cstheme="majorBidi" w:hAnsiTheme="majorHAnsi" w:eastAsia="黑体"/>
         <w:b/>
         <w:bCs/>
       </w:rPr>
     </w:tblStylePr>
     <w:tblStylePr w:type="lastCol">
       <w:rPr>
-        <w:rFonts w:asciiTheme="majorHAnsi" w:cstheme="majorBidi" w:eastAsiaTheme="majorEastAsia" w:hAnsiTheme="majorHAnsi"/>
+        <w:rFonts w:asciiTheme="majorHAnsi" w:cstheme="majorBidi" w:hAnsiTheme="majorHAnsi" w:eastAsia="黑体"/>
         <w:b/>
         <w:bCs/>
       </w:rPr>
@@ -6156,6 +6493,7 @@
         <w:spacing w:after="0" w:before="0" w:line="240" w:lineRule="auto"/>
       </w:pPr>
       <w:rPr>
+        <w:rFonts w:eastAsia="黑体"/>
         <w:b/>
         <w:bCs/>
         <w:color w:themeColor="background1" w:val="FFFFFF"/>
@@ -6178,6 +6516,7 @@
         <w:spacing w:after="0" w:before="0" w:line="240" w:lineRule="auto"/>
       </w:pPr>
       <w:rPr>
+        <w:rFonts w:eastAsia="黑体"/>
         <w:b/>
         <w:bCs/>
       </w:rPr>
@@ -6195,12 +6534,14 @@
     </w:tblStylePr>
     <w:tblStylePr w:type="firstCol">
       <w:rPr>
+        <w:rFonts w:eastAsia="黑体"/>
         <w:b/>
         <w:bCs/>
       </w:rPr>
     </w:tblStylePr>
     <w:tblStylePr w:type="lastCol">
       <w:rPr>
+        <w:rFonts w:eastAsia="黑体"/>
         <w:b/>
         <w:bCs/>
       </w:rPr>
@@ -6262,6 +6603,7 @@
         <w:spacing w:after="0" w:before="0" w:line="240" w:lineRule="auto"/>
       </w:pPr>
       <w:rPr>
+        <w:rFonts w:eastAsia="黑体"/>
         <w:b/>
         <w:bCs/>
         <w:color w:themeColor="background1" w:val="FFFFFF"/>
@@ -6284,6 +6626,7 @@
         <w:spacing w:after="0" w:before="0" w:line="240" w:lineRule="auto"/>
       </w:pPr>
       <w:rPr>
+        <w:rFonts w:eastAsia="黑体"/>
         <w:b/>
         <w:bCs/>
       </w:rPr>
@@ -6301,12 +6644,14 @@
     </w:tblStylePr>
     <w:tblStylePr w:type="firstCol">
       <w:rPr>
+        <w:rFonts w:eastAsia="黑体"/>
         <w:b/>
         <w:bCs/>
       </w:rPr>
     </w:tblStylePr>
     <w:tblStylePr w:type="lastCol">
       <w:rPr>
+        <w:rFonts w:eastAsia="黑体"/>
         <w:b/>
         <w:bCs/>
       </w:rPr>
@@ -6368,6 +6713,7 @@
         <w:spacing w:after="0" w:before="0" w:line="240" w:lineRule="auto"/>
       </w:pPr>
       <w:rPr>
+        <w:rFonts w:eastAsia="黑体"/>
         <w:b/>
         <w:bCs/>
         <w:color w:themeColor="background1" w:val="FFFFFF"/>
@@ -6390,6 +6736,7 @@
         <w:spacing w:after="0" w:before="0" w:line="240" w:lineRule="auto"/>
       </w:pPr>
       <w:rPr>
+        <w:rFonts w:eastAsia="黑体"/>
         <w:b/>
         <w:bCs/>
       </w:rPr>
@@ -6407,12 +6754,14 @@
     </w:tblStylePr>
     <w:tblStylePr w:type="firstCol">
       <w:rPr>
+        <w:rFonts w:eastAsia="黑体"/>
         <w:b/>
         <w:bCs/>
       </w:rPr>
     </w:tblStylePr>
     <w:tblStylePr w:type="lastCol">
       <w:rPr>
+        <w:rFonts w:eastAsia="黑体"/>
         <w:b/>
         <w:bCs/>
       </w:rPr>
@@ -6474,6 +6823,7 @@
         <w:spacing w:after="0" w:before="0" w:line="240" w:lineRule="auto"/>
       </w:pPr>
       <w:rPr>
+        <w:rFonts w:eastAsia="黑体"/>
         <w:b/>
         <w:bCs/>
         <w:color w:themeColor="background1" w:val="FFFFFF"/>
@@ -6496,6 +6846,7 @@
         <w:spacing w:after="0" w:before="0" w:line="240" w:lineRule="auto"/>
       </w:pPr>
       <w:rPr>
+        <w:rFonts w:eastAsia="黑体"/>
         <w:b/>
         <w:bCs/>
       </w:rPr>
@@ -6513,12 +6864,14 @@
     </w:tblStylePr>
     <w:tblStylePr w:type="firstCol">
       <w:rPr>
+        <w:rFonts w:eastAsia="黑体"/>
         <w:b/>
         <w:bCs/>
       </w:rPr>
     </w:tblStylePr>
     <w:tblStylePr w:type="lastCol">
       <w:rPr>
+        <w:rFonts w:eastAsia="黑体"/>
         <w:b/>
         <w:bCs/>
       </w:rPr>
@@ -6580,6 +6933,7 @@
         <w:spacing w:after="0" w:before="0" w:line="240" w:lineRule="auto"/>
       </w:pPr>
       <w:rPr>
+        <w:rFonts w:eastAsia="黑体"/>
         <w:b/>
         <w:bCs/>
         <w:color w:themeColor="background1" w:val="FFFFFF"/>
@@ -6602,6 +6956,7 @@
         <w:spacing w:after="0" w:before="0" w:line="240" w:lineRule="auto"/>
       </w:pPr>
       <w:rPr>
+        <w:rFonts w:eastAsia="黑体"/>
         <w:b/>
         <w:bCs/>
       </w:rPr>
@@ -6619,12 +6974,14 @@
     </w:tblStylePr>
     <w:tblStylePr w:type="firstCol">
       <w:rPr>
+        <w:rFonts w:eastAsia="黑体"/>
         <w:b/>
         <w:bCs/>
       </w:rPr>
     </w:tblStylePr>
     <w:tblStylePr w:type="lastCol">
       <w:rPr>
+        <w:rFonts w:eastAsia="黑体"/>
         <w:b/>
         <w:bCs/>
       </w:rPr>
@@ -6686,6 +7043,7 @@
         <w:spacing w:after="0" w:before="0" w:line="240" w:lineRule="auto"/>
       </w:pPr>
       <w:rPr>
+        <w:rFonts w:eastAsia="黑体"/>
         <w:b/>
         <w:bCs/>
         <w:color w:themeColor="background1" w:val="FFFFFF"/>
@@ -6708,6 +7066,7 @@
         <w:spacing w:after="0" w:before="0" w:line="240" w:lineRule="auto"/>
       </w:pPr>
       <w:rPr>
+        <w:rFonts w:eastAsia="黑体"/>
         <w:b/>
         <w:bCs/>
       </w:rPr>
@@ -6725,12 +7084,14 @@
     </w:tblStylePr>
     <w:tblStylePr w:type="firstCol">
       <w:rPr>
+        <w:rFonts w:eastAsia="黑体"/>
         <w:b/>
         <w:bCs/>
       </w:rPr>
     </w:tblStylePr>
     <w:tblStylePr w:type="lastCol">
       <w:rPr>
+        <w:rFonts w:eastAsia="黑体"/>
         <w:b/>
         <w:bCs/>
       </w:rPr>
@@ -6792,6 +7153,7 @@
         <w:spacing w:after="0" w:before="0" w:line="240" w:lineRule="auto"/>
       </w:pPr>
       <w:rPr>
+        <w:rFonts w:eastAsia="黑体"/>
         <w:b/>
         <w:bCs/>
         <w:color w:themeColor="background1" w:val="FFFFFF"/>
@@ -6814,6 +7176,7 @@
         <w:spacing w:after="0" w:before="0" w:line="240" w:lineRule="auto"/>
       </w:pPr>
       <w:rPr>
+        <w:rFonts w:eastAsia="黑体"/>
         <w:b/>
         <w:bCs/>
       </w:rPr>
@@ -6831,12 +7194,14 @@
     </w:tblStylePr>
     <w:tblStylePr w:type="firstCol">
       <w:rPr>
+        <w:rFonts w:eastAsia="黑体"/>
         <w:b/>
         <w:bCs/>
       </w:rPr>
     </w:tblStylePr>
     <w:tblStylePr w:type="lastCol">
       <w:rPr>
+        <w:rFonts w:eastAsia="黑体"/>
         <w:b/>
         <w:bCs/>
       </w:rPr>
@@ -6895,6 +7260,7 @@
         <w:spacing w:after="0" w:before="0" w:line="240" w:lineRule="auto"/>
       </w:pPr>
       <w:rPr>
+        <w:rFonts w:eastAsia="黑体"/>
         <w:b/>
         <w:bCs/>
         <w:color w:themeColor="background1" w:val="FFFFFF"/>
@@ -6917,6 +7283,7 @@
         <w:spacing w:after="0" w:before="0" w:line="240" w:lineRule="auto"/>
       </w:pPr>
       <w:rPr>
+        <w:rFonts w:eastAsia="黑体"/>
         <w:color w:val="auto"/>
       </w:rPr>
       <w:tblPr/>
@@ -6934,6 +7301,7 @@
     </w:tblStylePr>
     <w:tblStylePr w:type="firstCol">
       <w:rPr>
+        <w:rFonts w:eastAsia="黑体"/>
         <w:b/>
         <w:bCs/>
         <w:color w:themeColor="background1" w:val="FFFFFF"/>
@@ -6953,6 +7321,7 @@
     </w:tblStylePr>
     <w:tblStylePr w:type="lastCol">
       <w:rPr>
+        <w:rFonts w:eastAsia="黑体"/>
         <w:b/>
         <w:bCs/>
         <w:color w:themeColor="background1" w:val="FFFFFF"/>
@@ -7001,6 +7370,7 @@
     </w:tblStylePr>
     <w:tblStylePr w:type="nwCell">
       <w:rPr>
+        <w:rFonts w:eastAsia="黑体"/>
         <w:color w:themeColor="background1" w:val="FFFFFF"/>
       </w:rPr>
       <w:tblPr/>
@@ -7044,6 +7414,7 @@
         <w:spacing w:after="0" w:before="0" w:line="240" w:lineRule="auto"/>
       </w:pPr>
       <w:rPr>
+        <w:rFonts w:eastAsia="黑体"/>
         <w:b/>
         <w:bCs/>
         <w:color w:themeColor="background1" w:val="FFFFFF"/>
@@ -7066,6 +7437,7 @@
         <w:spacing w:after="0" w:before="0" w:line="240" w:lineRule="auto"/>
       </w:pPr>
       <w:rPr>
+        <w:rFonts w:eastAsia="黑体"/>
         <w:color w:val="auto"/>
       </w:rPr>
       <w:tblPr/>
@@ -7083,6 +7455,7 @@
     </w:tblStylePr>
     <w:tblStylePr w:type="firstCol">
       <w:rPr>
+        <w:rFonts w:eastAsia="黑体"/>
         <w:b/>
         <w:bCs/>
         <w:color w:themeColor="background1" w:val="FFFFFF"/>
@@ -7102,6 +7475,7 @@
     </w:tblStylePr>
     <w:tblStylePr w:type="lastCol">
       <w:rPr>
+        <w:rFonts w:eastAsia="黑体"/>
         <w:b/>
         <w:bCs/>
         <w:color w:themeColor="background1" w:val="FFFFFF"/>
@@ -7150,6 +7524,7 @@
     </w:tblStylePr>
     <w:tblStylePr w:type="nwCell">
       <w:rPr>
+        <w:rFonts w:eastAsia="黑体"/>
         <w:color w:themeColor="background1" w:val="FFFFFF"/>
       </w:rPr>
       <w:tblPr/>
@@ -7193,6 +7568,7 @@
         <w:spacing w:after="0" w:before="0" w:line="240" w:lineRule="auto"/>
       </w:pPr>
       <w:rPr>
+        <w:rFonts w:eastAsia="黑体"/>
         <w:b/>
         <w:bCs/>
         <w:color w:themeColor="background1" w:val="FFFFFF"/>
@@ -7215,6 +7591,7 @@
         <w:spacing w:after="0" w:before="0" w:line="240" w:lineRule="auto"/>
       </w:pPr>
       <w:rPr>
+        <w:rFonts w:eastAsia="黑体"/>
         <w:color w:val="auto"/>
       </w:rPr>
       <w:tblPr/>
@@ -7232,6 +7609,7 @@
     </w:tblStylePr>
     <w:tblStylePr w:type="firstCol">
       <w:rPr>
+        <w:rFonts w:eastAsia="黑体"/>
         <w:b/>
         <w:bCs/>
         <w:color w:themeColor="background1" w:val="FFFFFF"/>
@@ -7251,6 +7629,7 @@
     </w:tblStylePr>
     <w:tblStylePr w:type="lastCol">
       <w:rPr>
+        <w:rFonts w:eastAsia="黑体"/>
         <w:b/>
         <w:bCs/>
         <w:color w:themeColor="background1" w:val="FFFFFF"/>
@@ -7299,6 +7678,7 @@
     </w:tblStylePr>
     <w:tblStylePr w:type="nwCell">
       <w:rPr>
+        <w:rFonts w:eastAsia="黑体"/>
         <w:color w:themeColor="background1" w:val="FFFFFF"/>
       </w:rPr>
       <w:tblPr/>
@@ -7342,6 +7722,7 @@
         <w:spacing w:after="0" w:before="0" w:line="240" w:lineRule="auto"/>
       </w:pPr>
       <w:rPr>
+        <w:rFonts w:eastAsia="黑体"/>
         <w:b/>
         <w:bCs/>
         <w:color w:themeColor="background1" w:val="FFFFFF"/>
@@ -7364,6 +7745,7 @@
         <w:spacing w:after="0" w:before="0" w:line="240" w:lineRule="auto"/>
       </w:pPr>
       <w:rPr>
+        <w:rFonts w:eastAsia="黑体"/>
         <w:color w:val="auto"/>
       </w:rPr>
       <w:tblPr/>
@@ -7381,6 +7763,7 @@
     </w:tblStylePr>
     <w:tblStylePr w:type="firstCol">
       <w:rPr>
+        <w:rFonts w:eastAsia="黑体"/>
         <w:b/>
         <w:bCs/>
         <w:color w:themeColor="background1" w:val="FFFFFF"/>
@@ -7400,6 +7783,7 @@
     </w:tblStylePr>
     <w:tblStylePr w:type="lastCol">
       <w:rPr>
+        <w:rFonts w:eastAsia="黑体"/>
         <w:b/>
         <w:bCs/>
         <w:color w:themeColor="background1" w:val="FFFFFF"/>
@@ -7448,6 +7832,7 @@
     </w:tblStylePr>
     <w:tblStylePr w:type="nwCell">
       <w:rPr>
+        <w:rFonts w:eastAsia="黑体"/>
         <w:color w:themeColor="background1" w:val="FFFFFF"/>
       </w:rPr>
       <w:tblPr/>
@@ -7491,6 +7876,7 @@
         <w:spacing w:after="0" w:before="0" w:line="240" w:lineRule="auto"/>
       </w:pPr>
       <w:rPr>
+        <w:rFonts w:eastAsia="黑体"/>
         <w:b/>
         <w:bCs/>
         <w:color w:themeColor="background1" w:val="FFFFFF"/>
@@ -7513,6 +7899,7 @@
         <w:spacing w:after="0" w:before="0" w:line="240" w:lineRule="auto"/>
       </w:pPr>
       <w:rPr>
+        <w:rFonts w:eastAsia="黑体"/>
         <w:color w:val="auto"/>
       </w:rPr>
       <w:tblPr/>
@@ -7530,6 +7917,7 @@
     </w:tblStylePr>
     <w:tblStylePr w:type="firstCol">
       <w:rPr>
+        <w:rFonts w:eastAsia="黑体"/>
         <w:b/>
         <w:bCs/>
         <w:color w:themeColor="background1" w:val="FFFFFF"/>
@@ -7549,6 +7937,7 @@
     </w:tblStylePr>
     <w:tblStylePr w:type="lastCol">
       <w:rPr>
+        <w:rFonts w:eastAsia="黑体"/>
         <w:b/>
         <w:bCs/>
         <w:color w:themeColor="background1" w:val="FFFFFF"/>
@@ -7597,6 +7986,7 @@
     </w:tblStylePr>
     <w:tblStylePr w:type="nwCell">
       <w:rPr>
+        <w:rFonts w:eastAsia="黑体"/>
         <w:color w:themeColor="background1" w:val="FFFFFF"/>
       </w:rPr>
       <w:tblPr/>
@@ -7640,6 +8030,7 @@
         <w:spacing w:after="0" w:before="0" w:line="240" w:lineRule="auto"/>
       </w:pPr>
       <w:rPr>
+        <w:rFonts w:eastAsia="黑体"/>
         <w:b/>
         <w:bCs/>
         <w:color w:themeColor="background1" w:val="FFFFFF"/>
@@ -7662,6 +8053,7 @@
         <w:spacing w:after="0" w:before="0" w:line="240" w:lineRule="auto"/>
       </w:pPr>
       <w:rPr>
+        <w:rFonts w:eastAsia="黑体"/>
         <w:color w:val="auto"/>
       </w:rPr>
       <w:tblPr/>
@@ -7679,6 +8071,7 @@
     </w:tblStylePr>
     <w:tblStylePr w:type="firstCol">
       <w:rPr>
+        <w:rFonts w:eastAsia="黑体"/>
         <w:b/>
         <w:bCs/>
         <w:color w:themeColor="background1" w:val="FFFFFF"/>
@@ -7698,6 +8091,7 @@
     </w:tblStylePr>
     <w:tblStylePr w:type="lastCol">
       <w:rPr>
+        <w:rFonts w:eastAsia="黑体"/>
         <w:b/>
         <w:bCs/>
         <w:color w:themeColor="background1" w:val="FFFFFF"/>
@@ -7746,6 +8140,7 @@
     </w:tblStylePr>
     <w:tblStylePr w:type="nwCell">
       <w:rPr>
+        <w:rFonts w:eastAsia="黑体"/>
         <w:color w:themeColor="background1" w:val="FFFFFF"/>
       </w:rPr>
       <w:tblPr/>
@@ -7789,6 +8184,7 @@
         <w:spacing w:after="0" w:before="0" w:line="240" w:lineRule="auto"/>
       </w:pPr>
       <w:rPr>
+        <w:rFonts w:eastAsia="黑体"/>
         <w:b/>
         <w:bCs/>
         <w:color w:themeColor="background1" w:val="FFFFFF"/>
@@ -7811,6 +8207,7 @@
         <w:spacing w:after="0" w:before="0" w:line="240" w:lineRule="auto"/>
       </w:pPr>
       <w:rPr>
+        <w:rFonts w:eastAsia="黑体"/>
         <w:color w:val="auto"/>
       </w:rPr>
       <w:tblPr/>
@@ -7828,6 +8225,7 @@
     </w:tblStylePr>
     <w:tblStylePr w:type="firstCol">
       <w:rPr>
+        <w:rFonts w:eastAsia="黑体"/>
         <w:b/>
         <w:bCs/>
         <w:color w:themeColor="background1" w:val="FFFFFF"/>
@@ -7847,6 +8245,7 @@
     </w:tblStylePr>
     <w:tblStylePr w:type="lastCol">
       <w:rPr>
+        <w:rFonts w:eastAsia="黑体"/>
         <w:b/>
         <w:bCs/>
         <w:color w:themeColor="background1" w:val="FFFFFF"/>
@@ -7895,6 +8294,7 @@
     </w:tblStylePr>
     <w:tblStylePr w:type="nwCell">
       <w:rPr>
+        <w:rFonts w:eastAsia="黑体"/>
         <w:color w:themeColor="background1" w:val="FFFFFF"/>
       </w:rPr>
       <w:tblPr/>
@@ -7919,6 +8319,7 @@
       <w:spacing w:after="0" w:line="240" w:lineRule="auto"/>
     </w:pPr>
     <w:rPr>
+      <w:rFonts w:eastAsia="黑体"/>
       <w:color w:themeColor="text1" w:val="000000"/>
     </w:rPr>
     <w:tblPr>
@@ -7938,7 +8339,7 @@
     </w:tblPr>
     <w:tblStylePr w:type="firstRow">
       <w:rPr>
-        <w:rFonts w:asciiTheme="majorHAnsi" w:cstheme="majorBidi" w:eastAsiaTheme="majorEastAsia" w:hAnsiTheme="majorHAnsi"/>
+        <w:rFonts w:asciiTheme="majorHAnsi" w:cstheme="majorBidi" w:hAnsiTheme="majorHAnsi" w:eastAsia="黑体"/>
       </w:rPr>
       <w:tblPr/>
       <w:tcPr>
@@ -7950,6 +8351,7 @@
     </w:tblStylePr>
     <w:tblStylePr w:type="lastRow">
       <w:rPr>
+        <w:rFonts w:eastAsia="黑体"/>
         <w:b/>
         <w:bCs/>
         <w:color w:themeColor="text2" w:val="1F497D"/>
@@ -7964,12 +8366,14 @@
     </w:tblStylePr>
     <w:tblStylePr w:type="firstCol">
       <w:rPr>
+        <w:rFonts w:eastAsia="黑体"/>
         <w:b/>
         <w:bCs/>
       </w:rPr>
     </w:tblStylePr>
     <w:tblStylePr w:type="lastCol">
       <w:rPr>
+        <w:rFonts w:eastAsia="黑体"/>
         <w:b/>
         <w:bCs/>
       </w:rPr>
@@ -8003,6 +8407,7 @@
       <w:spacing w:after="0" w:line="240" w:lineRule="auto"/>
     </w:pPr>
     <w:rPr>
+      <w:rFonts w:eastAsia="黑体"/>
       <w:color w:themeColor="text1" w:val="000000"/>
     </w:rPr>
     <w:tblPr>
@@ -8022,7 +8427,7 @@
     </w:tblPr>
     <w:tblStylePr w:type="firstRow">
       <w:rPr>
-        <w:rFonts w:asciiTheme="majorHAnsi" w:cstheme="majorBidi" w:eastAsiaTheme="majorEastAsia" w:hAnsiTheme="majorHAnsi"/>
+        <w:rFonts w:asciiTheme="majorHAnsi" w:cstheme="majorBidi" w:hAnsiTheme="majorHAnsi" w:eastAsia="黑体"/>
       </w:rPr>
       <w:tblPr/>
       <w:tcPr>
@@ -8034,6 +8439,7 @@
     </w:tblStylePr>
     <w:tblStylePr w:type="lastRow">
       <w:rPr>
+        <w:rFonts w:eastAsia="黑体"/>
         <w:b/>
         <w:bCs/>
         <w:color w:themeColor="text2" w:val="1F497D"/>
@@ -8048,12 +8454,14 @@
     </w:tblStylePr>
     <w:tblStylePr w:type="firstCol">
       <w:rPr>
+        <w:rFonts w:eastAsia="黑体"/>
         <w:b/>
         <w:bCs/>
       </w:rPr>
     </w:tblStylePr>
     <w:tblStylePr w:type="lastCol">
       <w:rPr>
+        <w:rFonts w:eastAsia="黑体"/>
         <w:b/>
         <w:bCs/>
       </w:rPr>
@@ -8087,6 +8495,7 @@
       <w:spacing w:after="0" w:line="240" w:lineRule="auto"/>
     </w:pPr>
     <w:rPr>
+      <w:rFonts w:eastAsia="黑体"/>
       <w:color w:themeColor="text1" w:val="000000"/>
     </w:rPr>
     <w:tblPr>
@@ -8106,7 +8515,7 @@
     </w:tblPr>
     <w:tblStylePr w:type="firstRow">
       <w:rPr>
-        <w:rFonts w:asciiTheme="majorHAnsi" w:cstheme="majorBidi" w:eastAsiaTheme="majorEastAsia" w:hAnsiTheme="majorHAnsi"/>
+        <w:rFonts w:asciiTheme="majorHAnsi" w:cstheme="majorBidi" w:hAnsiTheme="majorHAnsi" w:eastAsia="黑体"/>
       </w:rPr>
       <w:tblPr/>
       <w:tcPr>
@@ -8118,6 +8527,7 @@
     </w:tblStylePr>
     <w:tblStylePr w:type="lastRow">
       <w:rPr>
+        <w:rFonts w:eastAsia="黑体"/>
         <w:b/>
         <w:bCs/>
         <w:color w:themeColor="text2" w:val="1F497D"/>
@@ -8132,12 +8542,14 @@
     </w:tblStylePr>
     <w:tblStylePr w:type="firstCol">
       <w:rPr>
+        <w:rFonts w:eastAsia="黑体"/>
         <w:b/>
         <w:bCs/>
       </w:rPr>
     </w:tblStylePr>
     <w:tblStylePr w:type="lastCol">
       <w:rPr>
+        <w:rFonts w:eastAsia="黑体"/>
         <w:b/>
         <w:bCs/>
       </w:rPr>
@@ -8171,6 +8583,7 @@
       <w:spacing w:after="0" w:line="240" w:lineRule="auto"/>
     </w:pPr>
     <w:rPr>
+      <w:rFonts w:eastAsia="黑体"/>
       <w:color w:themeColor="text1" w:val="000000"/>
     </w:rPr>
     <w:tblPr>
@@ -8190,7 +8603,7 @@
     </w:tblPr>
     <w:tblStylePr w:type="firstRow">
       <w:rPr>
-        <w:rFonts w:asciiTheme="majorHAnsi" w:cstheme="majorBidi" w:eastAsiaTheme="majorEastAsia" w:hAnsiTheme="majorHAnsi"/>
+        <w:rFonts w:asciiTheme="majorHAnsi" w:cstheme="majorBidi" w:hAnsiTheme="majorHAnsi" w:eastAsia="黑体"/>
       </w:rPr>
       <w:tblPr/>
       <w:tcPr>
@@ -8202,6 +8615,7 @@
     </w:tblStylePr>
     <w:tblStylePr w:type="lastRow">
       <w:rPr>
+        <w:rFonts w:eastAsia="黑体"/>
         <w:b/>
         <w:bCs/>
         <w:color w:themeColor="text2" w:val="1F497D"/>
@@ -8216,12 +8630,14 @@
     </w:tblStylePr>
     <w:tblStylePr w:type="firstCol">
       <w:rPr>
+        <w:rFonts w:eastAsia="黑体"/>
         <w:b/>
         <w:bCs/>
       </w:rPr>
     </w:tblStylePr>
     <w:tblStylePr w:type="lastCol">
       <w:rPr>
+        <w:rFonts w:eastAsia="黑体"/>
         <w:b/>
         <w:bCs/>
       </w:rPr>
@@ -8255,6 +8671,7 @@
       <w:spacing w:after="0" w:line="240" w:lineRule="auto"/>
     </w:pPr>
     <w:rPr>
+      <w:rFonts w:eastAsia="黑体"/>
       <w:color w:themeColor="text1" w:val="000000"/>
     </w:rPr>
     <w:tblPr>
@@ -8274,7 +8691,7 @@
     </w:tblPr>
     <w:tblStylePr w:type="firstRow">
       <w:rPr>
-        <w:rFonts w:asciiTheme="majorHAnsi" w:cstheme="majorBidi" w:eastAsiaTheme="majorEastAsia" w:hAnsiTheme="majorHAnsi"/>
+        <w:rFonts w:asciiTheme="majorHAnsi" w:cstheme="majorBidi" w:hAnsiTheme="majorHAnsi" w:eastAsia="黑体"/>
       </w:rPr>
       <w:tblPr/>
       <w:tcPr>
@@ -8286,6 +8703,7 @@
     </w:tblStylePr>
     <w:tblStylePr w:type="lastRow">
       <w:rPr>
+        <w:rFonts w:eastAsia="黑体"/>
         <w:b/>
         <w:bCs/>
         <w:color w:themeColor="text2" w:val="1F497D"/>
@@ -8300,12 +8718,14 @@
     </w:tblStylePr>
     <w:tblStylePr w:type="firstCol">
       <w:rPr>
+        <w:rFonts w:eastAsia="黑体"/>
         <w:b/>
         <w:bCs/>
       </w:rPr>
     </w:tblStylePr>
     <w:tblStylePr w:type="lastCol">
       <w:rPr>
+        <w:rFonts w:eastAsia="黑体"/>
         <w:b/>
         <w:bCs/>
       </w:rPr>
@@ -8339,6 +8759,7 @@
       <w:spacing w:after="0" w:line="240" w:lineRule="auto"/>
     </w:pPr>
     <w:rPr>
+      <w:rFonts w:eastAsia="黑体"/>
       <w:color w:themeColor="text1" w:val="000000"/>
     </w:rPr>
     <w:tblPr>
@@ -8358,7 +8779,7 @@
     </w:tblPr>
     <w:tblStylePr w:type="firstRow">
       <w:rPr>
-        <w:rFonts w:asciiTheme="majorHAnsi" w:cstheme="majorBidi" w:eastAsiaTheme="majorEastAsia" w:hAnsiTheme="majorHAnsi"/>
+        <w:rFonts w:asciiTheme="majorHAnsi" w:cstheme="majorBidi" w:hAnsiTheme="majorHAnsi" w:eastAsia="黑体"/>
       </w:rPr>
       <w:tblPr/>
       <w:tcPr>
@@ -8370,6 +8791,7 @@
     </w:tblStylePr>
     <w:tblStylePr w:type="lastRow">
       <w:rPr>
+        <w:rFonts w:eastAsia="黑体"/>
         <w:b/>
         <w:bCs/>
         <w:color w:themeColor="text2" w:val="1F497D"/>
@@ -8384,12 +8806,14 @@
     </w:tblStylePr>
     <w:tblStylePr w:type="firstCol">
       <w:rPr>
+        <w:rFonts w:eastAsia="黑体"/>
         <w:b/>
         <w:bCs/>
       </w:rPr>
     </w:tblStylePr>
     <w:tblStylePr w:type="lastCol">
       <w:rPr>
+        <w:rFonts w:eastAsia="黑体"/>
         <w:b/>
         <w:bCs/>
       </w:rPr>
@@ -8423,6 +8847,7 @@
       <w:spacing w:after="0" w:line="240" w:lineRule="auto"/>
     </w:pPr>
     <w:rPr>
+      <w:rFonts w:eastAsia="黑体"/>
       <w:color w:themeColor="text1" w:val="000000"/>
     </w:rPr>
     <w:tblPr>
@@ -8442,7 +8867,7 @@
     </w:tblPr>
     <w:tblStylePr w:type="firstRow">
       <w:rPr>
-        <w:rFonts w:asciiTheme="majorHAnsi" w:cstheme="majorBidi" w:eastAsiaTheme="majorEastAsia" w:hAnsiTheme="majorHAnsi"/>
+        <w:rFonts w:asciiTheme="majorHAnsi" w:cstheme="majorBidi" w:hAnsiTheme="majorHAnsi" w:eastAsia="黑体"/>
       </w:rPr>
       <w:tblPr/>
       <w:tcPr>
@@ -8454,6 +8879,7 @@
     </w:tblStylePr>
     <w:tblStylePr w:type="lastRow">
       <w:rPr>
+        <w:rFonts w:eastAsia="黑体"/>
         <w:b/>
         <w:bCs/>
         <w:color w:themeColor="text2" w:val="1F497D"/>
@@ -8468,12 +8894,14 @@
     </w:tblStylePr>
     <w:tblStylePr w:type="firstCol">
       <w:rPr>
+        <w:rFonts w:eastAsia="黑体"/>
         <w:b/>
         <w:bCs/>
       </w:rPr>
     </w:tblStylePr>
     <w:tblStylePr w:type="lastCol">
       <w:rPr>
+        <w:rFonts w:eastAsia="黑体"/>
         <w:b/>
         <w:bCs/>
       </w:rPr>
@@ -8507,7 +8935,7 @@
       <w:spacing w:after="0" w:line="240" w:lineRule="auto"/>
     </w:pPr>
     <w:rPr>
-      <w:rFonts w:asciiTheme="majorHAnsi" w:cstheme="majorBidi" w:eastAsiaTheme="majorEastAsia" w:hAnsiTheme="majorHAnsi"/>
+      <w:rFonts w:asciiTheme="majorHAnsi" w:cstheme="majorBidi" w:hAnsiTheme="majorHAnsi" w:eastAsia="黑体"/>
       <w:color w:themeColor="text1" w:val="000000"/>
     </w:rPr>
     <w:tblPr>
@@ -8529,6 +8957,7 @@
     </w:tblPr>
     <w:tblStylePr w:type="firstRow">
       <w:rPr>
+        <w:rFonts w:eastAsia="黑体"/>
         <w:sz w:val="24"/>
         <w:szCs w:val="24"/>
       </w:rPr>
@@ -8635,7 +9064,7 @@
       <w:spacing w:after="0" w:line="240" w:lineRule="auto"/>
     </w:pPr>
     <w:rPr>
-      <w:rFonts w:asciiTheme="majorHAnsi" w:cstheme="majorBidi" w:eastAsiaTheme="majorEastAsia" w:hAnsiTheme="majorHAnsi"/>
+      <w:rFonts w:asciiTheme="majorHAnsi" w:cstheme="majorBidi" w:hAnsiTheme="majorHAnsi" w:eastAsia="黑体"/>
       <w:color w:themeColor="text1" w:val="000000"/>
     </w:rPr>
     <w:tblPr>
@@ -8657,6 +9086,7 @@
     </w:tblPr>
     <w:tblStylePr w:type="firstRow">
       <w:rPr>
+        <w:rFonts w:eastAsia="黑体"/>
         <w:sz w:val="24"/>
         <w:szCs w:val="24"/>
       </w:rPr>
@@ -8763,7 +9193,7 @@
       <w:spacing w:after="0" w:line="240" w:lineRule="auto"/>
     </w:pPr>
     <w:rPr>
-      <w:rFonts w:asciiTheme="majorHAnsi" w:cstheme="majorBidi" w:eastAsiaTheme="majorEastAsia" w:hAnsiTheme="majorHAnsi"/>
+      <w:rFonts w:asciiTheme="majorHAnsi" w:cstheme="majorBidi" w:hAnsiTheme="majorHAnsi" w:eastAsia="黑体"/>
       <w:color w:themeColor="text1" w:val="000000"/>
     </w:rPr>
     <w:tblPr>
@@ -8785,6 +9215,7 @@
     </w:tblPr>
     <w:tblStylePr w:type="firstRow">
       <w:rPr>
+        <w:rFonts w:eastAsia="黑体"/>
         <w:sz w:val="24"/>
         <w:szCs w:val="24"/>
       </w:rPr>
@@ -8891,7 +9322,7 @@
       <w:spacing w:after="0" w:line="240" w:lineRule="auto"/>
     </w:pPr>
     <w:rPr>
-      <w:rFonts w:asciiTheme="majorHAnsi" w:cstheme="majorBidi" w:eastAsiaTheme="majorEastAsia" w:hAnsiTheme="majorHAnsi"/>
+      <w:rFonts w:asciiTheme="majorHAnsi" w:cstheme="majorBidi" w:hAnsiTheme="majorHAnsi" w:eastAsia="黑体"/>
       <w:color w:themeColor="text1" w:val="000000"/>
     </w:rPr>
     <w:tblPr>
@@ -8913,6 +9344,7 @@
     </w:tblPr>
     <w:tblStylePr w:type="firstRow">
       <w:rPr>
+        <w:rFonts w:eastAsia="黑体"/>
         <w:sz w:val="24"/>
         <w:szCs w:val="24"/>
       </w:rPr>
@@ -9019,7 +9451,7 @@
       <w:spacing w:after="0" w:line="240" w:lineRule="auto"/>
     </w:pPr>
     <w:rPr>
-      <w:rFonts w:asciiTheme="majorHAnsi" w:cstheme="majorBidi" w:eastAsiaTheme="majorEastAsia" w:hAnsiTheme="majorHAnsi"/>
+      <w:rFonts w:asciiTheme="majorHAnsi" w:cstheme="majorBidi" w:hAnsiTheme="majorHAnsi" w:eastAsia="黑体"/>
       <w:color w:themeColor="text1" w:val="000000"/>
     </w:rPr>
     <w:tblPr>
@@ -9041,6 +9473,7 @@
     </w:tblPr>
     <w:tblStylePr w:type="firstRow">
       <w:rPr>
+        <w:rFonts w:eastAsia="黑体"/>
         <w:sz w:val="24"/>
         <w:szCs w:val="24"/>
       </w:rPr>
@@ -9147,7 +9580,7 @@
       <w:spacing w:after="0" w:line="240" w:lineRule="auto"/>
     </w:pPr>
     <w:rPr>
-      <w:rFonts w:asciiTheme="majorHAnsi" w:cstheme="majorBidi" w:eastAsiaTheme="majorEastAsia" w:hAnsiTheme="majorHAnsi"/>
+      <w:rFonts w:asciiTheme="majorHAnsi" w:cstheme="majorBidi" w:hAnsiTheme="majorHAnsi" w:eastAsia="黑体"/>
       <w:color w:themeColor="text1" w:val="000000"/>
     </w:rPr>
     <w:tblPr>
@@ -9169,6 +9602,7 @@
     </w:tblPr>
     <w:tblStylePr w:type="firstRow">
       <w:rPr>
+        <w:rFonts w:eastAsia="黑体"/>
         <w:sz w:val="24"/>
         <w:szCs w:val="24"/>
       </w:rPr>
@@ -9275,7 +9709,7 @@
       <w:spacing w:after="0" w:line="240" w:lineRule="auto"/>
     </w:pPr>
     <w:rPr>
-      <w:rFonts w:asciiTheme="majorHAnsi" w:cstheme="majorBidi" w:eastAsiaTheme="majorEastAsia" w:hAnsiTheme="majorHAnsi"/>
+      <w:rFonts w:asciiTheme="majorHAnsi" w:cstheme="majorBidi" w:hAnsiTheme="majorHAnsi" w:eastAsia="黑体"/>
       <w:color w:themeColor="text1" w:val="000000"/>
     </w:rPr>
     <w:tblPr>
@@ -9297,6 +9731,7 @@
     </w:tblPr>
     <w:tblStylePr w:type="firstRow">
       <w:rPr>
+        <w:rFonts w:eastAsia="黑体"/>
         <w:sz w:val="24"/>
         <w:szCs w:val="24"/>
       </w:rPr>
@@ -9426,12 +9861,14 @@
     </w:tcPr>
     <w:tblStylePr w:type="firstRow">
       <w:rPr>
+        <w:rFonts w:eastAsia="黑体"/>
         <w:b/>
         <w:bCs/>
       </w:rPr>
     </w:tblStylePr>
     <w:tblStylePr w:type="lastRow">
       <w:rPr>
+        <w:rFonts w:eastAsia="黑体"/>
         <w:b/>
         <w:bCs/>
       </w:rPr>
@@ -9444,12 +9881,14 @@
     </w:tblStylePr>
     <w:tblStylePr w:type="firstCol">
       <w:rPr>
+        <w:rFonts w:eastAsia="黑体"/>
         <w:b/>
         <w:bCs/>
       </w:rPr>
     </w:tblStylePr>
     <w:tblStylePr w:type="lastCol">
       <w:rPr>
+        <w:rFonts w:eastAsia="黑体"/>
         <w:b/>
         <w:bCs/>
       </w:rPr>
@@ -9499,12 +9938,14 @@
     </w:tcPr>
     <w:tblStylePr w:type="firstRow">
       <w:rPr>
+        <w:rFonts w:eastAsia="黑体"/>
         <w:b/>
         <w:bCs/>
       </w:rPr>
     </w:tblStylePr>
     <w:tblStylePr w:type="lastRow">
       <w:rPr>
+        <w:rFonts w:eastAsia="黑体"/>
         <w:b/>
         <w:bCs/>
       </w:rPr>
@@ -9517,12 +9958,14 @@
     </w:tblStylePr>
     <w:tblStylePr w:type="firstCol">
       <w:rPr>
+        <w:rFonts w:eastAsia="黑体"/>
         <w:b/>
         <w:bCs/>
       </w:rPr>
     </w:tblStylePr>
     <w:tblStylePr w:type="lastCol">
       <w:rPr>
+        <w:rFonts w:eastAsia="黑体"/>
         <w:b/>
         <w:bCs/>
       </w:rPr>
@@ -9572,12 +10015,14 @@
     </w:tcPr>
     <w:tblStylePr w:type="firstRow">
       <w:rPr>
+        <w:rFonts w:eastAsia="黑体"/>
         <w:b/>
         <w:bCs/>
       </w:rPr>
     </w:tblStylePr>
     <w:tblStylePr w:type="lastRow">
       <w:rPr>
+        <w:rFonts w:eastAsia="黑体"/>
         <w:b/>
         <w:bCs/>
       </w:rPr>
@@ -9590,12 +10035,14 @@
     </w:tblStylePr>
     <w:tblStylePr w:type="firstCol">
       <w:rPr>
+        <w:rFonts w:eastAsia="黑体"/>
         <w:b/>
         <w:bCs/>
       </w:rPr>
     </w:tblStylePr>
     <w:tblStylePr w:type="lastCol">
       <w:rPr>
+        <w:rFonts w:eastAsia="黑体"/>
         <w:b/>
         <w:bCs/>
       </w:rPr>
@@ -9645,12 +10092,14 @@
     </w:tcPr>
     <w:tblStylePr w:type="firstRow">
       <w:rPr>
+        <w:rFonts w:eastAsia="黑体"/>
         <w:b/>
         <w:bCs/>
       </w:rPr>
     </w:tblStylePr>
     <w:tblStylePr w:type="lastRow">
       <w:rPr>
+        <w:rFonts w:eastAsia="黑体"/>
         <w:b/>
         <w:bCs/>
       </w:rPr>
@@ -9663,12 +10112,14 @@
     </w:tblStylePr>
     <w:tblStylePr w:type="firstCol">
       <w:rPr>
+        <w:rFonts w:eastAsia="黑体"/>
         <w:b/>
         <w:bCs/>
       </w:rPr>
     </w:tblStylePr>
     <w:tblStylePr w:type="lastCol">
       <w:rPr>
+        <w:rFonts w:eastAsia="黑体"/>
         <w:b/>
         <w:bCs/>
       </w:rPr>
@@ -9718,12 +10169,14 @@
     </w:tcPr>
     <w:tblStylePr w:type="firstRow">
       <w:rPr>
+        <w:rFonts w:eastAsia="黑体"/>
         <w:b/>
         <w:bCs/>
       </w:rPr>
     </w:tblStylePr>
     <w:tblStylePr w:type="lastRow">
       <w:rPr>
+        <w:rFonts w:eastAsia="黑体"/>
         <w:b/>
         <w:bCs/>
       </w:rPr>
@@ -9736,12 +10189,14 @@
     </w:tblStylePr>
     <w:tblStylePr w:type="firstCol">
       <w:rPr>
+        <w:rFonts w:eastAsia="黑体"/>
         <w:b/>
         <w:bCs/>
       </w:rPr>
     </w:tblStylePr>
     <w:tblStylePr w:type="lastCol">
       <w:rPr>
+        <w:rFonts w:eastAsia="黑体"/>
         <w:b/>
         <w:bCs/>
       </w:rPr>
@@ -9791,12 +10246,14 @@
     </w:tcPr>
     <w:tblStylePr w:type="firstRow">
       <w:rPr>
+        <w:rFonts w:eastAsia="黑体"/>
         <w:b/>
         <w:bCs/>
       </w:rPr>
     </w:tblStylePr>
     <w:tblStylePr w:type="lastRow">
       <w:rPr>
+        <w:rFonts w:eastAsia="黑体"/>
         <w:b/>
         <w:bCs/>
       </w:rPr>
@@ -9809,12 +10266,14 @@
     </w:tblStylePr>
     <w:tblStylePr w:type="firstCol">
       <w:rPr>
+        <w:rFonts w:eastAsia="黑体"/>
         <w:b/>
         <w:bCs/>
       </w:rPr>
     </w:tblStylePr>
     <w:tblStylePr w:type="lastCol">
       <w:rPr>
+        <w:rFonts w:eastAsia="黑体"/>
         <w:b/>
         <w:bCs/>
       </w:rPr>
@@ -9864,12 +10323,14 @@
     </w:tcPr>
     <w:tblStylePr w:type="firstRow">
       <w:rPr>
+        <w:rFonts w:eastAsia="黑体"/>
         <w:b/>
         <w:bCs/>
       </w:rPr>
     </w:tblStylePr>
     <w:tblStylePr w:type="lastRow">
       <w:rPr>
+        <w:rFonts w:eastAsia="黑体"/>
         <w:b/>
         <w:bCs/>
       </w:rPr>
@@ -9882,12 +10343,14 @@
     </w:tblStylePr>
     <w:tblStylePr w:type="firstCol">
       <w:rPr>
+        <w:rFonts w:eastAsia="黑体"/>
         <w:b/>
         <w:bCs/>
       </w:rPr>
     </w:tblStylePr>
     <w:tblStylePr w:type="lastCol">
       <w:rPr>
+        <w:rFonts w:eastAsia="黑体"/>
         <w:b/>
         <w:bCs/>
       </w:rPr>
@@ -9914,7 +10377,7 @@
       <w:spacing w:after="0" w:line="240" w:lineRule="auto"/>
     </w:pPr>
     <w:rPr>
-      <w:rFonts w:asciiTheme="majorHAnsi" w:cstheme="majorBidi" w:eastAsiaTheme="majorEastAsia" w:hAnsiTheme="majorHAnsi"/>
+      <w:rFonts w:asciiTheme="majorHAnsi" w:cstheme="majorBidi" w:hAnsiTheme="majorHAnsi" w:eastAsia="黑体"/>
       <w:color w:themeColor="text1" w:val="000000"/>
     </w:rPr>
     <w:tblPr>
@@ -9941,6 +10404,7 @@
     </w:tcPr>
     <w:tblStylePr w:type="firstRow">
       <w:rPr>
+        <w:rFonts w:eastAsia="黑体"/>
         <w:b/>
         <w:bCs/>
         <w:color w:themeColor="text1" w:val="000000"/>
@@ -9952,6 +10416,7 @@
     </w:tblStylePr>
     <w:tblStylePr w:type="lastRow">
       <w:rPr>
+        <w:rFonts w:eastAsia="黑体"/>
         <w:b/>
         <w:bCs/>
         <w:color w:themeColor="text1" w:val="000000"/>
@@ -9971,6 +10436,7 @@
     </w:tblStylePr>
     <w:tblStylePr w:type="firstCol">
       <w:rPr>
+        <w:rFonts w:eastAsia="黑体"/>
         <w:b/>
         <w:bCs/>
         <w:color w:themeColor="text1" w:val="000000"/>
@@ -9990,6 +10456,7 @@
     </w:tblStylePr>
     <w:tblStylePr w:type="lastCol">
       <w:rPr>
+        <w:rFonts w:eastAsia="黑体"/>
         <w:b w:val="0"/>
         <w:bCs w:val="0"/>
         <w:color w:themeColor="text1" w:val="000000"/>
@@ -10039,7 +10506,7 @@
       <w:spacing w:after="0" w:line="240" w:lineRule="auto"/>
     </w:pPr>
     <w:rPr>
-      <w:rFonts w:asciiTheme="majorHAnsi" w:cstheme="majorBidi" w:eastAsiaTheme="majorEastAsia" w:hAnsiTheme="majorHAnsi"/>
+      <w:rFonts w:asciiTheme="majorHAnsi" w:cstheme="majorBidi" w:hAnsiTheme="majorHAnsi" w:eastAsia="黑体"/>
       <w:color w:themeColor="text1" w:val="000000"/>
     </w:rPr>
     <w:tblPr>
@@ -10066,6 +10533,7 @@
     </w:tcPr>
     <w:tblStylePr w:type="firstRow">
       <w:rPr>
+        <w:rFonts w:eastAsia="黑体"/>
         <w:b/>
         <w:bCs/>
         <w:color w:themeColor="text1" w:val="000000"/>
@@ -10077,6 +10545,7 @@
     </w:tblStylePr>
     <w:tblStylePr w:type="lastRow">
       <w:rPr>
+        <w:rFonts w:eastAsia="黑体"/>
         <w:b/>
         <w:bCs/>
         <w:color w:themeColor="text1" w:val="000000"/>
@@ -10096,6 +10565,7 @@
     </w:tblStylePr>
     <w:tblStylePr w:type="firstCol">
       <w:rPr>
+        <w:rFonts w:eastAsia="黑体"/>
         <w:b/>
         <w:bCs/>
         <w:color w:themeColor="text1" w:val="000000"/>
@@ -10115,6 +10585,7 @@
     </w:tblStylePr>
     <w:tblStylePr w:type="lastCol">
       <w:rPr>
+        <w:rFonts w:eastAsia="黑体"/>
         <w:b w:val="0"/>
         <w:bCs w:val="0"/>
         <w:color w:themeColor="text1" w:val="000000"/>
@@ -10164,7 +10635,7 @@
       <w:spacing w:after="0" w:line="240" w:lineRule="auto"/>
     </w:pPr>
     <w:rPr>
-      <w:rFonts w:asciiTheme="majorHAnsi" w:cstheme="majorBidi" w:eastAsiaTheme="majorEastAsia" w:hAnsiTheme="majorHAnsi"/>
+      <w:rFonts w:asciiTheme="majorHAnsi" w:cstheme="majorBidi" w:hAnsiTheme="majorHAnsi" w:eastAsia="黑体"/>
       <w:color w:themeColor="text1" w:val="000000"/>
     </w:rPr>
     <w:tblPr>
@@ -10191,6 +10662,7 @@
     </w:tcPr>
     <w:tblStylePr w:type="firstRow">
       <w:rPr>
+        <w:rFonts w:eastAsia="黑体"/>
         <w:b/>
         <w:bCs/>
         <w:color w:themeColor="text1" w:val="000000"/>
@@ -10202,6 +10674,7 @@
     </w:tblStylePr>
     <w:tblStylePr w:type="lastRow">
       <w:rPr>
+        <w:rFonts w:eastAsia="黑体"/>
         <w:b/>
         <w:bCs/>
         <w:color w:themeColor="text1" w:val="000000"/>
@@ -10221,6 +10694,7 @@
     </w:tblStylePr>
     <w:tblStylePr w:type="firstCol">
       <w:rPr>
+        <w:rFonts w:eastAsia="黑体"/>
         <w:b/>
         <w:bCs/>
         <w:color w:themeColor="text1" w:val="000000"/>
@@ -10240,6 +10714,7 @@
     </w:tblStylePr>
     <w:tblStylePr w:type="lastCol">
       <w:rPr>
+        <w:rFonts w:eastAsia="黑体"/>
         <w:b w:val="0"/>
         <w:bCs w:val="0"/>
         <w:color w:themeColor="text1" w:val="000000"/>
@@ -10289,7 +10764,7 @@
       <w:spacing w:after="0" w:line="240" w:lineRule="auto"/>
     </w:pPr>
     <w:rPr>
-      <w:rFonts w:asciiTheme="majorHAnsi" w:cstheme="majorBidi" w:eastAsiaTheme="majorEastAsia" w:hAnsiTheme="majorHAnsi"/>
+      <w:rFonts w:asciiTheme="majorHAnsi" w:cstheme="majorBidi" w:hAnsiTheme="majorHAnsi" w:eastAsia="黑体"/>
       <w:color w:themeColor="text1" w:val="000000"/>
     </w:rPr>
     <w:tblPr>
@@ -10316,6 +10791,7 @@
     </w:tcPr>
     <w:tblStylePr w:type="firstRow">
       <w:rPr>
+        <w:rFonts w:eastAsia="黑体"/>
         <w:b/>
         <w:bCs/>
         <w:color w:themeColor="text1" w:val="000000"/>
@@ -10327,6 +10803,7 @@
     </w:tblStylePr>
     <w:tblStylePr w:type="lastRow">
       <w:rPr>
+        <w:rFonts w:eastAsia="黑体"/>
         <w:b/>
         <w:bCs/>
         <w:color w:themeColor="text1" w:val="000000"/>
@@ -10346,6 +10823,7 @@
     </w:tblStylePr>
     <w:tblStylePr w:type="firstCol">
       <w:rPr>
+        <w:rFonts w:eastAsia="黑体"/>
         <w:b/>
         <w:bCs/>
         <w:color w:themeColor="text1" w:val="000000"/>
@@ -10365,6 +10843,7 @@
     </w:tblStylePr>
     <w:tblStylePr w:type="lastCol">
       <w:rPr>
+        <w:rFonts w:eastAsia="黑体"/>
         <w:b w:val="0"/>
         <w:bCs w:val="0"/>
         <w:color w:themeColor="text1" w:val="000000"/>
@@ -10414,7 +10893,7 @@
       <w:spacing w:after="0" w:line="240" w:lineRule="auto"/>
     </w:pPr>
     <w:rPr>
-      <w:rFonts w:asciiTheme="majorHAnsi" w:cstheme="majorBidi" w:eastAsiaTheme="majorEastAsia" w:hAnsiTheme="majorHAnsi"/>
+      <w:rFonts w:asciiTheme="majorHAnsi" w:cstheme="majorBidi" w:hAnsiTheme="majorHAnsi" w:eastAsia="黑体"/>
       <w:color w:themeColor="text1" w:val="000000"/>
     </w:rPr>
     <w:tblPr>
@@ -10441,6 +10920,7 @@
     </w:tcPr>
     <w:tblStylePr w:type="firstRow">
       <w:rPr>
+        <w:rFonts w:eastAsia="黑体"/>
         <w:b/>
         <w:bCs/>
         <w:color w:themeColor="text1" w:val="000000"/>
@@ -10452,6 +10932,7 @@
     </w:tblStylePr>
     <w:tblStylePr w:type="lastRow">
       <w:rPr>
+        <w:rFonts w:eastAsia="黑体"/>
         <w:b/>
         <w:bCs/>
         <w:color w:themeColor="text1" w:val="000000"/>
@@ -10471,6 +10952,7 @@
     </w:tblStylePr>
     <w:tblStylePr w:type="firstCol">
       <w:rPr>
+        <w:rFonts w:eastAsia="黑体"/>
         <w:b/>
         <w:bCs/>
         <w:color w:themeColor="text1" w:val="000000"/>
@@ -10490,6 +10972,7 @@
     </w:tblStylePr>
     <w:tblStylePr w:type="lastCol">
       <w:rPr>
+        <w:rFonts w:eastAsia="黑体"/>
         <w:b w:val="0"/>
         <w:bCs w:val="0"/>
         <w:color w:themeColor="text1" w:val="000000"/>
@@ -10539,7 +11022,7 @@
       <w:spacing w:after="0" w:line="240" w:lineRule="auto"/>
     </w:pPr>
     <w:rPr>
-      <w:rFonts w:asciiTheme="majorHAnsi" w:cstheme="majorBidi" w:eastAsiaTheme="majorEastAsia" w:hAnsiTheme="majorHAnsi"/>
+      <w:rFonts w:asciiTheme="majorHAnsi" w:cstheme="majorBidi" w:hAnsiTheme="majorHAnsi" w:eastAsia="黑体"/>
       <w:color w:themeColor="text1" w:val="000000"/>
     </w:rPr>
     <w:tblPr>
@@ -10566,6 +11049,7 @@
     </w:tcPr>
     <w:tblStylePr w:type="firstRow">
       <w:rPr>
+        <w:rFonts w:eastAsia="黑体"/>
         <w:b/>
         <w:bCs/>
         <w:color w:themeColor="text1" w:val="000000"/>
@@ -10577,6 +11061,7 @@
     </w:tblStylePr>
     <w:tblStylePr w:type="lastRow">
       <w:rPr>
+        <w:rFonts w:eastAsia="黑体"/>
         <w:b/>
         <w:bCs/>
         <w:color w:themeColor="text1" w:val="000000"/>
@@ -10596,6 +11081,7 @@
     </w:tblStylePr>
     <w:tblStylePr w:type="firstCol">
       <w:rPr>
+        <w:rFonts w:eastAsia="黑体"/>
         <w:b/>
         <w:bCs/>
         <w:color w:themeColor="text1" w:val="000000"/>
@@ -10615,6 +11101,7 @@
     </w:tblStylePr>
     <w:tblStylePr w:type="lastCol">
       <w:rPr>
+        <w:rFonts w:eastAsia="黑体"/>
         <w:b w:val="0"/>
         <w:bCs w:val="0"/>
         <w:color w:themeColor="text1" w:val="000000"/>
@@ -10664,7 +11151,7 @@
       <w:spacing w:after="0" w:line="240" w:lineRule="auto"/>
     </w:pPr>
     <w:rPr>
-      <w:rFonts w:asciiTheme="majorHAnsi" w:cstheme="majorBidi" w:eastAsiaTheme="majorEastAsia" w:hAnsiTheme="majorHAnsi"/>
+      <w:rFonts w:asciiTheme="majorHAnsi" w:cstheme="majorBidi" w:hAnsiTheme="majorHAnsi" w:eastAsia="黑体"/>
       <w:color w:themeColor="text1" w:val="000000"/>
     </w:rPr>
     <w:tblPr>
@@ -10691,6 +11178,7 @@
     </w:tcPr>
     <w:tblStylePr w:type="firstRow">
       <w:rPr>
+        <w:rFonts w:eastAsia="黑体"/>
         <w:b/>
         <w:bCs/>
         <w:color w:themeColor="text1" w:val="000000"/>
@@ -10702,6 +11190,7 @@
     </w:tblStylePr>
     <w:tblStylePr w:type="lastRow">
       <w:rPr>
+        <w:rFonts w:eastAsia="黑体"/>
         <w:b/>
         <w:bCs/>
         <w:color w:themeColor="text1" w:val="000000"/>
@@ -10721,6 +11210,7 @@
     </w:tblStylePr>
     <w:tblStylePr w:type="firstCol">
       <w:rPr>
+        <w:rFonts w:eastAsia="黑体"/>
         <w:b/>
         <w:bCs/>
         <w:color w:themeColor="text1" w:val="000000"/>
@@ -10740,6 +11230,7 @@
     </w:tblStylePr>
     <w:tblStylePr w:type="lastCol">
       <w:rPr>
+        <w:rFonts w:eastAsia="黑体"/>
         <w:b w:val="0"/>
         <w:bCs w:val="0"/>
         <w:color w:themeColor="text1" w:val="000000"/>
@@ -10812,6 +11303,7 @@
     </w:tcPr>
     <w:tblStylePr w:type="firstRow">
       <w:rPr>
+        <w:rFonts w:eastAsia="黑体"/>
         <w:b/>
         <w:bCs/>
         <w:i w:val="0"/>
@@ -10833,6 +11325,7 @@
     </w:tblStylePr>
     <w:tblStylePr w:type="lastRow">
       <w:rPr>
+        <w:rFonts w:eastAsia="黑体"/>
         <w:b/>
         <w:bCs/>
         <w:i w:val="0"/>
@@ -10854,6 +11347,7 @@
     </w:tblStylePr>
     <w:tblStylePr w:type="firstCol">
       <w:rPr>
+        <w:rFonts w:eastAsia="黑体"/>
         <w:b/>
         <w:bCs/>
         <w:i w:val="0"/>
@@ -10873,6 +11367,7 @@
     </w:tblStylePr>
     <w:tblStylePr w:type="lastCol">
       <w:rPr>
+        <w:rFonts w:eastAsia="黑体"/>
         <w:b/>
         <w:bCs/>
         <w:i w:val="0"/>
@@ -10953,6 +11448,7 @@
     </w:tcPr>
     <w:tblStylePr w:type="firstRow">
       <w:rPr>
+        <w:rFonts w:eastAsia="黑体"/>
         <w:b/>
         <w:bCs/>
         <w:i w:val="0"/>
@@ -10974,6 +11470,7 @@
     </w:tblStylePr>
     <w:tblStylePr w:type="lastRow">
       <w:rPr>
+        <w:rFonts w:eastAsia="黑体"/>
         <w:b/>
         <w:bCs/>
         <w:i w:val="0"/>
@@ -10995,6 +11492,7 @@
     </w:tblStylePr>
     <w:tblStylePr w:type="firstCol">
       <w:rPr>
+        <w:rFonts w:eastAsia="黑体"/>
         <w:b/>
         <w:bCs/>
         <w:i w:val="0"/>
@@ -11014,6 +11512,7 @@
     </w:tblStylePr>
     <w:tblStylePr w:type="lastCol">
       <w:rPr>
+        <w:rFonts w:eastAsia="黑体"/>
         <w:b/>
         <w:bCs/>
         <w:i w:val="0"/>
@@ -11094,6 +11593,7 @@
     </w:tcPr>
     <w:tblStylePr w:type="firstRow">
       <w:rPr>
+        <w:rFonts w:eastAsia="黑体"/>
         <w:b/>
         <w:bCs/>
         <w:i w:val="0"/>
@@ -11115,6 +11615,7 @@
     </w:tblStylePr>
     <w:tblStylePr w:type="lastRow">
       <w:rPr>
+        <w:rFonts w:eastAsia="黑体"/>
         <w:b/>
         <w:bCs/>
         <w:i w:val="0"/>
@@ -11136,6 +11637,7 @@
     </w:tblStylePr>
     <w:tblStylePr w:type="firstCol">
       <w:rPr>
+        <w:rFonts w:eastAsia="黑体"/>
         <w:b/>
         <w:bCs/>
         <w:i w:val="0"/>
@@ -11155,6 +11657,7 @@
     </w:tblStylePr>
     <w:tblStylePr w:type="lastCol">
       <w:rPr>
+        <w:rFonts w:eastAsia="黑体"/>
         <w:b/>
         <w:bCs/>
         <w:i w:val="0"/>
@@ -11235,6 +11738,7 @@
     </w:tcPr>
     <w:tblStylePr w:type="firstRow">
       <w:rPr>
+        <w:rFonts w:eastAsia="黑体"/>
         <w:b/>
         <w:bCs/>
         <w:i w:val="0"/>
@@ -11256,6 +11760,7 @@
     </w:tblStylePr>
     <w:tblStylePr w:type="lastRow">
       <w:rPr>
+        <w:rFonts w:eastAsia="黑体"/>
         <w:b/>
         <w:bCs/>
         <w:i w:val="0"/>
@@ -11277,6 +11782,7 @@
     </w:tblStylePr>
     <w:tblStylePr w:type="firstCol">
       <w:rPr>
+        <w:rFonts w:eastAsia="黑体"/>
         <w:b/>
         <w:bCs/>
         <w:i w:val="0"/>
@@ -11296,6 +11802,7 @@
     </w:tblStylePr>
     <w:tblStylePr w:type="lastCol">
       <w:rPr>
+        <w:rFonts w:eastAsia="黑体"/>
         <w:b/>
         <w:bCs/>
         <w:i w:val="0"/>
@@ -11376,6 +11883,7 @@
     </w:tcPr>
     <w:tblStylePr w:type="firstRow">
       <w:rPr>
+        <w:rFonts w:eastAsia="黑体"/>
         <w:b/>
         <w:bCs/>
         <w:i w:val="0"/>
@@ -11397,6 +11905,7 @@
     </w:tblStylePr>
     <w:tblStylePr w:type="lastRow">
       <w:rPr>
+        <w:rFonts w:eastAsia="黑体"/>
         <w:b/>
         <w:bCs/>
         <w:i w:val="0"/>
@@ -11418,6 +11927,7 @@
     </w:tblStylePr>
     <w:tblStylePr w:type="firstCol">
       <w:rPr>
+        <w:rFonts w:eastAsia="黑体"/>
         <w:b/>
         <w:bCs/>
         <w:i w:val="0"/>
@@ -11437,6 +11947,7 @@
     </w:tblStylePr>
     <w:tblStylePr w:type="lastCol">
       <w:rPr>
+        <w:rFonts w:eastAsia="黑体"/>
         <w:b/>
         <w:bCs/>
         <w:i w:val="0"/>
@@ -11517,6 +12028,7 @@
     </w:tcPr>
     <w:tblStylePr w:type="firstRow">
       <w:rPr>
+        <w:rFonts w:eastAsia="黑体"/>
         <w:b/>
         <w:bCs/>
         <w:i w:val="0"/>
@@ -11538,6 +12050,7 @@
     </w:tblStylePr>
     <w:tblStylePr w:type="lastRow">
       <w:rPr>
+        <w:rFonts w:eastAsia="黑体"/>
         <w:b/>
         <w:bCs/>
         <w:i w:val="0"/>
@@ -11559,6 +12072,7 @@
     </w:tblStylePr>
     <w:tblStylePr w:type="firstCol">
       <w:rPr>
+        <w:rFonts w:eastAsia="黑体"/>
         <w:b/>
         <w:bCs/>
         <w:i w:val="0"/>
@@ -11578,6 +12092,7 @@
     </w:tblStylePr>
     <w:tblStylePr w:type="lastCol">
       <w:rPr>
+        <w:rFonts w:eastAsia="黑体"/>
         <w:b/>
         <w:bCs/>
         <w:i w:val="0"/>
@@ -11658,6 +12173,7 @@
     </w:tcPr>
     <w:tblStylePr w:type="firstRow">
       <w:rPr>
+        <w:rFonts w:eastAsia="黑体"/>
         <w:b/>
         <w:bCs/>
         <w:i w:val="0"/>
@@ -11679,6 +12195,7 @@
     </w:tblStylePr>
     <w:tblStylePr w:type="lastRow">
       <w:rPr>
+        <w:rFonts w:eastAsia="黑体"/>
         <w:b/>
         <w:bCs/>
         <w:i w:val="0"/>
@@ -11700,6 +12217,7 @@
     </w:tblStylePr>
     <w:tblStylePr w:type="firstCol">
       <w:rPr>
+        <w:rFonts w:eastAsia="黑体"/>
         <w:b/>
         <w:bCs/>
         <w:i w:val="0"/>
@@ -11719,6 +12237,7 @@
     </w:tblStylePr>
     <w:tblStylePr w:type="lastCol">
       <w:rPr>
+        <w:rFonts w:eastAsia="黑体"/>
         <w:b/>
         <w:bCs/>
         <w:i w:val="0"/>
@@ -11776,6 +12295,7 @@
       <w:spacing w:after="0" w:line="240" w:lineRule="auto"/>
     </w:pPr>
     <w:rPr>
+      <w:rFonts w:eastAsia="黑体"/>
       <w:color w:themeColor="background1" w:val="FFFFFF"/>
     </w:rPr>
     <w:tblPr>
@@ -11794,6 +12314,7 @@
     </w:tcPr>
     <w:tblStylePr w:type="firstRow">
       <w:rPr>
+        <w:rFonts w:eastAsia="黑体"/>
         <w:b/>
         <w:bCs/>
       </w:rPr>
@@ -11890,6 +12411,7 @@
       <w:spacing w:after="0" w:line="240" w:lineRule="auto"/>
     </w:pPr>
     <w:rPr>
+      <w:rFonts w:eastAsia="黑体"/>
       <w:color w:themeColor="background1" w:val="FFFFFF"/>
     </w:rPr>
     <w:tblPr>
@@ -11908,6 +12430,7 @@
     </w:tcPr>
     <w:tblStylePr w:type="firstRow">
       <w:rPr>
+        <w:rFonts w:eastAsia="黑体"/>
         <w:b/>
         <w:bCs/>
       </w:rPr>
@@ -12004,6 +12527,7 @@
       <w:spacing w:after="0" w:line="240" w:lineRule="auto"/>
     </w:pPr>
     <w:rPr>
+      <w:rFonts w:eastAsia="黑体"/>
       <w:color w:themeColor="background1" w:val="FFFFFF"/>
     </w:rPr>
     <w:tblPr>
@@ -12022,6 +12546,7 @@
     </w:tcPr>
     <w:tblStylePr w:type="firstRow">
       <w:rPr>
+        <w:rFonts w:eastAsia="黑体"/>
         <w:b/>
         <w:bCs/>
       </w:rPr>
@@ -12118,6 +12643,7 @@
       <w:spacing w:after="0" w:line="240" w:lineRule="auto"/>
     </w:pPr>
     <w:rPr>
+      <w:rFonts w:eastAsia="黑体"/>
       <w:color w:themeColor="background1" w:val="FFFFFF"/>
     </w:rPr>
     <w:tblPr>
@@ -12136,6 +12662,7 @@
     </w:tcPr>
     <w:tblStylePr w:type="firstRow">
       <w:rPr>
+        <w:rFonts w:eastAsia="黑体"/>
         <w:b/>
         <w:bCs/>
       </w:rPr>
@@ -12232,6 +12759,7 @@
       <w:spacing w:after="0" w:line="240" w:lineRule="auto"/>
     </w:pPr>
     <w:rPr>
+      <w:rFonts w:eastAsia="黑体"/>
       <w:color w:themeColor="background1" w:val="FFFFFF"/>
     </w:rPr>
     <w:tblPr>
@@ -12250,6 +12778,7 @@
     </w:tcPr>
     <w:tblStylePr w:type="firstRow">
       <w:rPr>
+        <w:rFonts w:eastAsia="黑体"/>
         <w:b/>
         <w:bCs/>
       </w:rPr>
@@ -12346,6 +12875,7 @@
       <w:spacing w:after="0" w:line="240" w:lineRule="auto"/>
     </w:pPr>
     <w:rPr>
+      <w:rFonts w:eastAsia="黑体"/>
       <w:color w:themeColor="background1" w:val="FFFFFF"/>
     </w:rPr>
     <w:tblPr>
@@ -12364,6 +12894,7 @@
     </w:tcPr>
     <w:tblStylePr w:type="firstRow">
       <w:rPr>
+        <w:rFonts w:eastAsia="黑体"/>
         <w:b/>
         <w:bCs/>
       </w:rPr>
@@ -12460,6 +12991,7 @@
       <w:spacing w:after="0" w:line="240" w:lineRule="auto"/>
     </w:pPr>
     <w:rPr>
+      <w:rFonts w:eastAsia="黑体"/>
       <w:color w:themeColor="background1" w:val="FFFFFF"/>
     </w:rPr>
     <w:tblPr>
@@ -12478,6 +13010,7 @@
     </w:tcPr>
     <w:tblStylePr w:type="firstRow">
       <w:rPr>
+        <w:rFonts w:eastAsia="黑体"/>
         <w:b/>
         <w:bCs/>
       </w:rPr>
@@ -12574,6 +13107,7 @@
       <w:spacing w:after="0" w:line="240" w:lineRule="auto"/>
     </w:pPr>
     <w:rPr>
+      <w:rFonts w:eastAsia="黑体"/>
       <w:color w:themeColor="text1" w:val="000000"/>
     </w:rPr>
     <w:tblPr>
@@ -12600,6 +13134,7 @@
     </w:tcPr>
     <w:tblStylePr w:type="firstRow">
       <w:rPr>
+        <w:rFonts w:eastAsia="黑体"/>
         <w:b/>
         <w:bCs/>
       </w:rPr>
@@ -12618,6 +13153,7 @@
     </w:tblStylePr>
     <w:tblStylePr w:type="lastRow">
       <w:rPr>
+        <w:rFonts w:eastAsia="黑体"/>
         <w:b/>
         <w:bCs/>
         <w:color w:themeColor="background1" w:val="FFFFFF"/>
@@ -12632,6 +13168,7 @@
     </w:tblStylePr>
     <w:tblStylePr w:type="firstCol">
       <w:rPr>
+        <w:rFonts w:eastAsia="黑体"/>
         <w:color w:themeColor="background1" w:val="FFFFFF"/>
       </w:rPr>
       <w:tblPr/>
@@ -12649,6 +13186,7 @@
     </w:tblStylePr>
     <w:tblStylePr w:type="lastCol">
       <w:rPr>
+        <w:rFonts w:eastAsia="黑体"/>
         <w:color w:themeColor="background1" w:val="FFFFFF"/>
       </w:rPr>
       <w:tblPr/>
@@ -12678,11 +13216,13 @@
     </w:tblStylePr>
     <w:tblStylePr w:type="neCell">
       <w:rPr>
+        <w:rFonts w:eastAsia="黑体"/>
         <w:color w:themeColor="text1" w:val="000000"/>
       </w:rPr>
     </w:tblStylePr>
     <w:tblStylePr w:type="nwCell">
       <w:rPr>
+        <w:rFonts w:eastAsia="黑体"/>
         <w:color w:themeColor="text1" w:val="000000"/>
       </w:rPr>
     </w:tblStylePr>
@@ -12696,6 +13236,7 @@
       <w:spacing w:after="0" w:line="240" w:lineRule="auto"/>
     </w:pPr>
     <w:rPr>
+      <w:rFonts w:eastAsia="黑体"/>
       <w:color w:themeColor="text1" w:val="000000"/>
     </w:rPr>
     <w:tblPr>
@@ -12722,6 +13263,7 @@
     </w:tcPr>
     <w:tblStylePr w:type="firstRow">
       <w:rPr>
+        <w:rFonts w:eastAsia="黑体"/>
         <w:b/>
         <w:bCs/>
       </w:rPr>
@@ -12740,6 +13282,7 @@
     </w:tblStylePr>
     <w:tblStylePr w:type="lastRow">
       <w:rPr>
+        <w:rFonts w:eastAsia="黑体"/>
         <w:b/>
         <w:bCs/>
         <w:color w:themeColor="background1" w:val="FFFFFF"/>
@@ -12754,6 +13297,7 @@
     </w:tblStylePr>
     <w:tblStylePr w:type="firstCol">
       <w:rPr>
+        <w:rFonts w:eastAsia="黑体"/>
         <w:color w:themeColor="background1" w:val="FFFFFF"/>
       </w:rPr>
       <w:tblPr/>
@@ -12771,6 +13315,7 @@
     </w:tblStylePr>
     <w:tblStylePr w:type="lastCol">
       <w:rPr>
+        <w:rFonts w:eastAsia="黑体"/>
         <w:color w:themeColor="background1" w:val="FFFFFF"/>
       </w:rPr>
       <w:tblPr/>
@@ -12800,11 +13345,13 @@
     </w:tblStylePr>
     <w:tblStylePr w:type="neCell">
       <w:rPr>
+        <w:rFonts w:eastAsia="黑体"/>
         <w:color w:themeColor="text1" w:val="000000"/>
       </w:rPr>
     </w:tblStylePr>
     <w:tblStylePr w:type="nwCell">
       <w:rPr>
+        <w:rFonts w:eastAsia="黑体"/>
         <w:color w:themeColor="text1" w:val="000000"/>
       </w:rPr>
     </w:tblStylePr>
@@ -12818,6 +13365,7 @@
       <w:spacing w:after="0" w:line="240" w:lineRule="auto"/>
     </w:pPr>
     <w:rPr>
+      <w:rFonts w:eastAsia="黑体"/>
       <w:color w:themeColor="text1" w:val="000000"/>
     </w:rPr>
     <w:tblPr>
@@ -12844,6 +13392,7 @@
     </w:tcPr>
     <w:tblStylePr w:type="firstRow">
       <w:rPr>
+        <w:rFonts w:eastAsia="黑体"/>
         <w:b/>
         <w:bCs/>
       </w:rPr>
@@ -12862,6 +13411,7 @@
     </w:tblStylePr>
     <w:tblStylePr w:type="lastRow">
       <w:rPr>
+        <w:rFonts w:eastAsia="黑体"/>
         <w:b/>
         <w:bCs/>
         <w:color w:themeColor="background1" w:val="FFFFFF"/>
@@ -12876,6 +13426,7 @@
     </w:tblStylePr>
     <w:tblStylePr w:type="firstCol">
       <w:rPr>
+        <w:rFonts w:eastAsia="黑体"/>
         <w:color w:themeColor="background1" w:val="FFFFFF"/>
       </w:rPr>
       <w:tblPr/>
@@ -12893,6 +13444,7 @@
     </w:tblStylePr>
     <w:tblStylePr w:type="lastCol">
       <w:rPr>
+        <w:rFonts w:eastAsia="黑体"/>
         <w:color w:themeColor="background1" w:val="FFFFFF"/>
       </w:rPr>
       <w:tblPr/>
@@ -12922,11 +13474,13 @@
     </w:tblStylePr>
     <w:tblStylePr w:type="neCell">
       <w:rPr>
+        <w:rFonts w:eastAsia="黑体"/>
         <w:color w:themeColor="text1" w:val="000000"/>
       </w:rPr>
     </w:tblStylePr>
     <w:tblStylePr w:type="nwCell">
       <w:rPr>
+        <w:rFonts w:eastAsia="黑体"/>
         <w:color w:themeColor="text1" w:val="000000"/>
       </w:rPr>
     </w:tblStylePr>
@@ -12940,6 +13494,7 @@
       <w:spacing w:after="0" w:line="240" w:lineRule="auto"/>
     </w:pPr>
     <w:rPr>
+      <w:rFonts w:eastAsia="黑体"/>
       <w:color w:themeColor="text1" w:val="000000"/>
     </w:rPr>
     <w:tblPr>
@@ -12966,6 +13521,7 @@
     </w:tcPr>
     <w:tblStylePr w:type="firstRow">
       <w:rPr>
+        <w:rFonts w:eastAsia="黑体"/>
         <w:b/>
         <w:bCs/>
       </w:rPr>
@@ -12984,6 +13540,7 @@
     </w:tblStylePr>
     <w:tblStylePr w:type="lastRow">
       <w:rPr>
+        <w:rFonts w:eastAsia="黑体"/>
         <w:b/>
         <w:bCs/>
         <w:color w:themeColor="background1" w:val="FFFFFF"/>
@@ -12998,6 +13555,7 @@
     </w:tblStylePr>
     <w:tblStylePr w:type="firstCol">
       <w:rPr>
+        <w:rFonts w:eastAsia="黑体"/>
         <w:color w:themeColor="background1" w:val="FFFFFF"/>
       </w:rPr>
       <w:tblPr/>
@@ -13015,6 +13573,7 @@
     </w:tblStylePr>
     <w:tblStylePr w:type="lastCol">
       <w:rPr>
+        <w:rFonts w:eastAsia="黑体"/>
         <w:color w:themeColor="background1" w:val="FFFFFF"/>
       </w:rPr>
       <w:tblPr/>
@@ -13052,6 +13611,7 @@
       <w:spacing w:after="0" w:line="240" w:lineRule="auto"/>
     </w:pPr>
     <w:rPr>
+      <w:rFonts w:eastAsia="黑体"/>
       <w:color w:themeColor="text1" w:val="000000"/>
     </w:rPr>
     <w:tblPr>
@@ -13078,6 +13638,7 @@
     </w:tcPr>
     <w:tblStylePr w:type="firstRow">
       <w:rPr>
+        <w:rFonts w:eastAsia="黑体"/>
         <w:b/>
         <w:bCs/>
       </w:rPr>
@@ -13096,6 +13657,7 @@
     </w:tblStylePr>
     <w:tblStylePr w:type="lastRow">
       <w:rPr>
+        <w:rFonts w:eastAsia="黑体"/>
         <w:b/>
         <w:bCs/>
         <w:color w:themeColor="background1" w:val="FFFFFF"/>
@@ -13110,6 +13672,7 @@
     </w:tblStylePr>
     <w:tblStylePr w:type="firstCol">
       <w:rPr>
+        <w:rFonts w:eastAsia="黑体"/>
         <w:color w:themeColor="background1" w:val="FFFFFF"/>
       </w:rPr>
       <w:tblPr/>
@@ -13127,6 +13690,7 @@
     </w:tblStylePr>
     <w:tblStylePr w:type="lastCol">
       <w:rPr>
+        <w:rFonts w:eastAsia="黑体"/>
         <w:color w:themeColor="background1" w:val="FFFFFF"/>
       </w:rPr>
       <w:tblPr/>
@@ -13156,11 +13720,13 @@
     </w:tblStylePr>
     <w:tblStylePr w:type="neCell">
       <w:rPr>
+        <w:rFonts w:eastAsia="黑体"/>
         <w:color w:themeColor="text1" w:val="000000"/>
       </w:rPr>
     </w:tblStylePr>
     <w:tblStylePr w:type="nwCell">
       <w:rPr>
+        <w:rFonts w:eastAsia="黑体"/>
         <w:color w:themeColor="text1" w:val="000000"/>
       </w:rPr>
     </w:tblStylePr>
@@ -13174,6 +13740,7 @@
       <w:spacing w:after="0" w:line="240" w:lineRule="auto"/>
     </w:pPr>
     <w:rPr>
+      <w:rFonts w:eastAsia="黑体"/>
       <w:color w:themeColor="text1" w:val="000000"/>
     </w:rPr>
     <w:tblPr>
@@ -13200,6 +13767,7 @@
     </w:tcPr>
     <w:tblStylePr w:type="firstRow">
       <w:rPr>
+        <w:rFonts w:eastAsia="黑体"/>
         <w:b/>
         <w:bCs/>
       </w:rPr>
@@ -13218,6 +13786,7 @@
     </w:tblStylePr>
     <w:tblStylePr w:type="lastRow">
       <w:rPr>
+        <w:rFonts w:eastAsia="黑体"/>
         <w:b/>
         <w:bCs/>
         <w:color w:themeColor="background1" w:val="FFFFFF"/>
@@ -13232,6 +13801,7 @@
     </w:tblStylePr>
     <w:tblStylePr w:type="firstCol">
       <w:rPr>
+        <w:rFonts w:eastAsia="黑体"/>
         <w:color w:themeColor="background1" w:val="FFFFFF"/>
       </w:rPr>
       <w:tblPr/>
@@ -13249,6 +13819,7 @@
     </w:tblStylePr>
     <w:tblStylePr w:type="lastCol">
       <w:rPr>
+        <w:rFonts w:eastAsia="黑体"/>
         <w:color w:themeColor="background1" w:val="FFFFFF"/>
       </w:rPr>
       <w:tblPr/>
@@ -13278,11 +13849,13 @@
     </w:tblStylePr>
     <w:tblStylePr w:type="neCell">
       <w:rPr>
+        <w:rFonts w:eastAsia="黑体"/>
         <w:color w:themeColor="text1" w:val="000000"/>
       </w:rPr>
     </w:tblStylePr>
     <w:tblStylePr w:type="nwCell">
       <w:rPr>
+        <w:rFonts w:eastAsia="黑体"/>
         <w:color w:themeColor="text1" w:val="000000"/>
       </w:rPr>
     </w:tblStylePr>
@@ -13296,6 +13869,7 @@
       <w:spacing w:after="0" w:line="240" w:lineRule="auto"/>
     </w:pPr>
     <w:rPr>
+      <w:rFonts w:eastAsia="黑体"/>
       <w:color w:themeColor="text1" w:val="000000"/>
     </w:rPr>
     <w:tblPr>
@@ -13322,6 +13896,7 @@
     </w:tcPr>
     <w:tblStylePr w:type="firstRow">
       <w:rPr>
+        <w:rFonts w:eastAsia="黑体"/>
         <w:b/>
         <w:bCs/>
       </w:rPr>
@@ -13340,6 +13915,7 @@
     </w:tblStylePr>
     <w:tblStylePr w:type="lastRow">
       <w:rPr>
+        <w:rFonts w:eastAsia="黑体"/>
         <w:b/>
         <w:bCs/>
         <w:color w:themeColor="background1" w:val="FFFFFF"/>
@@ -13354,6 +13930,7 @@
     </w:tblStylePr>
     <w:tblStylePr w:type="firstCol">
       <w:rPr>
+        <w:rFonts w:eastAsia="黑体"/>
         <w:color w:themeColor="background1" w:val="FFFFFF"/>
       </w:rPr>
       <w:tblPr/>
@@ -13371,6 +13948,7 @@
     </w:tblStylePr>
     <w:tblStylePr w:type="lastCol">
       <w:rPr>
+        <w:rFonts w:eastAsia="黑体"/>
         <w:color w:themeColor="background1" w:val="FFFFFF"/>
       </w:rPr>
       <w:tblPr/>
@@ -13400,11 +13978,13 @@
     </w:tblStylePr>
     <w:tblStylePr w:type="neCell">
       <w:rPr>
+        <w:rFonts w:eastAsia="黑体"/>
         <w:color w:themeColor="text1" w:val="000000"/>
       </w:rPr>
     </w:tblStylePr>
     <w:tblStylePr w:type="nwCell">
       <w:rPr>
+        <w:rFonts w:eastAsia="黑体"/>
         <w:color w:themeColor="text1" w:val="000000"/>
       </w:rPr>
     </w:tblStylePr>
@@ -13418,6 +13998,7 @@
       <w:spacing w:after="0" w:line="240" w:lineRule="auto"/>
     </w:pPr>
     <w:rPr>
+      <w:rFonts w:eastAsia="黑体"/>
       <w:color w:themeColor="text1" w:val="000000"/>
     </w:rPr>
     <w:tblPr>
@@ -13436,6 +14017,7 @@
     </w:tcPr>
     <w:tblStylePr w:type="firstRow">
       <w:rPr>
+        <w:rFonts w:eastAsia="黑体"/>
         <w:b/>
         <w:bCs/>
         <w:color w:themeColor="background1" w:val="FFFFFF"/>
@@ -13450,6 +14032,7 @@
     </w:tblStylePr>
     <w:tblStylePr w:type="lastRow">
       <w:rPr>
+        <w:rFonts w:eastAsia="黑体"/>
         <w:b/>
         <w:bCs/>
         <w:color w:themeColor="accent2" w:themeShade="CC" w:val="9E3A38"/>
@@ -13464,12 +14047,14 @@
     </w:tblStylePr>
     <w:tblStylePr w:type="firstCol">
       <w:rPr>
+        <w:rFonts w:eastAsia="黑体"/>
         <w:b/>
         <w:bCs/>
       </w:rPr>
     </w:tblStylePr>
     <w:tblStylePr w:type="lastCol">
       <w:rPr>
+        <w:rFonts w:eastAsia="黑体"/>
         <w:b/>
         <w:bCs/>
       </w:rPr>
@@ -13504,6 +14089,7 @@
       <w:spacing w:after="0" w:line="240" w:lineRule="auto"/>
     </w:pPr>
     <w:rPr>
+      <w:rFonts w:eastAsia="黑体"/>
       <w:color w:themeColor="text1" w:val="000000"/>
     </w:rPr>
     <w:tblPr>
@@ -13522,6 +14108,7 @@
     </w:tcPr>
     <w:tblStylePr w:type="firstRow">
       <w:rPr>
+        <w:rFonts w:eastAsia="黑体"/>
         <w:b/>
         <w:bCs/>
         <w:color w:themeColor="background1" w:val="FFFFFF"/>
@@ -13536,6 +14123,7 @@
     </w:tblStylePr>
     <w:tblStylePr w:type="lastRow">
       <w:rPr>
+        <w:rFonts w:eastAsia="黑体"/>
         <w:b/>
         <w:bCs/>
         <w:color w:themeColor="accent2" w:themeShade="CC" w:val="9E3A38"/>
@@ -13550,12 +14138,14 @@
     </w:tblStylePr>
     <w:tblStylePr w:type="firstCol">
       <w:rPr>
+        <w:rFonts w:eastAsia="黑体"/>
         <w:b/>
         <w:bCs/>
       </w:rPr>
     </w:tblStylePr>
     <w:tblStylePr w:type="lastCol">
       <w:rPr>
+        <w:rFonts w:eastAsia="黑体"/>
         <w:b/>
         <w:bCs/>
       </w:rPr>
@@ -13590,6 +14180,7 @@
       <w:spacing w:after="0" w:line="240" w:lineRule="auto"/>
     </w:pPr>
     <w:rPr>
+      <w:rFonts w:eastAsia="黑体"/>
       <w:color w:themeColor="text1" w:val="000000"/>
     </w:rPr>
     <w:tblPr>
@@ -13608,6 +14199,7 @@
     </w:tcPr>
     <w:tblStylePr w:type="firstRow">
       <w:rPr>
+        <w:rFonts w:eastAsia="黑体"/>
         <w:b/>
         <w:bCs/>
         <w:color w:themeColor="background1" w:val="FFFFFF"/>
@@ -13622,6 +14214,7 @@
     </w:tblStylePr>
     <w:tblStylePr w:type="lastRow">
       <w:rPr>
+        <w:rFonts w:eastAsia="黑体"/>
         <w:b/>
         <w:bCs/>
         <w:color w:themeColor="accent2" w:themeShade="CC" w:val="9E3A38"/>
@@ -13636,12 +14229,14 @@
     </w:tblStylePr>
     <w:tblStylePr w:type="firstCol">
       <w:rPr>
+        <w:rFonts w:eastAsia="黑体"/>
         <w:b/>
         <w:bCs/>
       </w:rPr>
     </w:tblStylePr>
     <w:tblStylePr w:type="lastCol">
       <w:rPr>
+        <w:rFonts w:eastAsia="黑体"/>
         <w:b/>
         <w:bCs/>
       </w:rPr>
@@ -13676,6 +14271,7 @@
       <w:spacing w:after="0" w:line="240" w:lineRule="auto"/>
     </w:pPr>
     <w:rPr>
+      <w:rFonts w:eastAsia="黑体"/>
       <w:color w:themeColor="text1" w:val="000000"/>
     </w:rPr>
     <w:tblPr>
@@ -13694,6 +14290,7 @@
     </w:tcPr>
     <w:tblStylePr w:type="firstRow">
       <w:rPr>
+        <w:rFonts w:eastAsia="黑体"/>
         <w:b/>
         <w:bCs/>
         <w:color w:themeColor="background1" w:val="FFFFFF"/>
@@ -13708,6 +14305,7 @@
     </w:tblStylePr>
     <w:tblStylePr w:type="lastRow">
       <w:rPr>
+        <w:rFonts w:eastAsia="黑体"/>
         <w:b/>
         <w:bCs/>
         <w:color w:themeColor="accent4" w:themeShade="CC" w:val="664E82"/>
@@ -13722,12 +14320,14 @@
     </w:tblStylePr>
     <w:tblStylePr w:type="firstCol">
       <w:rPr>
+        <w:rFonts w:eastAsia="黑体"/>
         <w:b/>
         <w:bCs/>
       </w:rPr>
     </w:tblStylePr>
     <w:tblStylePr w:type="lastCol">
       <w:rPr>
+        <w:rFonts w:eastAsia="黑体"/>
         <w:b/>
         <w:bCs/>
       </w:rPr>
@@ -13762,6 +14362,7 @@
       <w:spacing w:after="0" w:line="240" w:lineRule="auto"/>
     </w:pPr>
     <w:rPr>
+      <w:rFonts w:eastAsia="黑体"/>
       <w:color w:themeColor="text1" w:val="000000"/>
     </w:rPr>
     <w:tblPr>
@@ -13780,6 +14381,7 @@
     </w:tcPr>
     <w:tblStylePr w:type="firstRow">
       <w:rPr>
+        <w:rFonts w:eastAsia="黑体"/>
         <w:b/>
         <w:bCs/>
         <w:color w:themeColor="background1" w:val="FFFFFF"/>
@@ -13794,6 +14396,7 @@
     </w:tblStylePr>
     <w:tblStylePr w:type="lastRow">
       <w:rPr>
+        <w:rFonts w:eastAsia="黑体"/>
         <w:b/>
         <w:bCs/>
         <w:color w:themeColor="accent3" w:themeShade="CC" w:val="7E9C40"/>
@@ -13808,12 +14411,14 @@
     </w:tblStylePr>
     <w:tblStylePr w:type="firstCol">
       <w:rPr>
+        <w:rFonts w:eastAsia="黑体"/>
         <w:b/>
         <w:bCs/>
       </w:rPr>
     </w:tblStylePr>
     <w:tblStylePr w:type="lastCol">
       <w:rPr>
+        <w:rFonts w:eastAsia="黑体"/>
         <w:b/>
         <w:bCs/>
       </w:rPr>
@@ -13848,6 +14453,7 @@
       <w:spacing w:after="0" w:line="240" w:lineRule="auto"/>
     </w:pPr>
     <w:rPr>
+      <w:rFonts w:eastAsia="黑体"/>
       <w:color w:themeColor="text1" w:val="000000"/>
     </w:rPr>
     <w:tblPr>
@@ -13866,6 +14472,7 @@
     </w:tcPr>
     <w:tblStylePr w:type="firstRow">
       <w:rPr>
+        <w:rFonts w:eastAsia="黑体"/>
         <w:b/>
         <w:bCs/>
         <w:color w:themeColor="background1" w:val="FFFFFF"/>
@@ -13880,6 +14487,7 @@
     </w:tblStylePr>
     <w:tblStylePr w:type="lastRow">
       <w:rPr>
+        <w:rFonts w:eastAsia="黑体"/>
         <w:b/>
         <w:bCs/>
         <w:color w:themeColor="accent6" w:themeShade="CC" w:val="F2730A"/>
@@ -13894,12 +14502,14 @@
     </w:tblStylePr>
     <w:tblStylePr w:type="firstCol">
       <w:rPr>
+        <w:rFonts w:eastAsia="黑体"/>
         <w:b/>
         <w:bCs/>
       </w:rPr>
     </w:tblStylePr>
     <w:tblStylePr w:type="lastCol">
       <w:rPr>
+        <w:rFonts w:eastAsia="黑体"/>
         <w:b/>
         <w:bCs/>
       </w:rPr>
@@ -13934,6 +14544,7 @@
       <w:spacing w:after="0" w:line="240" w:lineRule="auto"/>
     </w:pPr>
     <w:rPr>
+      <w:rFonts w:eastAsia="黑体"/>
       <w:color w:themeColor="text1" w:val="000000"/>
     </w:rPr>
     <w:tblPr>
@@ -13952,6 +14563,7 @@
     </w:tcPr>
     <w:tblStylePr w:type="firstRow">
       <w:rPr>
+        <w:rFonts w:eastAsia="黑体"/>
         <w:b/>
         <w:bCs/>
         <w:color w:themeColor="background1" w:val="FFFFFF"/>
@@ -13966,6 +14578,7 @@
     </w:tblStylePr>
     <w:tblStylePr w:type="lastRow">
       <w:rPr>
+        <w:rFonts w:eastAsia="黑体"/>
         <w:b/>
         <w:bCs/>
         <w:color w:themeColor="accent5" w:themeShade="CC" w:val="348DA5"/>
@@ -13980,12 +14593,14 @@
     </w:tblStylePr>
     <w:tblStylePr w:type="firstCol">
       <w:rPr>
+        <w:rFonts w:eastAsia="黑体"/>
         <w:b/>
         <w:bCs/>
       </w:rPr>
     </w:tblStylePr>
     <w:tblStylePr w:type="lastCol">
       <w:rPr>
+        <w:rFonts w:eastAsia="黑体"/>
         <w:b/>
         <w:bCs/>
       </w:rPr>
@@ -14020,6 +14635,7 @@
       <w:spacing w:after="0" w:line="240" w:lineRule="auto"/>
     </w:pPr>
     <w:rPr>
+      <w:rFonts w:eastAsia="黑体"/>
       <w:color w:themeColor="text1" w:val="000000"/>
     </w:rPr>
     <w:tblPr>
@@ -14041,6 +14657,7 @@
     </w:tcPr>
     <w:tblStylePr w:type="firstRow">
       <w:rPr>
+        <w:rFonts w:eastAsia="黑体"/>
         <w:b/>
         <w:bCs/>
       </w:rPr>
@@ -14051,6 +14668,7 @@
     </w:tblStylePr>
     <w:tblStylePr w:type="lastRow">
       <w:rPr>
+        <w:rFonts w:eastAsia="黑体"/>
         <w:b/>
         <w:bCs/>
         <w:color w:themeColor="text1" w:val="000000"/>
@@ -14062,6 +14680,7 @@
     </w:tblStylePr>
     <w:tblStylePr w:type="firstCol">
       <w:rPr>
+        <w:rFonts w:eastAsia="黑体"/>
         <w:color w:themeColor="background1" w:val="FFFFFF"/>
       </w:rPr>
       <w:tblPr/>
@@ -14071,6 +14690,7 @@
     </w:tblStylePr>
     <w:tblStylePr w:type="lastCol">
       <w:rPr>
+        <w:rFonts w:eastAsia="黑体"/>
         <w:color w:themeColor="background1" w:val="FFFFFF"/>
       </w:rPr>
       <w:tblPr/>
@@ -14100,6 +14720,7 @@
       <w:spacing w:after="0" w:line="240" w:lineRule="auto"/>
     </w:pPr>
     <w:rPr>
+      <w:rFonts w:eastAsia="黑体"/>
       <w:color w:themeColor="text1" w:val="000000"/>
     </w:rPr>
     <w:tblPr>
@@ -14121,6 +14742,7 @@
     </w:tcPr>
     <w:tblStylePr w:type="firstRow">
       <w:rPr>
+        <w:rFonts w:eastAsia="黑体"/>
         <w:b/>
         <w:bCs/>
       </w:rPr>
@@ -14131,6 +14753,7 @@
     </w:tblStylePr>
     <w:tblStylePr w:type="lastRow">
       <w:rPr>
+        <w:rFonts w:eastAsia="黑体"/>
         <w:b/>
         <w:bCs/>
         <w:color w:themeColor="text1" w:val="000000"/>
@@ -14142,6 +14765,7 @@
     </w:tblStylePr>
     <w:tblStylePr w:type="firstCol">
       <w:rPr>
+        <w:rFonts w:eastAsia="黑体"/>
         <w:color w:themeColor="background1" w:val="FFFFFF"/>
       </w:rPr>
       <w:tblPr/>
@@ -14151,6 +14775,7 @@
     </w:tblStylePr>
     <w:tblStylePr w:type="lastCol">
       <w:rPr>
+        <w:rFonts w:eastAsia="黑体"/>
         <w:color w:themeColor="background1" w:val="FFFFFF"/>
       </w:rPr>
       <w:tblPr/>
@@ -14180,6 +14805,7 @@
       <w:spacing w:after="0" w:line="240" w:lineRule="auto"/>
     </w:pPr>
     <w:rPr>
+      <w:rFonts w:eastAsia="黑体"/>
       <w:color w:themeColor="text1" w:val="000000"/>
     </w:rPr>
     <w:tblPr>
@@ -14201,6 +14827,7 @@
     </w:tcPr>
     <w:tblStylePr w:type="firstRow">
       <w:rPr>
+        <w:rFonts w:eastAsia="黑体"/>
         <w:b/>
         <w:bCs/>
       </w:rPr>
@@ -14211,6 +14838,7 @@
     </w:tblStylePr>
     <w:tblStylePr w:type="lastRow">
       <w:rPr>
+        <w:rFonts w:eastAsia="黑体"/>
         <w:b/>
         <w:bCs/>
         <w:color w:themeColor="text1" w:val="000000"/>
@@ -14222,6 +14850,7 @@
     </w:tblStylePr>
     <w:tblStylePr w:type="firstCol">
       <w:rPr>
+        <w:rFonts w:eastAsia="黑体"/>
         <w:color w:themeColor="background1" w:val="FFFFFF"/>
       </w:rPr>
       <w:tblPr/>
@@ -14231,6 +14860,7 @@
     </w:tblStylePr>
     <w:tblStylePr w:type="lastCol">
       <w:rPr>
+        <w:rFonts w:eastAsia="黑体"/>
         <w:color w:themeColor="background1" w:val="FFFFFF"/>
       </w:rPr>
       <w:tblPr/>
@@ -14260,6 +14890,7 @@
       <w:spacing w:after="0" w:line="240" w:lineRule="auto"/>
     </w:pPr>
     <w:rPr>
+      <w:rFonts w:eastAsia="黑体"/>
       <w:color w:themeColor="text1" w:val="000000"/>
     </w:rPr>
     <w:tblPr>
@@ -14281,6 +14912,7 @@
     </w:tcPr>
     <w:tblStylePr w:type="firstRow">
       <w:rPr>
+        <w:rFonts w:eastAsia="黑体"/>
         <w:b/>
         <w:bCs/>
       </w:rPr>
@@ -14291,6 +14923,7 @@
     </w:tblStylePr>
     <w:tblStylePr w:type="lastRow">
       <w:rPr>
+        <w:rFonts w:eastAsia="黑体"/>
         <w:b/>
         <w:bCs/>
         <w:color w:themeColor="text1" w:val="000000"/>
@@ -14302,6 +14935,7 @@
     </w:tblStylePr>
     <w:tblStylePr w:type="firstCol">
       <w:rPr>
+        <w:rFonts w:eastAsia="黑体"/>
         <w:color w:themeColor="background1" w:val="FFFFFF"/>
       </w:rPr>
       <w:tblPr/>
@@ -14311,6 +14945,7 @@
     </w:tblStylePr>
     <w:tblStylePr w:type="lastCol">
       <w:rPr>
+        <w:rFonts w:eastAsia="黑体"/>
         <w:color w:themeColor="background1" w:val="FFFFFF"/>
       </w:rPr>
       <w:tblPr/>
@@ -14340,6 +14975,7 @@
       <w:spacing w:after="0" w:line="240" w:lineRule="auto"/>
     </w:pPr>
     <w:rPr>
+      <w:rFonts w:eastAsia="黑体"/>
       <w:color w:themeColor="text1" w:val="000000"/>
     </w:rPr>
     <w:tblPr>
@@ -14361,6 +14997,7 @@
     </w:tcPr>
     <w:tblStylePr w:type="firstRow">
       <w:rPr>
+        <w:rFonts w:eastAsia="黑体"/>
         <w:b/>
         <w:bCs/>
       </w:rPr>
@@ -14371,6 +15008,7 @@
     </w:tblStylePr>
     <w:tblStylePr w:type="lastRow">
       <w:rPr>
+        <w:rFonts w:eastAsia="黑体"/>
         <w:b/>
         <w:bCs/>
         <w:color w:themeColor="text1" w:val="000000"/>
@@ -14382,6 +15020,7 @@
     </w:tblStylePr>
     <w:tblStylePr w:type="firstCol">
       <w:rPr>
+        <w:rFonts w:eastAsia="黑体"/>
         <w:color w:themeColor="background1" w:val="FFFFFF"/>
       </w:rPr>
       <w:tblPr/>
@@ -14391,6 +15030,7 @@
     </w:tblStylePr>
     <w:tblStylePr w:type="lastCol">
       <w:rPr>
+        <w:rFonts w:eastAsia="黑体"/>
         <w:color w:themeColor="background1" w:val="FFFFFF"/>
       </w:rPr>
       <w:tblPr/>
@@ -14420,6 +15060,7 @@
       <w:spacing w:after="0" w:line="240" w:lineRule="auto"/>
     </w:pPr>
     <w:rPr>
+      <w:rFonts w:eastAsia="黑体"/>
       <w:color w:themeColor="text1" w:val="000000"/>
     </w:rPr>
     <w:tblPr>
@@ -14441,6 +15082,7 @@
     </w:tcPr>
     <w:tblStylePr w:type="firstRow">
       <w:rPr>
+        <w:rFonts w:eastAsia="黑体"/>
         <w:b/>
         <w:bCs/>
       </w:rPr>
@@ -14451,6 +15093,7 @@
     </w:tblStylePr>
     <w:tblStylePr w:type="lastRow">
       <w:rPr>
+        <w:rFonts w:eastAsia="黑体"/>
         <w:b/>
         <w:bCs/>
         <w:color w:themeColor="text1" w:val="000000"/>
@@ -14462,6 +15105,7 @@
     </w:tblStylePr>
     <w:tblStylePr w:type="firstCol">
       <w:rPr>
+        <w:rFonts w:eastAsia="黑体"/>
         <w:color w:themeColor="background1" w:val="FFFFFF"/>
       </w:rPr>
       <w:tblPr/>
@@ -14471,6 +15115,7 @@
     </w:tblStylePr>
     <w:tblStylePr w:type="lastCol">
       <w:rPr>
+        <w:rFonts w:eastAsia="黑体"/>
         <w:color w:themeColor="background1" w:val="FFFFFF"/>
       </w:rPr>
       <w:tblPr/>
@@ -14500,6 +15145,7 @@
       <w:spacing w:after="0" w:line="240" w:lineRule="auto"/>
     </w:pPr>
     <w:rPr>
+      <w:rFonts w:eastAsia="黑体"/>
       <w:color w:themeColor="text1" w:val="000000"/>
     </w:rPr>
     <w:tblPr>
@@ -14521,6 +15167,7 @@
     </w:tcPr>
     <w:tblStylePr w:type="firstRow">
       <w:rPr>
+        <w:rFonts w:eastAsia="黑体"/>
         <w:b/>
         <w:bCs/>
       </w:rPr>
@@ -14531,6 +15178,7 @@
     </w:tblStylePr>
     <w:tblStylePr w:type="lastRow">
       <w:rPr>
+        <w:rFonts w:eastAsia="黑体"/>
         <w:b/>
         <w:bCs/>
         <w:color w:themeColor="text1" w:val="000000"/>
@@ -14542,6 +15190,7 @@
     </w:tblStylePr>
     <w:tblStylePr w:type="firstCol">
       <w:rPr>
+        <w:rFonts w:eastAsia="黑体"/>
         <w:color w:themeColor="background1" w:val="FFFFFF"/>
       </w:rPr>
       <w:tblPr/>
@@ -14551,6 +15200,7 @@
     </w:tblStylePr>
     <w:tblStylePr w:type="lastCol">
       <w:rPr>
+        <w:rFonts w:eastAsia="黑体"/>
         <w:color w:themeColor="background1" w:val="FFFFFF"/>
       </w:rPr>
       <w:tblPr/>
@@ -14583,6 +15233,7 @@
     <w:name w:val="KeywordTok"/>
     <w:basedOn w:val="VerbatimChar"/>
     <w:rPr>
+      <w:rFonts w:eastAsia="黑体"/>
       <w:b/>
       <w:color w:val="007020"/>
     </w:rPr>
@@ -14591,6 +15242,7 @@
     <w:name w:val="DataTypeTok"/>
     <w:basedOn w:val="VerbatimChar"/>
     <w:rPr>
+      <w:rFonts w:eastAsia="黑体"/>
       <w:color w:val="902000"/>
     </w:rPr>
   </w:style>
@@ -14598,6 +15250,7 @@
     <w:name w:val="DecValTok"/>
     <w:basedOn w:val="VerbatimChar"/>
     <w:rPr>
+      <w:rFonts w:eastAsia="黑体"/>
       <w:color w:val="40a070"/>
     </w:rPr>
   </w:style>
@@ -14605,6 +15258,7 @@
     <w:name w:val="BaseNTok"/>
     <w:basedOn w:val="VerbatimChar"/>
     <w:rPr>
+      <w:rFonts w:eastAsia="黑体"/>
       <w:color w:val="40a070"/>
     </w:rPr>
   </w:style>
@@ -14612,6 +15266,7 @@
     <w:name w:val="FloatTok"/>
     <w:basedOn w:val="VerbatimChar"/>
     <w:rPr>
+      <w:rFonts w:eastAsia="黑体"/>
       <w:color w:val="40a070"/>
     </w:rPr>
   </w:style>
@@ -14619,6 +15274,7 @@
     <w:name w:val="ConstantTok"/>
     <w:basedOn w:val="VerbatimChar"/>
     <w:rPr>
+      <w:rFonts w:eastAsia="黑体"/>
       <w:color w:val="880000"/>
     </w:rPr>
   </w:style>
@@ -14626,6 +15282,7 @@
     <w:name w:val="CharTok"/>
     <w:basedOn w:val="VerbatimChar"/>
     <w:rPr>
+      <w:rFonts w:eastAsia="黑体"/>
       <w:color w:val="4070a0"/>
     </w:rPr>
   </w:style>
@@ -14633,6 +15290,7 @@
     <w:name w:val="SpecialCharTok"/>
     <w:basedOn w:val="VerbatimChar"/>
     <w:rPr>
+      <w:rFonts w:eastAsia="黑体"/>
       <w:color w:val="4070a0"/>
     </w:rPr>
   </w:style>
@@ -14640,6 +15298,7 @@
     <w:name w:val="StringTok"/>
     <w:basedOn w:val="VerbatimChar"/>
     <w:rPr>
+      <w:rFonts w:eastAsia="黑体"/>
       <w:color w:val="4070a0"/>
     </w:rPr>
   </w:style>
@@ -14647,6 +15306,7 @@
     <w:name w:val="VerbatimStringTok"/>
     <w:basedOn w:val="VerbatimChar"/>
     <w:rPr>
+      <w:rFonts w:eastAsia="黑体"/>
       <w:color w:val="4070a0"/>
     </w:rPr>
   </w:style>
@@ -14654,6 +15314,7 @@
     <w:name w:val="SpecialStringTok"/>
     <w:basedOn w:val="VerbatimChar"/>
     <w:rPr>
+      <w:rFonts w:eastAsia="黑体"/>
       <w:color w:val="bb6688"/>
     </w:rPr>
   </w:style>
@@ -14661,6 +15322,7 @@
     <w:name w:val="ImportTok"/>
     <w:basedOn w:val="VerbatimChar"/>
     <w:rPr>
+      <w:rFonts w:eastAsia="黑体"/>
       <w:b/>
       <w:color w:val="008000"/>
     </w:rPr>
@@ -14669,6 +15331,7 @@
     <w:name w:val="CommentTok"/>
     <w:basedOn w:val="VerbatimChar"/>
     <w:rPr>
+      <w:rFonts w:eastAsia="黑体"/>
       <w:i/>
       <w:color w:val="60a0b0"/>
     </w:rPr>
@@ -14677,6 +15340,7 @@
     <w:name w:val="DocumentationTok"/>
     <w:basedOn w:val="VerbatimChar"/>
     <w:rPr>
+      <w:rFonts w:eastAsia="黑体"/>
       <w:i/>
       <w:color w:val="ba2121"/>
     </w:rPr>
@@ -14685,6 +15349,7 @@
     <w:name w:val="AnnotationTok"/>
     <w:basedOn w:val="VerbatimChar"/>
     <w:rPr>
+      <w:rFonts w:eastAsia="黑体"/>
       <w:b/>
       <w:i/>
       <w:color w:val="60a0b0"/>
@@ -14694,6 +15359,7 @@
     <w:name w:val="CommentVarTok"/>
     <w:basedOn w:val="VerbatimChar"/>
     <w:rPr>
+      <w:rFonts w:eastAsia="黑体"/>
       <w:b/>
       <w:i/>
       <w:color w:val="60a0b0"/>
@@ -14703,6 +15369,7 @@
     <w:name w:val="OtherTok"/>
     <w:basedOn w:val="VerbatimChar"/>
     <w:rPr>
+      <w:rFonts w:eastAsia="黑体"/>
       <w:color w:val="007020"/>
     </w:rPr>
   </w:style>
@@ -14710,6 +15377,7 @@
     <w:name w:val="FunctionTok"/>
     <w:basedOn w:val="VerbatimChar"/>
     <w:rPr>
+      <w:rFonts w:eastAsia="黑体"/>
       <w:color w:val="06287e"/>
     </w:rPr>
   </w:style>
@@ -14717,6 +15385,7 @@
     <w:name w:val="VariableTok"/>
     <w:basedOn w:val="VerbatimChar"/>
     <w:rPr>
+      <w:rFonts w:eastAsia="黑体"/>
       <w:color w:val="19177c"/>
     </w:rPr>
   </w:style>
@@ -14724,6 +15393,7 @@
     <w:name w:val="ControlFlowTok"/>
     <w:basedOn w:val="VerbatimChar"/>
     <w:rPr>
+      <w:rFonts w:eastAsia="黑体"/>
       <w:b/>
       <w:color w:val="007020"/>
     </w:rPr>
@@ -14732,6 +15402,7 @@
     <w:name w:val="OperatorTok"/>
     <w:basedOn w:val="VerbatimChar"/>
     <w:rPr>
+      <w:rFonts w:eastAsia="黑体"/>
       <w:color w:val="666666"/>
     </w:rPr>
   </w:style>
@@ -14739,18 +15410,22 @@
     <w:name w:val="BuiltInTok"/>
     <w:basedOn w:val="VerbatimChar"/>
     <w:rPr>
+      <w:rFonts w:eastAsia="黑体"/>
       <w:color w:val="008000"/>
     </w:rPr>
   </w:style>
   <w:style w:type="character" w:customStyle="1" w:styleId="ExtensionTok">
     <w:name w:val="ExtensionTok"/>
     <w:basedOn w:val="VerbatimChar"/>
-    <w:rPr/>
+    <w:rPr>
+      <w:rFonts w:eastAsia="黑体"/>
+    </w:rPr>
   </w:style>
   <w:style w:type="character" w:customStyle="1" w:styleId="PreprocessorTok">
     <w:name w:val="PreprocessorTok"/>
     <w:basedOn w:val="VerbatimChar"/>
     <w:rPr>
+      <w:rFonts w:eastAsia="黑体"/>
       <w:color w:val="bc7a00"/>
     </w:rPr>
   </w:style>
@@ -14758,18 +15433,22 @@
     <w:name w:val="AttributeTok"/>
     <w:basedOn w:val="VerbatimChar"/>
     <w:rPr>
+      <w:rFonts w:eastAsia="黑体"/>
       <w:color w:val="7d9029"/>
     </w:rPr>
   </w:style>
   <w:style w:type="character" w:customStyle="1" w:styleId="RegionMarkerTok">
     <w:name w:val="RegionMarkerTok"/>
     <w:basedOn w:val="VerbatimChar"/>
-    <w:rPr/>
+    <w:rPr>
+      <w:rFonts w:eastAsia="黑体"/>
+    </w:rPr>
   </w:style>
   <w:style w:type="character" w:customStyle="1" w:styleId="InformationTok">
     <w:name w:val="InformationTok"/>
     <w:basedOn w:val="VerbatimChar"/>
     <w:rPr>
+      <w:rFonts w:eastAsia="黑体"/>
       <w:b/>
       <w:i/>
       <w:color w:val="60a0b0"/>
@@ -14779,6 +15458,7 @@
     <w:name w:val="WarningTok"/>
     <w:basedOn w:val="VerbatimChar"/>
     <w:rPr>
+      <w:rFonts w:eastAsia="黑体"/>
       <w:b/>
       <w:i/>
       <w:color w:val="60a0b0"/>
@@ -14788,6 +15468,7 @@
     <w:name w:val="AlertTok"/>
     <w:basedOn w:val="VerbatimChar"/>
     <w:rPr>
+      <w:rFonts w:eastAsia="黑体"/>
       <w:b/>
       <w:color w:val="ff0000"/>
     </w:rPr>
@@ -14796,6 +15477,7 @@
     <w:name w:val="ErrorTok"/>
     <w:basedOn w:val="VerbatimChar"/>
     <w:rPr>
+      <w:rFonts w:eastAsia="黑体"/>
       <w:b/>
       <w:color w:val="ff0000"/>
     </w:rPr>
@@ -14803,7 +15485,9 @@
   <w:style w:type="character" w:customStyle="1" w:styleId="NormalTok">
     <w:name w:val="NormalTok"/>
     <w:basedOn w:val="VerbatimChar"/>
-    <w:rPr/>
+    <w:rPr>
+      <w:rFonts w:eastAsia="黑体"/>
+    </w:rPr>
   </w:style>
 </w:styles>
 </file>
@@ -14852,12 +15536,12 @@
     <a:fontScheme name="Office">
       <a:majorFont>
         <a:latin typeface="Calibri"/>
-        <a:ea typeface=""/>
+        <a:ea typeface="黑体"/>
         <a:cs typeface=""/>
         <a:font script="Jpan" typeface="ＭＳ ゴシック"/>
         <a:font script="Hang" typeface="맑은 고딕"/>
-        <a:font script="Hans" typeface="宋体"/>
-        <a:font script="Hant" typeface="新細明體"/>
+        <a:font script="Hans" typeface="黑体"/>
+        <a:font script="Hant" typeface="黑体"/>
         <a:font script="Arab" typeface="Times New Roman"/>
         <a:font script="Hebr" typeface="Times New Roman"/>
         <a:font script="Thai" typeface="Angsana New"/>
@@ -14887,12 +15571,12 @@
       </a:majorFont>
       <a:minorFont>
         <a:latin typeface="Cambria"/>
-        <a:ea typeface=""/>
+        <a:ea typeface="黑体"/>
         <a:cs typeface=""/>
         <a:font script="Jpan" typeface="ＭＳ 明朝"/>
         <a:font script="Hang" typeface="맑은 고딕"/>
-        <a:font script="Hans" typeface="宋体"/>
-        <a:font script="Hant" typeface="新細明體"/>
+        <a:font script="Hans" typeface="黑体"/>
+        <a:font script="Hant" typeface="黑体"/>
         <a:font script="Arab" typeface="Arial"/>
         <a:font script="Hebr" typeface="Arial"/>
         <a:font script="Thai" typeface="Cordia New"/>

--- a/01-电源电路/04-电池充放电管理/锂电池保护电路/锂电池保护电路.docx
+++ b/01-电源电路/04-电池充放电管理/锂电池保护电路/锂电池保护电路.docx
@@ -2465,7 +2465,7 @@
           <w:color w:val="555555"/>
           <w:sz w:val="21"/>
         </w:rPr>
-        <w:t>材料收集者：杜文杰，WX手机：19519196569，QQ:3478827729</w:t>
+        <w:t>材料收集者：杜文杰，微信/手机：19519196569，QQ:3478827729</w:t>
       </w:r>
     </w:p>
     <w:sectPr>
